--- a/results/main/Table_2.docx
+++ b/results/main/Table_2.docx
@@ -31,8 +31,7 @@
               <w:jc w:val="center"/>
             </w:pPr>
             <w:r>
-              <w:t>(1)
-Half the meta-average
+              <w:t>(0.25 x meta-average; 0% genuine heterogeneity)
 Difference [95% CI]</w:t>
             </w:r>
           </w:p>
@@ -44,8 +43,7 @@
               <w:jc w:val="center"/>
             </w:pPr>
             <w:r>
-              <w:t>(2)
-Half the meta-average and 25% genuine heterogeneity
+              <w:t>(0.25 x meta-average; 25% genuine heterogeneity)
 Difference [95% CI]</w:t>
             </w:r>
           </w:p>
@@ -57,8 +55,7 @@
               <w:jc w:val="center"/>
             </w:pPr>
             <w:r>
-              <w:t>(3)
-Half the meta-average and 50% genuine heterogeneity
+              <w:t>(0.25 x meta-average; 50% genuine heterogeneity)
 Difference [95% CI]</w:t>
             </w:r>
           </w:p>
@@ -70,8 +67,103 @@
               <w:jc w:val="center"/>
             </w:pPr>
             <w:r>
-              <w:t>(4)
-Half the meta-average and 75% genuine heterogeneity
+              <w:t>(0.25 x meta-average; 75% genuine heterogeneity)
+Difference [95% CI]</w:t>
+            </w:r>
+          </w:p>
+        </w:tc>
+        <w:tc>
+          <w:p>
+            <w:pPr>
+              <w:pStyle w:val="Normal"/>
+              <w:jc w:val="center"/>
+            </w:pPr>
+            <w:r>
+              <w:t>(0.5 x meta-average; 0% genuine heterogeneity)
+Difference [95% CI]</w:t>
+            </w:r>
+          </w:p>
+        </w:tc>
+        <w:tc>
+          <w:p>
+            <w:pPr>
+              <w:pStyle w:val="Normal"/>
+              <w:jc w:val="center"/>
+            </w:pPr>
+            <w:r>
+              <w:t>(0.5 x meta-average; 25% genuine heterogeneity)
+Difference [95% CI]</w:t>
+            </w:r>
+          </w:p>
+        </w:tc>
+        <w:tc>
+          <w:p>
+            <w:pPr>
+              <w:pStyle w:val="Normal"/>
+              <w:jc w:val="center"/>
+            </w:pPr>
+            <w:r>
+              <w:t>(0.5 x meta-average; 50% genuine heterogeneity)
+Difference [95% CI]</w:t>
+            </w:r>
+          </w:p>
+        </w:tc>
+        <w:tc>
+          <w:p>
+            <w:pPr>
+              <w:pStyle w:val="Normal"/>
+              <w:jc w:val="center"/>
+            </w:pPr>
+            <w:r>
+              <w:t>(0.5 x meta-average; 75% genuine heterogeneity)
+Difference [95% CI]</w:t>
+            </w:r>
+          </w:p>
+        </w:tc>
+        <w:tc>
+          <w:p>
+            <w:pPr>
+              <w:pStyle w:val="Normal"/>
+              <w:jc w:val="center"/>
+            </w:pPr>
+            <w:r>
+              <w:t>(1 x meta-average; 0% genuine heterogeneity)
+Difference [95% CI]</w:t>
+            </w:r>
+          </w:p>
+        </w:tc>
+        <w:tc>
+          <w:p>
+            <w:pPr>
+              <w:pStyle w:val="Normal"/>
+              <w:jc w:val="center"/>
+            </w:pPr>
+            <w:r>
+              <w:t>(1 x meta-average; 25% genuine heterogeneity)
+Difference [95% CI]</w:t>
+            </w:r>
+          </w:p>
+        </w:tc>
+        <w:tc>
+          <w:p>
+            <w:pPr>
+              <w:pStyle w:val="Normal"/>
+              <w:jc w:val="center"/>
+            </w:pPr>
+            <w:r>
+              <w:t>(1 x meta-average; 50% genuine heterogeneity)
+Difference [95% CI]</w:t>
+            </w:r>
+          </w:p>
+        </w:tc>
+        <w:tc>
+          <w:p>
+            <w:pPr>
+              <w:pStyle w:val="Normal"/>
+              <w:jc w:val="center"/>
+            </w:pPr>
+            <w:r>
+              <w:t>(1 x meta-average; 75% genuine heterogeneity)
 Difference [95% CI]</w:t>
             </w:r>
           </w:p>
@@ -96,40 +188,128 @@
               <w:jc w:val="center"/>
             </w:pPr>
             <w:r>
-              <w:t>-0.002 [-0.006, 0.002]</w:t>
-            </w:r>
-          </w:p>
-        </w:tc>
-        <w:tc>
-          <w:p>
-            <w:pPr>
-              <w:pStyle w:val="Normal"/>
-              <w:jc w:val="center"/>
-            </w:pPr>
-            <w:r>
-              <w:t>0.001 [-0.002, 0.005]</w:t>
-            </w:r>
-          </w:p>
-        </w:tc>
-        <w:tc>
-          <w:p>
-            <w:pPr>
-              <w:pStyle w:val="Normal"/>
-              <w:jc w:val="center"/>
-            </w:pPr>
-            <w:r>
-              <w:t>0.005 [0.002, 0.009]</w:t>
-            </w:r>
-          </w:p>
-        </w:tc>
-        <w:tc>
-          <w:p>
-            <w:pPr>
-              <w:pStyle w:val="Normal"/>
-              <w:jc w:val="center"/>
-            </w:pPr>
-            <w:r>
-              <w:t>0.008 [0.005, 0.011]</w:t>
+              <w:t>-0.02 [-0.022, -0.018]</w:t>
+            </w:r>
+          </w:p>
+        </w:tc>
+        <w:tc>
+          <w:p>
+            <w:pPr>
+              <w:pStyle w:val="Normal"/>
+              <w:jc w:val="center"/>
+            </w:pPr>
+            <w:r>
+              <w:t>-0.006 [-0.008, -0.004]</w:t>
+            </w:r>
+          </w:p>
+        </w:tc>
+        <w:tc>
+          <w:p>
+            <w:pPr>
+              <w:pStyle w:val="Normal"/>
+              <w:jc w:val="center"/>
+            </w:pPr>
+            <w:r>
+              <w:t>0.001 [-0.002, 0.002]</w:t>
+            </w:r>
+          </w:p>
+        </w:tc>
+        <w:tc>
+          <w:p>
+            <w:pPr>
+              <w:pStyle w:val="Normal"/>
+              <w:jc w:val="center"/>
+            </w:pPr>
+            <w:r>
+              <w:t>0.005 [0.002, 0.007]</w:t>
+            </w:r>
+          </w:p>
+        </w:tc>
+        <w:tc>
+          <w:p>
+            <w:pPr>
+              <w:pStyle w:val="Normal"/>
+              <w:jc w:val="center"/>
+            </w:pPr>
+            <w:r>
+              <w:t>-0.002 [-0.006, -0.001]</w:t>
+            </w:r>
+          </w:p>
+        </w:tc>
+        <w:tc>
+          <w:p>
+            <w:pPr>
+              <w:pStyle w:val="Normal"/>
+              <w:jc w:val="center"/>
+            </w:pPr>
+            <w:r>
+              <w:t>0.001 [-0.001, 0.003]</w:t>
+            </w:r>
+          </w:p>
+        </w:tc>
+        <w:tc>
+          <w:p>
+            <w:pPr>
+              <w:pStyle w:val="Normal"/>
+              <w:jc w:val="center"/>
+            </w:pPr>
+            <w:r>
+              <w:t>0.005 [0.003, 0.007]</w:t>
+            </w:r>
+          </w:p>
+        </w:tc>
+        <w:tc>
+          <w:p>
+            <w:pPr>
+              <w:pStyle w:val="Normal"/>
+              <w:jc w:val="center"/>
+            </w:pPr>
+            <w:r>
+              <w:t>0.008 [0.006, 0.01]</w:t>
+            </w:r>
+          </w:p>
+        </w:tc>
+        <w:tc>
+          <w:p>
+            <w:pPr>
+              <w:pStyle w:val="Normal"/>
+              <w:jc w:val="center"/>
+            </w:pPr>
+            <w:r>
+              <w:t>0.018 [0.013, 0.019]</w:t>
+            </w:r>
+          </w:p>
+        </w:tc>
+        <w:tc>
+          <w:p>
+            <w:pPr>
+              <w:pStyle w:val="Normal"/>
+              <w:jc w:val="center"/>
+            </w:pPr>
+            <w:r>
+              <w:t>0.015 [0.012, 0.016]</w:t>
+            </w:r>
+          </w:p>
+        </w:tc>
+        <w:tc>
+          <w:p>
+            <w:pPr>
+              <w:pStyle w:val="Normal"/>
+              <w:jc w:val="center"/>
+            </w:pPr>
+            <w:r>
+              <w:t>0.016 [0.013, 0.017]</w:t>
+            </w:r>
+          </w:p>
+        </w:tc>
+        <w:tc>
+          <w:p>
+            <w:pPr>
+              <w:pStyle w:val="Normal"/>
+              <w:jc w:val="center"/>
+            </w:pPr>
+            <w:r>
+              <w:t>0.017 [0.014, 0.018]</w:t>
             </w:r>
           </w:p>
         </w:tc>
@@ -153,40 +333,128 @@
               <w:jc w:val="center"/>
             </w:pPr>
             <w:r>
-              <w:t>-0.015 [-0.019, -0.011]</w:t>
-            </w:r>
-          </w:p>
-        </w:tc>
-        <w:tc>
-          <w:p>
-            <w:pPr>
-              <w:pStyle w:val="Normal"/>
-              <w:jc w:val="center"/>
-            </w:pPr>
-            <w:r>
-              <w:t>-0.011 [-0.015, -0.008]</w:t>
-            </w:r>
-          </w:p>
-        </w:tc>
-        <w:tc>
-          <w:p>
-            <w:pPr>
-              <w:pStyle w:val="Normal"/>
-              <w:jc w:val="center"/>
-            </w:pPr>
-            <w:r>
-              <w:t>-0.007 [-0.01, -0.004]</w:t>
-            </w:r>
-          </w:p>
-        </w:tc>
-        <w:tc>
-          <w:p>
-            <w:pPr>
-              <w:pStyle w:val="Normal"/>
-              <w:jc w:val="center"/>
-            </w:pPr>
-            <w:r>
-              <w:t>-0.004 [-0.007, -0.001]</w:t>
+              <w:t>-0.032 [-0.035, -0.03]</w:t>
+            </w:r>
+          </w:p>
+        </w:tc>
+        <w:tc>
+          <w:p>
+            <w:pPr>
+              <w:pStyle w:val="Normal"/>
+              <w:jc w:val="center"/>
+            </w:pPr>
+            <w:r>
+              <w:t>-0.018 [-0.021, -0.017]</w:t>
+            </w:r>
+          </w:p>
+        </w:tc>
+        <w:tc>
+          <w:p>
+            <w:pPr>
+              <w:pStyle w:val="Normal"/>
+              <w:jc w:val="center"/>
+            </w:pPr>
+            <w:r>
+              <w:t>-0.012 [-0.014, -0.01]</w:t>
+            </w:r>
+          </w:p>
+        </w:tc>
+        <w:tc>
+          <w:p>
+            <w:pPr>
+              <w:pStyle w:val="Normal"/>
+              <w:jc w:val="center"/>
+            </w:pPr>
+            <w:r>
+              <w:t>-0.008 [-0.01, -0.006]</w:t>
+            </w:r>
+          </w:p>
+        </w:tc>
+        <w:tc>
+          <w:p>
+            <w:pPr>
+              <w:pStyle w:val="Normal"/>
+              <w:jc w:val="center"/>
+            </w:pPr>
+            <w:r>
+              <w:t>-0.015 [-0.019, -0.013]</w:t>
+            </w:r>
+          </w:p>
+        </w:tc>
+        <w:tc>
+          <w:p>
+            <w:pPr>
+              <w:pStyle w:val="Normal"/>
+              <w:jc w:val="center"/>
+            </w:pPr>
+            <w:r>
+              <w:t>-0.011 [-0.014, -0.01]</w:t>
+            </w:r>
+          </w:p>
+        </w:tc>
+        <w:tc>
+          <w:p>
+            <w:pPr>
+              <w:pStyle w:val="Normal"/>
+              <w:jc w:val="center"/>
+            </w:pPr>
+            <w:r>
+              <w:t>-0.007 [-0.01, -0.006]</w:t>
+            </w:r>
+          </w:p>
+        </w:tc>
+        <w:tc>
+          <w:p>
+            <w:pPr>
+              <w:pStyle w:val="Normal"/>
+              <w:jc w:val="center"/>
+            </w:pPr>
+            <w:r>
+              <w:t>-0.004 [-0.007, -0.003]</w:t>
+            </w:r>
+          </w:p>
+        </w:tc>
+        <w:tc>
+          <w:p>
+            <w:pPr>
+              <w:pStyle w:val="Normal"/>
+              <w:jc w:val="center"/>
+            </w:pPr>
+            <w:r>
+              <w:t>0.005 [0, 0.007]</w:t>
+            </w:r>
+          </w:p>
+        </w:tc>
+        <w:tc>
+          <w:p>
+            <w:pPr>
+              <w:pStyle w:val="Normal"/>
+              <w:jc w:val="center"/>
+            </w:pPr>
+            <w:r>
+              <w:t>0.003 [-0.001, 0.004]</w:t>
+            </w:r>
+          </w:p>
+        </w:tc>
+        <w:tc>
+          <w:p>
+            <w:pPr>
+              <w:pStyle w:val="Normal"/>
+              <w:jc w:val="center"/>
+            </w:pPr>
+            <w:r>
+              <w:t>0.003 [0, 0.004]</w:t>
+            </w:r>
+          </w:p>
+        </w:tc>
+        <w:tc>
+          <w:p>
+            <w:pPr>
+              <w:pStyle w:val="Normal"/>
+              <w:jc w:val="center"/>
+            </w:pPr>
+            <w:r>
+              <w:t>0.004 [0.002, 0.005]</w:t>
             </w:r>
           </w:p>
         </w:tc>
@@ -210,40 +478,128 @@
               <w:jc w:val="center"/>
             </w:pPr>
             <w:r>
-              <w:t>-0.015 [-0.019, -0.011]</w:t>
-            </w:r>
-          </w:p>
-        </w:tc>
-        <w:tc>
-          <w:p>
-            <w:pPr>
-              <w:pStyle w:val="Normal"/>
-              <w:jc w:val="center"/>
-            </w:pPr>
-            <w:r>
-              <w:t>-0.012 [-0.015, -0.008]</w:t>
-            </w:r>
-          </w:p>
-        </w:tc>
-        <w:tc>
-          <w:p>
-            <w:pPr>
-              <w:pStyle w:val="Normal"/>
-              <w:jc w:val="center"/>
-            </w:pPr>
-            <w:r>
-              <w:t>-0.007 [-0.01, -0.004]</w:t>
-            </w:r>
-          </w:p>
-        </w:tc>
-        <w:tc>
-          <w:p>
-            <w:pPr>
-              <w:pStyle w:val="Normal"/>
-              <w:jc w:val="center"/>
-            </w:pPr>
-            <w:r>
-              <w:t>-0.004 [-0.007, -0.001]</w:t>
+              <w:t>-0.032 [-0.035, -0.031]</w:t>
+            </w:r>
+          </w:p>
+        </w:tc>
+        <w:tc>
+          <w:p>
+            <w:pPr>
+              <w:pStyle w:val="Normal"/>
+              <w:jc w:val="center"/>
+            </w:pPr>
+            <w:r>
+              <w:t>-0.019 [-0.021, -0.017]</w:t>
+            </w:r>
+          </w:p>
+        </w:tc>
+        <w:tc>
+          <w:p>
+            <w:pPr>
+              <w:pStyle w:val="Normal"/>
+              <w:jc w:val="center"/>
+            </w:pPr>
+            <w:r>
+              <w:t>-0.012 [-0.015, -0.01]</w:t>
+            </w:r>
+          </w:p>
+        </w:tc>
+        <w:tc>
+          <w:p>
+            <w:pPr>
+              <w:pStyle w:val="Normal"/>
+              <w:jc w:val="center"/>
+            </w:pPr>
+            <w:r>
+              <w:t>-0.008 [-0.011, -0.006]</w:t>
+            </w:r>
+          </w:p>
+        </w:tc>
+        <w:tc>
+          <w:p>
+            <w:pPr>
+              <w:pStyle w:val="Normal"/>
+              <w:jc w:val="center"/>
+            </w:pPr>
+            <w:r>
+              <w:t>-0.015 [-0.019, -0.014]</w:t>
+            </w:r>
+          </w:p>
+        </w:tc>
+        <w:tc>
+          <w:p>
+            <w:pPr>
+              <w:pStyle w:val="Normal"/>
+              <w:jc w:val="center"/>
+            </w:pPr>
+            <w:r>
+              <w:t>-0.012 [-0.014, -0.01]</w:t>
+            </w:r>
+          </w:p>
+        </w:tc>
+        <w:tc>
+          <w:p>
+            <w:pPr>
+              <w:pStyle w:val="Normal"/>
+              <w:jc w:val="center"/>
+            </w:pPr>
+            <w:r>
+              <w:t>-0.007 [-0.01, -0.006]</w:t>
+            </w:r>
+          </w:p>
+        </w:tc>
+        <w:tc>
+          <w:p>
+            <w:pPr>
+              <w:pStyle w:val="Normal"/>
+              <w:jc w:val="center"/>
+            </w:pPr>
+            <w:r>
+              <w:t>-0.004 [-0.007, -0.003]</w:t>
+            </w:r>
+          </w:p>
+        </w:tc>
+        <w:tc>
+          <w:p>
+            <w:pPr>
+              <w:pStyle w:val="Normal"/>
+              <w:jc w:val="center"/>
+            </w:pPr>
+            <w:r>
+              <w:t>0.005 [0, 0.006]</w:t>
+            </w:r>
+          </w:p>
+        </w:tc>
+        <w:tc>
+          <w:p>
+            <w:pPr>
+              <w:pStyle w:val="Normal"/>
+              <w:jc w:val="center"/>
+            </w:pPr>
+            <w:r>
+              <w:t>0.003 [-0.001, 0.004]</w:t>
+            </w:r>
+          </w:p>
+        </w:tc>
+        <w:tc>
+          <w:p>
+            <w:pPr>
+              <w:pStyle w:val="Normal"/>
+              <w:jc w:val="center"/>
+            </w:pPr>
+            <w:r>
+              <w:t>0.003 [0, 0.004]</w:t>
+            </w:r>
+          </w:p>
+        </w:tc>
+        <w:tc>
+          <w:p>
+            <w:pPr>
+              <w:pStyle w:val="Normal"/>
+              <w:jc w:val="center"/>
+            </w:pPr>
+            <w:r>
+              <w:t>0.004 [0.001, 0.005]</w:t>
             </w:r>
           </w:p>
         </w:tc>
@@ -267,40 +623,128 @@
               <w:jc w:val="center"/>
             </w:pPr>
             <w:r>
-              <w:t>-0.02 [-0.023, -0.015]</w:t>
-            </w:r>
-          </w:p>
-        </w:tc>
-        <w:tc>
-          <w:p>
-            <w:pPr>
-              <w:pStyle w:val="Normal"/>
-              <w:jc w:val="center"/>
-            </w:pPr>
-            <w:r>
-              <w:t>-0.016 [-0.019, -0.012]</w:t>
-            </w:r>
-          </w:p>
-        </w:tc>
-        <w:tc>
-          <w:p>
-            <w:pPr>
-              <w:pStyle w:val="Normal"/>
-              <w:jc w:val="center"/>
-            </w:pPr>
-            <w:r>
-              <w:t>-0.012 [-0.015, -0.008]</w:t>
-            </w:r>
-          </w:p>
-        </w:tc>
-        <w:tc>
-          <w:p>
-            <w:pPr>
-              <w:pStyle w:val="Normal"/>
-              <w:jc w:val="center"/>
-            </w:pPr>
-            <w:r>
-              <w:t>-0.008 [-0.012, -0.005]</w:t>
+              <w:t>-0.036 [-0.038, -0.034]</w:t>
+            </w:r>
+          </w:p>
+        </w:tc>
+        <w:tc>
+          <w:p>
+            <w:pPr>
+              <w:pStyle w:val="Normal"/>
+              <w:jc w:val="center"/>
+            </w:pPr>
+            <w:r>
+              <w:t>-0.023 [-0.025, -0.021]</w:t>
+            </w:r>
+          </w:p>
+        </w:tc>
+        <w:tc>
+          <w:p>
+            <w:pPr>
+              <w:pStyle w:val="Normal"/>
+              <w:jc w:val="center"/>
+            </w:pPr>
+            <w:r>
+              <w:t>-0.016 [-0.019, -0.014]</w:t>
+            </w:r>
+          </w:p>
+        </w:tc>
+        <w:tc>
+          <w:p>
+            <w:pPr>
+              <w:pStyle w:val="Normal"/>
+              <w:jc w:val="center"/>
+            </w:pPr>
+            <w:r>
+              <w:t>-0.012 [-0.015, -0.01]</w:t>
+            </w:r>
+          </w:p>
+        </w:tc>
+        <w:tc>
+          <w:p>
+            <w:pPr>
+              <w:pStyle w:val="Normal"/>
+              <w:jc w:val="center"/>
+            </w:pPr>
+            <w:r>
+              <w:t>-0.02 [-0.023, -0.018]</w:t>
+            </w:r>
+          </w:p>
+        </w:tc>
+        <w:tc>
+          <w:p>
+            <w:pPr>
+              <w:pStyle w:val="Normal"/>
+              <w:jc w:val="center"/>
+            </w:pPr>
+            <w:r>
+              <w:t>-0.016 [-0.018, -0.014]</w:t>
+            </w:r>
+          </w:p>
+        </w:tc>
+        <w:tc>
+          <w:p>
+            <w:pPr>
+              <w:pStyle w:val="Normal"/>
+              <w:jc w:val="center"/>
+            </w:pPr>
+            <w:r>
+              <w:t>-0.012 [-0.014, -0.01]</w:t>
+            </w:r>
+          </w:p>
+        </w:tc>
+        <w:tc>
+          <w:p>
+            <w:pPr>
+              <w:pStyle w:val="Normal"/>
+              <w:jc w:val="center"/>
+            </w:pPr>
+            <w:r>
+              <w:t>-0.008 [-0.011, -0.007]</w:t>
+            </w:r>
+          </w:p>
+        </w:tc>
+        <w:tc>
+          <w:p>
+            <w:pPr>
+              <w:pStyle w:val="Normal"/>
+              <w:jc w:val="center"/>
+            </w:pPr>
+            <w:r>
+              <w:t>0.001 [-0.004, 0.002]</w:t>
+            </w:r>
+          </w:p>
+        </w:tc>
+        <w:tc>
+          <w:p>
+            <w:pPr>
+              <w:pStyle w:val="Normal"/>
+              <w:jc w:val="center"/>
+            </w:pPr>
+            <w:r>
+              <w:t>-0.002 [-0.005, 0]</w:t>
+            </w:r>
+          </w:p>
+        </w:tc>
+        <w:tc>
+          <w:p>
+            <w:pPr>
+              <w:pStyle w:val="Normal"/>
+              <w:jc w:val="center"/>
+            </w:pPr>
+            <w:r>
+              <w:t>-0.001 [-0.004, 0]</w:t>
+            </w:r>
+          </w:p>
+        </w:tc>
+        <w:tc>
+          <w:p>
+            <w:pPr>
+              <w:pStyle w:val="Normal"/>
+              <w:jc w:val="center"/>
+            </w:pPr>
+            <w:r>
+              <w:t>0 [-0.003, 0.001]</w:t>
             </w:r>
           </w:p>
         </w:tc>
@@ -324,40 +768,128 @@
               <w:jc w:val="center"/>
             </w:pPr>
             <w:r>
-              <w:t>-0.015 [-0.019, -0.011]</w:t>
-            </w:r>
-          </w:p>
-        </w:tc>
-        <w:tc>
-          <w:p>
-            <w:pPr>
-              <w:pStyle w:val="Normal"/>
-              <w:jc w:val="center"/>
-            </w:pPr>
-            <w:r>
-              <w:t>-0.011 [-0.014, -0.008]</w:t>
-            </w:r>
-          </w:p>
-        </w:tc>
-        <w:tc>
-          <w:p>
-            <w:pPr>
-              <w:pStyle w:val="Normal"/>
-              <w:jc w:val="center"/>
-            </w:pPr>
-            <w:r>
-              <w:t>-0.007 [-0.01, -0.004]</w:t>
-            </w:r>
-          </w:p>
-        </w:tc>
-        <w:tc>
-          <w:p>
-            <w:pPr>
-              <w:pStyle w:val="Normal"/>
-              <w:jc w:val="center"/>
-            </w:pPr>
-            <w:r>
-              <w:t>-0.004 [-0.007, -0.001]</w:t>
+              <w:t>-0.031 [-0.033, -0.029]</w:t>
+            </w:r>
+          </w:p>
+        </w:tc>
+        <w:tc>
+          <w:p>
+            <w:pPr>
+              <w:pStyle w:val="Normal"/>
+              <w:jc w:val="center"/>
+            </w:pPr>
+            <w:r>
+              <w:t>-0.018 [-0.02, -0.016]</w:t>
+            </w:r>
+          </w:p>
+        </w:tc>
+        <w:tc>
+          <w:p>
+            <w:pPr>
+              <w:pStyle w:val="Normal"/>
+              <w:jc w:val="center"/>
+            </w:pPr>
+            <w:r>
+              <w:t>-0.012 [-0.014, -0.01]</w:t>
+            </w:r>
+          </w:p>
+        </w:tc>
+        <w:tc>
+          <w:p>
+            <w:pPr>
+              <w:pStyle w:val="Normal"/>
+              <w:jc w:val="center"/>
+            </w:pPr>
+            <w:r>
+              <w:t>-0.007 [-0.01, -0.005]</w:t>
+            </w:r>
+          </w:p>
+        </w:tc>
+        <w:tc>
+          <w:p>
+            <w:pPr>
+              <w:pStyle w:val="Normal"/>
+              <w:jc w:val="center"/>
+            </w:pPr>
+            <w:r>
+              <w:t>-0.015 [-0.019, -0.014]</w:t>
+            </w:r>
+          </w:p>
+        </w:tc>
+        <w:tc>
+          <w:p>
+            <w:pPr>
+              <w:pStyle w:val="Normal"/>
+              <w:jc w:val="center"/>
+            </w:pPr>
+            <w:r>
+              <w:t>-0.011 [-0.014, -0.01]</w:t>
+            </w:r>
+          </w:p>
+        </w:tc>
+        <w:tc>
+          <w:p>
+            <w:pPr>
+              <w:pStyle w:val="Normal"/>
+              <w:jc w:val="center"/>
+            </w:pPr>
+            <w:r>
+              <w:t>-0.007 [-0.009, -0.005]</w:t>
+            </w:r>
+          </w:p>
+        </w:tc>
+        <w:tc>
+          <w:p>
+            <w:pPr>
+              <w:pStyle w:val="Normal"/>
+              <w:jc w:val="center"/>
+            </w:pPr>
+            <w:r>
+              <w:t>-0.004 [-0.006, -0.002]</w:t>
+            </w:r>
+          </w:p>
+        </w:tc>
+        <w:tc>
+          <w:p>
+            <w:pPr>
+              <w:pStyle w:val="Normal"/>
+              <w:jc w:val="center"/>
+            </w:pPr>
+            <w:r>
+              <w:t>0.005 [0, 0.007]</w:t>
+            </w:r>
+          </w:p>
+        </w:tc>
+        <w:tc>
+          <w:p>
+            <w:pPr>
+              <w:pStyle w:val="Normal"/>
+              <w:jc w:val="center"/>
+            </w:pPr>
+            <w:r>
+              <w:t>0.003 [-0.001, 0.004]</w:t>
+            </w:r>
+          </w:p>
+        </w:tc>
+        <w:tc>
+          <w:p>
+            <w:pPr>
+              <w:pStyle w:val="Normal"/>
+              <w:jc w:val="center"/>
+            </w:pPr>
+            <w:r>
+              <w:t>0.004 [0.001, 0.005]</w:t>
+            </w:r>
+          </w:p>
+        </w:tc>
+        <w:tc>
+          <w:p>
+            <w:pPr>
+              <w:pStyle w:val="Normal"/>
+              <w:jc w:val="center"/>
+            </w:pPr>
+            <w:r>
+              <w:t>0.005 [0.002, 0.006]</w:t>
             </w:r>
           </w:p>
         </w:tc>
@@ -381,40 +913,128 @@
               <w:jc w:val="center"/>
             </w:pPr>
             <w:r>
-              <w:t>-0.021 [-0.025, -0.017]</w:t>
-            </w:r>
-          </w:p>
-        </w:tc>
-        <w:tc>
-          <w:p>
-            <w:pPr>
-              <w:pStyle w:val="Normal"/>
-              <w:jc w:val="center"/>
-            </w:pPr>
-            <w:r>
-              <w:t>-0.017 [-0.02, -0.013]</w:t>
-            </w:r>
-          </w:p>
-        </w:tc>
-        <w:tc>
-          <w:p>
-            <w:pPr>
-              <w:pStyle w:val="Normal"/>
-              <w:jc w:val="center"/>
-            </w:pPr>
-            <w:r>
-              <w:t>-0.012 [-0.015, -0.009]</w:t>
-            </w:r>
-          </w:p>
-        </w:tc>
-        <w:tc>
-          <w:p>
-            <w:pPr>
-              <w:pStyle w:val="Normal"/>
-              <w:jc w:val="center"/>
-            </w:pPr>
-            <w:r>
-              <w:t>-0.009 [-0.012, -0.006]</w:t>
+              <w:t>-0.036 [-0.038, -0.034]</w:t>
+            </w:r>
+          </w:p>
+        </w:tc>
+        <w:tc>
+          <w:p>
+            <w:pPr>
+              <w:pStyle w:val="Normal"/>
+              <w:jc w:val="center"/>
+            </w:pPr>
+            <w:r>
+              <w:t>-0.023 [-0.025, -0.021]</w:t>
+            </w:r>
+          </w:p>
+        </w:tc>
+        <w:tc>
+          <w:p>
+            <w:pPr>
+              <w:pStyle w:val="Normal"/>
+              <w:jc w:val="center"/>
+            </w:pPr>
+            <w:r>
+              <w:t>-0.017 [-0.019, -0.015]</w:t>
+            </w:r>
+          </w:p>
+        </w:tc>
+        <w:tc>
+          <w:p>
+            <w:pPr>
+              <w:pStyle w:val="Normal"/>
+              <w:jc w:val="center"/>
+            </w:pPr>
+            <w:r>
+              <w:t>-0.013 [-0.015, -0.011]</w:t>
+            </w:r>
+          </w:p>
+        </w:tc>
+        <w:tc>
+          <w:p>
+            <w:pPr>
+              <w:pStyle w:val="Normal"/>
+              <w:jc w:val="center"/>
+            </w:pPr>
+            <w:r>
+              <w:t>-0.021 [-0.024, -0.019]</w:t>
+            </w:r>
+          </w:p>
+        </w:tc>
+        <w:tc>
+          <w:p>
+            <w:pPr>
+              <w:pStyle w:val="Normal"/>
+              <w:jc w:val="center"/>
+            </w:pPr>
+            <w:r>
+              <w:t>-0.017 [-0.019, -0.015]</w:t>
+            </w:r>
+          </w:p>
+        </w:tc>
+        <w:tc>
+          <w:p>
+            <w:pPr>
+              <w:pStyle w:val="Normal"/>
+              <w:jc w:val="center"/>
+            </w:pPr>
+            <w:r>
+              <w:t>-0.012 [-0.015, -0.011]</w:t>
+            </w:r>
+          </w:p>
+        </w:tc>
+        <w:tc>
+          <w:p>
+            <w:pPr>
+              <w:pStyle w:val="Normal"/>
+              <w:jc w:val="center"/>
+            </w:pPr>
+            <w:r>
+              <w:t>-0.009 [-0.012, -0.007]</w:t>
+            </w:r>
+          </w:p>
+        </w:tc>
+        <w:tc>
+          <w:p>
+            <w:pPr>
+              <w:pStyle w:val="Normal"/>
+              <w:jc w:val="center"/>
+            </w:pPr>
+            <w:r>
+              <w:t>-0.001 [-0.006, 0.001]</w:t>
+            </w:r>
+          </w:p>
+        </w:tc>
+        <w:tc>
+          <w:p>
+            <w:pPr>
+              <w:pStyle w:val="Normal"/>
+              <w:jc w:val="center"/>
+            </w:pPr>
+            <w:r>
+              <w:t>-0.002 [-0.006, -0.001]</w:t>
+            </w:r>
+          </w:p>
+        </w:tc>
+        <w:tc>
+          <w:p>
+            <w:pPr>
+              <w:pStyle w:val="Normal"/>
+              <w:jc w:val="center"/>
+            </w:pPr>
+            <w:r>
+              <w:t>-0.002 [-0.005, 0]</w:t>
+            </w:r>
+          </w:p>
+        </w:tc>
+        <w:tc>
+          <w:p>
+            <w:pPr>
+              <w:pStyle w:val="Normal"/>
+              <w:jc w:val="center"/>
+            </w:pPr>
+            <w:r>
+              <w:t>0 [-0.003, 0.001]</w:t>
             </w:r>
           </w:p>
         </w:tc>
@@ -438,40 +1058,128 @@
               <w:jc w:val="center"/>
             </w:pPr>
             <w:r>
-              <w:t>-0.025 [-0.029, -0.021]</w:t>
-            </w:r>
-          </w:p>
-        </w:tc>
-        <w:tc>
-          <w:p>
-            <w:pPr>
-              <w:pStyle w:val="Normal"/>
-              <w:jc w:val="center"/>
-            </w:pPr>
-            <w:r>
-              <w:t>-0.021 [-0.024, -0.017]</w:t>
-            </w:r>
-          </w:p>
-        </w:tc>
-        <w:tc>
-          <w:p>
-            <w:pPr>
-              <w:pStyle w:val="Normal"/>
-              <w:jc w:val="center"/>
-            </w:pPr>
-            <w:r>
-              <w:t>-0.016 [-0.019, -0.013]</w:t>
-            </w:r>
-          </w:p>
-        </w:tc>
-        <w:tc>
-          <w:p>
-            <w:pPr>
-              <w:pStyle w:val="Normal"/>
-              <w:jc w:val="center"/>
-            </w:pPr>
-            <w:r>
-              <w:t>-0.013 [-0.016, -0.01]</w:t>
+              <w:t>-0.039 [-0.041, -0.037]</w:t>
+            </w:r>
+          </w:p>
+        </w:tc>
+        <w:tc>
+          <w:p>
+            <w:pPr>
+              <w:pStyle w:val="Normal"/>
+              <w:jc w:val="center"/>
+            </w:pPr>
+            <w:r>
+              <w:t>-0.027 [-0.029, -0.025]</w:t>
+            </w:r>
+          </w:p>
+        </w:tc>
+        <w:tc>
+          <w:p>
+            <w:pPr>
+              <w:pStyle w:val="Normal"/>
+              <w:jc w:val="center"/>
+            </w:pPr>
+            <w:r>
+              <w:t>-0.02 [-0.023, -0.019]</w:t>
+            </w:r>
+          </w:p>
+        </w:tc>
+        <w:tc>
+          <w:p>
+            <w:pPr>
+              <w:pStyle w:val="Normal"/>
+              <w:jc w:val="center"/>
+            </w:pPr>
+            <w:r>
+              <w:t>-0.016 [-0.019, -0.014]</w:t>
+            </w:r>
+          </w:p>
+        </w:tc>
+        <w:tc>
+          <w:p>
+            <w:pPr>
+              <w:pStyle w:val="Normal"/>
+              <w:jc w:val="center"/>
+            </w:pPr>
+            <w:r>
+              <w:t>-0.025 [-0.028, -0.024]</w:t>
+            </w:r>
+          </w:p>
+        </w:tc>
+        <w:tc>
+          <w:p>
+            <w:pPr>
+              <w:pStyle w:val="Normal"/>
+              <w:jc w:val="center"/>
+            </w:pPr>
+            <w:r>
+              <w:t>-0.021 [-0.023, -0.019]</w:t>
+            </w:r>
+          </w:p>
+        </w:tc>
+        <w:tc>
+          <w:p>
+            <w:pPr>
+              <w:pStyle w:val="Normal"/>
+              <w:jc w:val="center"/>
+            </w:pPr>
+            <w:r>
+              <w:t>-0.016 [-0.019, -0.015]</w:t>
+            </w:r>
+          </w:p>
+        </w:tc>
+        <w:tc>
+          <w:p>
+            <w:pPr>
+              <w:pStyle w:val="Normal"/>
+              <w:jc w:val="center"/>
+            </w:pPr>
+            <w:r>
+              <w:t>-0.013 [-0.015, -0.011]</w:t>
+            </w:r>
+          </w:p>
+        </w:tc>
+        <w:tc>
+          <w:p>
+            <w:pPr>
+              <w:pStyle w:val="Normal"/>
+              <w:jc w:val="center"/>
+            </w:pPr>
+            <w:r>
+              <w:t>-0.005 [-0.01, -0.004]</w:t>
+            </w:r>
+          </w:p>
+        </w:tc>
+        <w:tc>
+          <w:p>
+            <w:pPr>
+              <w:pStyle w:val="Normal"/>
+              <w:jc w:val="center"/>
+            </w:pPr>
+            <w:r>
+              <w:t>-0.007 [-0.01, -0.005]</w:t>
+            </w:r>
+          </w:p>
+        </w:tc>
+        <w:tc>
+          <w:p>
+            <w:pPr>
+              <w:pStyle w:val="Normal"/>
+              <w:jc w:val="center"/>
+            </w:pPr>
+            <w:r>
+              <w:t>-0.005 [-0.009, -0.004]</w:t>
+            </w:r>
+          </w:p>
+        </w:tc>
+        <w:tc>
+          <w:p>
+            <w:pPr>
+              <w:pStyle w:val="Normal"/>
+              <w:jc w:val="center"/>
+            </w:pPr>
+            <w:r>
+              <w:t>-0.004 [-0.007, -0.003]</w:t>
             </w:r>
           </w:p>
         </w:tc>
@@ -495,40 +1203,128 @@
               <w:jc w:val="center"/>
             </w:pPr>
             <w:r>
-              <w:t>-0.029 [-0.033, -0.025]</w:t>
-            </w:r>
-          </w:p>
-        </w:tc>
-        <w:tc>
-          <w:p>
-            <w:pPr>
-              <w:pStyle w:val="Normal"/>
-              <w:jc w:val="center"/>
-            </w:pPr>
-            <w:r>
-              <w:t>-0.024 [-0.027, -0.02]</w:t>
-            </w:r>
-          </w:p>
-        </w:tc>
-        <w:tc>
-          <w:p>
-            <w:pPr>
-              <w:pStyle w:val="Normal"/>
-              <w:jc w:val="center"/>
-            </w:pPr>
-            <w:r>
-              <w:t>-0.019 [-0.022, -0.016]</w:t>
-            </w:r>
-          </w:p>
-        </w:tc>
-        <w:tc>
-          <w:p>
-            <w:pPr>
-              <w:pStyle w:val="Normal"/>
-              <w:jc w:val="center"/>
-            </w:pPr>
-            <w:r>
-              <w:t>-0.016 [-0.019, -0.012]</w:t>
+              <w:t>-0.04 [-0.042, -0.038]</w:t>
+            </w:r>
+          </w:p>
+        </w:tc>
+        <w:tc>
+          <w:p>
+            <w:pPr>
+              <w:pStyle w:val="Normal"/>
+              <w:jc w:val="center"/>
+            </w:pPr>
+            <w:r>
+              <w:t>-0.029 [-0.031, -0.027]</w:t>
+            </w:r>
+          </w:p>
+        </w:tc>
+        <w:tc>
+          <w:p>
+            <w:pPr>
+              <w:pStyle w:val="Normal"/>
+              <w:jc w:val="center"/>
+            </w:pPr>
+            <w:r>
+              <w:t>-0.023 [-0.025, -0.021]</w:t>
+            </w:r>
+          </w:p>
+        </w:tc>
+        <w:tc>
+          <w:p>
+            <w:pPr>
+              <w:pStyle w:val="Normal"/>
+              <w:jc w:val="center"/>
+            </w:pPr>
+            <w:r>
+              <w:t>-0.019 [-0.021, -0.017]</w:t>
+            </w:r>
+          </w:p>
+        </w:tc>
+        <w:tc>
+          <w:p>
+            <w:pPr>
+              <w:pStyle w:val="Normal"/>
+              <w:jc w:val="center"/>
+            </w:pPr>
+            <w:r>
+              <w:t>-0.029 [-0.032, -0.028]</w:t>
+            </w:r>
+          </w:p>
+        </w:tc>
+        <w:tc>
+          <w:p>
+            <w:pPr>
+              <w:pStyle w:val="Normal"/>
+              <w:jc w:val="center"/>
+            </w:pPr>
+            <w:r>
+              <w:t>-0.024 [-0.026, -0.022]</w:t>
+            </w:r>
+          </w:p>
+        </w:tc>
+        <w:tc>
+          <w:p>
+            <w:pPr>
+              <w:pStyle w:val="Normal"/>
+              <w:jc w:val="center"/>
+            </w:pPr>
+            <w:r>
+              <w:t>-0.019 [-0.021, -0.017]</w:t>
+            </w:r>
+          </w:p>
+        </w:tc>
+        <w:tc>
+          <w:p>
+            <w:pPr>
+              <w:pStyle w:val="Normal"/>
+              <w:jc w:val="center"/>
+            </w:pPr>
+            <w:r>
+              <w:t>-0.016 [-0.018, -0.014]</w:t>
+            </w:r>
+          </w:p>
+        </w:tc>
+        <w:tc>
+          <w:p>
+            <w:pPr>
+              <w:pStyle w:val="Normal"/>
+              <w:jc w:val="center"/>
+            </w:pPr>
+            <w:r>
+              <w:t>-0.01 [-0.014, -0.008]</w:t>
+            </w:r>
+          </w:p>
+        </w:tc>
+        <w:tc>
+          <w:p>
+            <w:pPr>
+              <w:pStyle w:val="Normal"/>
+              <w:jc w:val="center"/>
+            </w:pPr>
+            <w:r>
+              <w:t>-0.01 [-0.013, -0.008]</w:t>
+            </w:r>
+          </w:p>
+        </w:tc>
+        <w:tc>
+          <w:p>
+            <w:pPr>
+              <w:pStyle w:val="Normal"/>
+              <w:jc w:val="center"/>
+            </w:pPr>
+            <w:r>
+              <w:t>-0.008 [-0.012, -0.007]</w:t>
+            </w:r>
+          </w:p>
+        </w:tc>
+        <w:tc>
+          <w:p>
+            <w:pPr>
+              <w:pStyle w:val="Normal"/>
+              <w:jc w:val="center"/>
+            </w:pPr>
+            <w:r>
+              <w:t>-0.007 [-0.01, -0.005]</w:t>
             </w:r>
           </w:p>
         </w:tc>
@@ -552,40 +1348,128 @@
               <w:jc w:val="center"/>
             </w:pPr>
             <w:r>
-              <w:t>-0.03 [-0.034, -0.026]</w:t>
-            </w:r>
-          </w:p>
-        </w:tc>
-        <w:tc>
-          <w:p>
-            <w:pPr>
-              <w:pStyle w:val="Normal"/>
-              <w:jc w:val="center"/>
-            </w:pPr>
-            <w:r>
-              <w:t>-0.023 [-0.026, -0.019]</w:t>
-            </w:r>
-          </w:p>
-        </w:tc>
-        <w:tc>
-          <w:p>
-            <w:pPr>
-              <w:pStyle w:val="Normal"/>
-              <w:jc w:val="center"/>
-            </w:pPr>
-            <w:r>
-              <w:t>-0.019 [-0.022, -0.015]</w:t>
-            </w:r>
-          </w:p>
-        </w:tc>
-        <w:tc>
-          <w:p>
-            <w:pPr>
-              <w:pStyle w:val="Normal"/>
-              <w:jc w:val="center"/>
-            </w:pPr>
-            <w:r>
-              <w:t>-0.015 [-0.019, -0.011]</w:t>
+              <w:t>-0.034 [-0.036, -0.032]</w:t>
+            </w:r>
+          </w:p>
+        </w:tc>
+        <w:tc>
+          <w:p>
+            <w:pPr>
+              <w:pStyle w:val="Normal"/>
+              <w:jc w:val="center"/>
+            </w:pPr>
+            <w:r>
+              <w:t>-0.027 [-0.029, -0.025]</w:t>
+            </w:r>
+          </w:p>
+        </w:tc>
+        <w:tc>
+          <w:p>
+            <w:pPr>
+              <w:pStyle w:val="Normal"/>
+              <w:jc w:val="center"/>
+            </w:pPr>
+            <w:r>
+              <w:t>-0.022 [-0.024, -0.02]</w:t>
+            </w:r>
+          </w:p>
+        </w:tc>
+        <w:tc>
+          <w:p>
+            <w:pPr>
+              <w:pStyle w:val="Normal"/>
+              <w:jc w:val="center"/>
+            </w:pPr>
+            <w:r>
+              <w:t>-0.018 [-0.02, -0.016]</w:t>
+            </w:r>
+          </w:p>
+        </w:tc>
+        <w:tc>
+          <w:p>
+            <w:pPr>
+              <w:pStyle w:val="Normal"/>
+              <w:jc w:val="center"/>
+            </w:pPr>
+            <w:r>
+              <w:t>-0.03 [-0.033, -0.028]</w:t>
+            </w:r>
+          </w:p>
+        </w:tc>
+        <w:tc>
+          <w:p>
+            <w:pPr>
+              <w:pStyle w:val="Normal"/>
+              <w:jc w:val="center"/>
+            </w:pPr>
+            <w:r>
+              <w:t>-0.023 [-0.025, -0.021]</w:t>
+            </w:r>
+          </w:p>
+        </w:tc>
+        <w:tc>
+          <w:p>
+            <w:pPr>
+              <w:pStyle w:val="Normal"/>
+              <w:jc w:val="center"/>
+            </w:pPr>
+            <w:r>
+              <w:t>-0.019 [-0.021, -0.017]</w:t>
+            </w:r>
+          </w:p>
+        </w:tc>
+        <w:tc>
+          <w:p>
+            <w:pPr>
+              <w:pStyle w:val="Normal"/>
+              <w:jc w:val="center"/>
+            </w:pPr>
+            <w:r>
+              <w:t>-0.015 [-0.018, -0.013]</w:t>
+            </w:r>
+          </w:p>
+        </w:tc>
+        <w:tc>
+          <w:p>
+            <w:pPr>
+              <w:pStyle w:val="Normal"/>
+              <w:jc w:val="center"/>
+            </w:pPr>
+            <w:r>
+              <w:t>-0.013 [-0.017, -0.011]</w:t>
+            </w:r>
+          </w:p>
+        </w:tc>
+        <w:tc>
+          <w:p>
+            <w:pPr>
+              <w:pStyle w:val="Normal"/>
+              <w:jc w:val="center"/>
+            </w:pPr>
+            <w:r>
+              <w:t>-0.011 [-0.014, -0.009]</w:t>
+            </w:r>
+          </w:p>
+        </w:tc>
+        <w:tc>
+          <w:p>
+            <w:pPr>
+              <w:pStyle w:val="Normal"/>
+              <w:jc w:val="center"/>
+            </w:pPr>
+            <w:r>
+              <w:t>-0.009 [-0.012, -0.007]</w:t>
+            </w:r>
+          </w:p>
+        </w:tc>
+        <w:tc>
+          <w:p>
+            <w:pPr>
+              <w:pStyle w:val="Normal"/>
+              <w:jc w:val="center"/>
+            </w:pPr>
+            <w:r>
+              <w:t>-0.007 [-0.01, -0.005]</w:t>
             </w:r>
           </w:p>
         </w:tc>
@@ -609,6 +1493,50 @@
               <w:jc w:val="center"/>
             </w:pPr>
             <w:r>
+              <w:t>-0.01 [-0.012, -0.008]</w:t>
+            </w:r>
+          </w:p>
+        </w:tc>
+        <w:tc>
+          <w:p>
+            <w:pPr>
+              <w:pStyle w:val="Normal"/>
+              <w:jc w:val="center"/>
+            </w:pPr>
+            <w:r>
+              <w:t>-0.01 [-0.012, -0.009]</w:t>
+            </w:r>
+          </w:p>
+        </w:tc>
+        <w:tc>
+          <w:p>
+            <w:pPr>
+              <w:pStyle w:val="Normal"/>
+              <w:jc w:val="center"/>
+            </w:pPr>
+            <w:r>
+              <w:t>-0.009 [-0.01, -0.007]</w:t>
+            </w:r>
+          </w:p>
+        </w:tc>
+        <w:tc>
+          <w:p>
+            <w:pPr>
+              <w:pStyle w:val="Normal"/>
+              <w:jc w:val="center"/>
+            </w:pPr>
+            <w:r>
+              <w:t>-0.008 [-0.009, -0.006]</w:t>
+            </w:r>
+          </w:p>
+        </w:tc>
+        <w:tc>
+          <w:p>
+            <w:pPr>
+              <w:pStyle w:val="Normal"/>
+              <w:jc w:val="center"/>
+            </w:pPr>
+            <w:r>
               <w:t>-0.015 [-0.017, -0.012]</w:t>
             </w:r>
           </w:p>
@@ -620,29 +1548,73 @@
               <w:jc w:val="center"/>
             </w:pPr>
             <w:r>
-              <w:t>-0.01 [-0.013, -0.008]</w:t>
-            </w:r>
-          </w:p>
-        </w:tc>
-        <w:tc>
-          <w:p>
-            <w:pPr>
-              <w:pStyle w:val="Normal"/>
-              <w:jc w:val="center"/>
-            </w:pPr>
-            <w:r>
-              <w:t>-0.009 [-0.011, -0.006]</w:t>
-            </w:r>
-          </w:p>
-        </w:tc>
-        <w:tc>
-          <w:p>
-            <w:pPr>
-              <w:pStyle w:val="Normal"/>
-              <w:jc w:val="center"/>
-            </w:pPr>
-            <w:r>
-              <w:t>-0.007 [-0.009, -0.005]</w:t>
+              <w:t>-0.01 [-0.012, -0.009]</w:t>
+            </w:r>
+          </w:p>
+        </w:tc>
+        <w:tc>
+          <w:p>
+            <w:pPr>
+              <w:pStyle w:val="Normal"/>
+              <w:jc w:val="center"/>
+            </w:pPr>
+            <w:r>
+              <w:t>-0.009 [-0.01, -0.007]</w:t>
+            </w:r>
+          </w:p>
+        </w:tc>
+        <w:tc>
+          <w:p>
+            <w:pPr>
+              <w:pStyle w:val="Normal"/>
+              <w:jc w:val="center"/>
+            </w:pPr>
+            <w:r>
+              <w:t>-0.007 [-0.009, -0.006]</w:t>
+            </w:r>
+          </w:p>
+        </w:tc>
+        <w:tc>
+          <w:p>
+            <w:pPr>
+              <w:pStyle w:val="Normal"/>
+              <w:jc w:val="center"/>
+            </w:pPr>
+            <w:r>
+              <w:t>-0.01 [-0.012, -0.008]</w:t>
+            </w:r>
+          </w:p>
+        </w:tc>
+        <w:tc>
+          <w:p>
+            <w:pPr>
+              <w:pStyle w:val="Normal"/>
+              <w:jc w:val="center"/>
+            </w:pPr>
+            <w:r>
+              <w:t>-0.006 [-0.008, -0.005]</w:t>
+            </w:r>
+          </w:p>
+        </w:tc>
+        <w:tc>
+          <w:p>
+            <w:pPr>
+              <w:pStyle w:val="Normal"/>
+              <w:jc w:val="center"/>
+            </w:pPr>
+            <w:r>
+              <w:t>-0.005 [-0.006, -0.003]</w:t>
+            </w:r>
+          </w:p>
+        </w:tc>
+        <w:tc>
+          <w:p>
+            <w:pPr>
+              <w:pStyle w:val="Normal"/>
+              <w:jc w:val="center"/>
+            </w:pPr>
+            <w:r>
+              <w:t>-0.003 [-0.005, -0.002]</w:t>
             </w:r>
           </w:p>
         </w:tc>
@@ -666,40 +1638,128 @@
               <w:jc w:val="center"/>
             </w:pPr>
             <w:r>
-              <w:t>-0.002 [-0.007, 0.004]</w:t>
-            </w:r>
-          </w:p>
-        </w:tc>
-        <w:tc>
-          <w:p>
-            <w:pPr>
-              <w:pStyle w:val="Normal"/>
-              <w:jc w:val="center"/>
-            </w:pPr>
-            <w:r>
-              <w:t>0.001 [-0.003, 0.005]</w:t>
-            </w:r>
-          </w:p>
-        </w:tc>
-        <w:tc>
-          <w:p>
-            <w:pPr>
-              <w:pStyle w:val="Normal"/>
-              <w:jc w:val="center"/>
-            </w:pPr>
-            <w:r>
-              <w:t>0.001 [-0.003, 0.004]</w:t>
-            </w:r>
-          </w:p>
-        </w:tc>
-        <w:tc>
-          <w:p>
-            <w:pPr>
-              <w:pStyle w:val="Normal"/>
-              <w:jc w:val="center"/>
-            </w:pPr>
-            <w:r>
-              <w:t>0.001 [-0.002, 0.005]</w:t>
+              <w:t>0.017 [0.012, 0.02]</w:t>
+            </w:r>
+          </w:p>
+        </w:tc>
+        <w:tc>
+          <w:p>
+            <w:pPr>
+              <w:pStyle w:val="Normal"/>
+              <w:jc w:val="center"/>
+            </w:pPr>
+            <w:r>
+              <w:t>0.006 [0.004, 0.009]</w:t>
+            </w:r>
+          </w:p>
+        </w:tc>
+        <w:tc>
+          <w:p>
+            <w:pPr>
+              <w:pStyle w:val="Normal"/>
+              <w:jc w:val="center"/>
+            </w:pPr>
+            <w:r>
+              <w:t>0.003 [0.001, 0.007]</w:t>
+            </w:r>
+          </w:p>
+        </w:tc>
+        <w:tc>
+          <w:p>
+            <w:pPr>
+              <w:pStyle w:val="Normal"/>
+              <w:jc w:val="center"/>
+            </w:pPr>
+            <w:r>
+              <w:t>0.003 [0.001, 0.006]</w:t>
+            </w:r>
+          </w:p>
+        </w:tc>
+        <w:tc>
+          <w:p>
+            <w:pPr>
+              <w:pStyle w:val="Normal"/>
+              <w:jc w:val="center"/>
+            </w:pPr>
+            <w:r>
+              <w:t>-0.002 [-0.006, 0.004]</w:t>
+            </w:r>
+          </w:p>
+        </w:tc>
+        <w:tc>
+          <w:p>
+            <w:pPr>
+              <w:pStyle w:val="Normal"/>
+              <w:jc w:val="center"/>
+            </w:pPr>
+            <w:r>
+              <w:t>0.001 [-0.002, 0.004]</w:t>
+            </w:r>
+          </w:p>
+        </w:tc>
+        <w:tc>
+          <w:p>
+            <w:pPr>
+              <w:pStyle w:val="Normal"/>
+              <w:jc w:val="center"/>
+            </w:pPr>
+            <w:r>
+              <w:t>0.001 [-0.002, 0.004]</w:t>
+            </w:r>
+          </w:p>
+        </w:tc>
+        <w:tc>
+          <w:p>
+            <w:pPr>
+              <w:pStyle w:val="Normal"/>
+              <w:jc w:val="center"/>
+            </w:pPr>
+            <w:r>
+              <w:t>0.001 [-0.001, 0.004]</w:t>
+            </w:r>
+          </w:p>
+        </w:tc>
+        <w:tc>
+          <w:p>
+            <w:pPr>
+              <w:pStyle w:val="Normal"/>
+              <w:jc w:val="center"/>
+            </w:pPr>
+            <w:r>
+              <w:t>-0.012 [-0.016, -0.007]</w:t>
+            </w:r>
+          </w:p>
+        </w:tc>
+        <w:tc>
+          <w:p>
+            <w:pPr>
+              <w:pStyle w:val="Normal"/>
+              <w:jc w:val="center"/>
+            </w:pPr>
+            <w:r>
+              <w:t>-0.004 [-0.007, -0.001]</w:t>
+            </w:r>
+          </w:p>
+        </w:tc>
+        <w:tc>
+          <w:p>
+            <w:pPr>
+              <w:pStyle w:val="Normal"/>
+              <w:jc w:val="center"/>
+            </w:pPr>
+            <w:r>
+              <w:t>-0.001 [-0.004, 0.002]</w:t>
+            </w:r>
+          </w:p>
+        </w:tc>
+        <w:tc>
+          <w:p>
+            <w:pPr>
+              <w:pStyle w:val="Normal"/>
+              <w:jc w:val="center"/>
+            </w:pPr>
+            <w:r>
+              <w:t>0.001 [-0.002, 0.003]</w:t>
             </w:r>
           </w:p>
         </w:tc>
@@ -723,6 +1783,50 @@
               <w:jc w:val="center"/>
             </w:pPr>
             <w:r>
+              <w:t>0.035 [0.03, 0.039]</w:t>
+            </w:r>
+          </w:p>
+        </w:tc>
+        <w:tc>
+          <w:p>
+            <w:pPr>
+              <w:pStyle w:val="Normal"/>
+              <w:jc w:val="center"/>
+            </w:pPr>
+            <w:r>
+              <w:t>0.019 [0.018, 0.023]</w:t>
+            </w:r>
+          </w:p>
+        </w:tc>
+        <w:tc>
+          <w:p>
+            <w:pPr>
+              <w:pStyle w:val="Normal"/>
+              <w:jc w:val="center"/>
+            </w:pPr>
+            <w:r>
+              <w:t>0.013 [0.011, 0.016]</w:t>
+            </w:r>
+          </w:p>
+        </w:tc>
+        <w:tc>
+          <w:p>
+            <w:pPr>
+              <w:pStyle w:val="Normal"/>
+              <w:jc w:val="center"/>
+            </w:pPr>
+            <w:r>
+              <w:t>0.009 [0.008, 0.013]</w:t>
+            </w:r>
+          </w:p>
+        </w:tc>
+        <w:tc>
+          <w:p>
+            <w:pPr>
+              <w:pStyle w:val="Normal"/>
+              <w:jc w:val="center"/>
+            </w:pPr>
+            <w:r>
               <w:t>0.014 [0.009, 0.02]</w:t>
             </w:r>
           </w:p>
@@ -734,29 +1838,73 @@
               <w:jc w:val="center"/>
             </w:pPr>
             <w:r>
-              <w:t>0.011 [0.007, 0.016]</w:t>
-            </w:r>
-          </w:p>
-        </w:tc>
-        <w:tc>
-          <w:p>
-            <w:pPr>
-              <w:pStyle w:val="Normal"/>
-              <w:jc w:val="center"/>
-            </w:pPr>
-            <w:r>
-              <w:t>0.008 [0.004, 0.012]</w:t>
-            </w:r>
-          </w:p>
-        </w:tc>
-        <w:tc>
-          <w:p>
-            <w:pPr>
-              <w:pStyle w:val="Normal"/>
-              <w:jc w:val="center"/>
-            </w:pPr>
-            <w:r>
-              <w:t>0.006 [0.002, 0.01]</w:t>
+              <w:t>0.011 [0.009, 0.015]</w:t>
+            </w:r>
+          </w:p>
+        </w:tc>
+        <w:tc>
+          <w:p>
+            <w:pPr>
+              <w:pStyle w:val="Normal"/>
+              <w:jc w:val="center"/>
+            </w:pPr>
+            <w:r>
+              <w:t>0.008 [0.006, 0.012]</w:t>
+            </w:r>
+          </w:p>
+        </w:tc>
+        <w:tc>
+          <w:p>
+            <w:pPr>
+              <w:pStyle w:val="Normal"/>
+              <w:jc w:val="center"/>
+            </w:pPr>
+            <w:r>
+              <w:t>0.006 [0.004, 0.01]</w:t>
+            </w:r>
+          </w:p>
+        </w:tc>
+        <w:tc>
+          <w:p>
+            <w:pPr>
+              <w:pStyle w:val="Normal"/>
+              <w:jc w:val="center"/>
+            </w:pPr>
+            <w:r>
+              <w:t>-0.011 [-0.015, -0.002]</w:t>
+            </w:r>
+          </w:p>
+        </w:tc>
+        <w:tc>
+          <w:p>
+            <w:pPr>
+              <w:pStyle w:val="Normal"/>
+              <w:jc w:val="center"/>
+            </w:pPr>
+            <w:r>
+              <w:t>-0.004 [-0.007, 0.002]</w:t>
+            </w:r>
+          </w:p>
+        </w:tc>
+        <w:tc>
+          <w:p>
+            <w:pPr>
+              <w:pStyle w:val="Normal"/>
+              <w:jc w:val="center"/>
+            </w:pPr>
+            <w:r>
+              <w:t>-0.002 [-0.004, 0.003]</w:t>
+            </w:r>
+          </w:p>
+        </w:tc>
+        <w:tc>
+          <w:p>
+            <w:pPr>
+              <w:pStyle w:val="Normal"/>
+              <w:jc w:val="center"/>
+            </w:pPr>
+            <w:r>
+              <w:t>-0.001 [-0.003, 0.003]</w:t>
             </w:r>
           </w:p>
         </w:tc>
@@ -780,40 +1928,128 @@
               <w:jc w:val="center"/>
             </w:pPr>
             <w:r>
-              <w:t>0.175 [0.14, 0.207]</w:t>
-            </w:r>
-          </w:p>
-        </w:tc>
-        <w:tc>
-          <w:p>
-            <w:pPr>
-              <w:pStyle w:val="Normal"/>
-              <w:jc w:val="center"/>
-            </w:pPr>
-            <w:r>
-              <w:t>0.131 [0.098, 0.159]</w:t>
-            </w:r>
-          </w:p>
-        </w:tc>
-        <w:tc>
-          <w:p>
-            <w:pPr>
-              <w:pStyle w:val="Normal"/>
-              <w:jc w:val="center"/>
-            </w:pPr>
-            <w:r>
-              <w:t>0.094 [0.061, 0.124]</w:t>
-            </w:r>
-          </w:p>
-        </w:tc>
-        <w:tc>
-          <w:p>
-            <w:pPr>
-              <w:pStyle w:val="Normal"/>
-              <w:jc w:val="center"/>
-            </w:pPr>
-            <w:r>
-              <w:t>0.066 [0.033, 0.096]</w:t>
+              <w:t>0.256 [0.24, 0.274]</w:t>
+            </w:r>
+          </w:p>
+        </w:tc>
+        <w:tc>
+          <w:p>
+            <w:pPr>
+              <w:pStyle w:val="Normal"/>
+              <w:jc w:val="center"/>
+            </w:pPr>
+            <w:r>
+              <w:t>0.174 [0.158, 0.193]</w:t>
+            </w:r>
+          </w:p>
+        </w:tc>
+        <w:tc>
+          <w:p>
+            <w:pPr>
+              <w:pStyle w:val="Normal"/>
+              <w:jc w:val="center"/>
+            </w:pPr>
+            <w:r>
+              <w:t>0.126 [0.108, 0.145]</w:t>
+            </w:r>
+          </w:p>
+        </w:tc>
+        <w:tc>
+          <w:p>
+            <w:pPr>
+              <w:pStyle w:val="Normal"/>
+              <w:jc w:val="center"/>
+            </w:pPr>
+            <w:r>
+              <w:t>0.092 [0.073, 0.11]</w:t>
+            </w:r>
+          </w:p>
+        </w:tc>
+        <w:tc>
+          <w:p>
+            <w:pPr>
+              <w:pStyle w:val="Normal"/>
+              <w:jc w:val="center"/>
+            </w:pPr>
+            <w:r>
+              <w:t>0.175 [0.158, 0.197]</w:t>
+            </w:r>
+          </w:p>
+        </w:tc>
+        <w:tc>
+          <w:p>
+            <w:pPr>
+              <w:pStyle w:val="Normal"/>
+              <w:jc w:val="center"/>
+            </w:pPr>
+            <w:r>
+              <w:t>0.131 [0.116, 0.152]</w:t>
+            </w:r>
+          </w:p>
+        </w:tc>
+        <w:tc>
+          <w:p>
+            <w:pPr>
+              <w:pStyle w:val="Normal"/>
+              <w:jc w:val="center"/>
+            </w:pPr>
+            <w:r>
+              <w:t>0.094 [0.077, 0.114]</w:t>
+            </w:r>
+          </w:p>
+        </w:tc>
+        <w:tc>
+          <w:p>
+            <w:pPr>
+              <w:pStyle w:val="Normal"/>
+              <w:jc w:val="center"/>
+            </w:pPr>
+            <w:r>
+              <w:t>0.066 [0.048, 0.085]</w:t>
+            </w:r>
+          </w:p>
+        </w:tc>
+        <w:tc>
+          <w:p>
+            <w:pPr>
+              <w:pStyle w:val="Normal"/>
+              <w:jc w:val="center"/>
+            </w:pPr>
+            <w:r>
+              <w:t>0.028 [0.012, 0.06]</w:t>
+            </w:r>
+          </w:p>
+        </w:tc>
+        <w:tc>
+          <w:p>
+            <w:pPr>
+              <w:pStyle w:val="Normal"/>
+              <w:jc w:val="center"/>
+            </w:pPr>
+            <w:r>
+              <w:t>0.021 [0.006, 0.049]</w:t>
+            </w:r>
+          </w:p>
+        </w:tc>
+        <w:tc>
+          <w:p>
+            <w:pPr>
+              <w:pStyle w:val="Normal"/>
+              <w:jc w:val="center"/>
+            </w:pPr>
+            <w:r>
+              <w:t>0.006 [-0.01, 0.032]</w:t>
+            </w:r>
+          </w:p>
+        </w:tc>
+        <w:tc>
+          <w:p>
+            <w:pPr>
+              <w:pStyle w:val="Normal"/>
+              <w:jc w:val="center"/>
+            </w:pPr>
+            <w:r>
+              <w:t>-0.01 [-0.025, 0.016]</w:t>
             </w:r>
           </w:p>
         </w:tc>
@@ -837,40 +2073,128 @@
               <w:jc w:val="center"/>
             </w:pPr>
             <w:r>
-              <w:t>0.187 [0.149, 0.221]</w:t>
-            </w:r>
-          </w:p>
-        </w:tc>
-        <w:tc>
-          <w:p>
-            <w:pPr>
-              <w:pStyle w:val="Normal"/>
-              <w:jc w:val="center"/>
-            </w:pPr>
-            <w:r>
-              <w:t>0.143 [0.11, 0.172]</w:t>
-            </w:r>
-          </w:p>
-        </w:tc>
-        <w:tc>
-          <w:p>
-            <w:pPr>
-              <w:pStyle w:val="Normal"/>
-              <w:jc w:val="center"/>
-            </w:pPr>
-            <w:r>
-              <w:t>0.103 [0.071, 0.133]</w:t>
-            </w:r>
-          </w:p>
-        </w:tc>
-        <w:tc>
-          <w:p>
-            <w:pPr>
-              <w:pStyle w:val="Normal"/>
-              <w:jc w:val="center"/>
-            </w:pPr>
-            <w:r>
-              <w:t>0.073 [0.042, 0.103]</w:t>
+              <w:t>0.309 [0.293, 0.328]</w:t>
+            </w:r>
+          </w:p>
+        </w:tc>
+        <w:tc>
+          <w:p>
+            <w:pPr>
+              <w:pStyle w:val="Normal"/>
+              <w:jc w:val="center"/>
+            </w:pPr>
+            <w:r>
+              <w:t>0.199 [0.182, 0.216]</w:t>
+            </w:r>
+          </w:p>
+        </w:tc>
+        <w:tc>
+          <w:p>
+            <w:pPr>
+              <w:pStyle w:val="Normal"/>
+              <w:jc w:val="center"/>
+            </w:pPr>
+            <w:r>
+              <w:t>0.142 [0.124, 0.162]</w:t>
+            </w:r>
+          </w:p>
+        </w:tc>
+        <w:tc>
+          <w:p>
+            <w:pPr>
+              <w:pStyle w:val="Normal"/>
+              <w:jc w:val="center"/>
+            </w:pPr>
+            <w:r>
+              <w:t>0.104 [0.085, 0.125]</w:t>
+            </w:r>
+          </w:p>
+        </w:tc>
+        <w:tc>
+          <w:p>
+            <w:pPr>
+              <w:pStyle w:val="Normal"/>
+              <w:jc w:val="center"/>
+            </w:pPr>
+            <w:r>
+              <w:t>0.187 [0.172, 0.214]</w:t>
+            </w:r>
+          </w:p>
+        </w:tc>
+        <w:tc>
+          <w:p>
+            <w:pPr>
+              <w:pStyle w:val="Normal"/>
+              <w:jc w:val="center"/>
+            </w:pPr>
+            <w:r>
+              <w:t>0.143 [0.128, 0.164]</w:t>
+            </w:r>
+          </w:p>
+        </w:tc>
+        <w:tc>
+          <w:p>
+            <w:pPr>
+              <w:pStyle w:val="Normal"/>
+              <w:jc w:val="center"/>
+            </w:pPr>
+            <w:r>
+              <w:t>0.103 [0.087, 0.124]</w:t>
+            </w:r>
+          </w:p>
+        </w:tc>
+        <w:tc>
+          <w:p>
+            <w:pPr>
+              <w:pStyle w:val="Normal"/>
+              <w:jc w:val="center"/>
+            </w:pPr>
+            <w:r>
+              <w:t>0.073 [0.056, 0.095]</w:t>
+            </w:r>
+          </w:p>
+        </w:tc>
+        <w:tc>
+          <w:p>
+            <w:pPr>
+              <w:pStyle w:val="Normal"/>
+              <w:jc w:val="center"/>
+            </w:pPr>
+            <w:r>
+              <w:t>0.006 [-0.011, 0.048]</w:t>
+            </w:r>
+          </w:p>
+        </w:tc>
+        <w:tc>
+          <w:p>
+            <w:pPr>
+              <w:pStyle w:val="Normal"/>
+              <w:jc w:val="center"/>
+            </w:pPr>
+            <w:r>
+              <w:t>0.014 [0.001, 0.047]</w:t>
+            </w:r>
+          </w:p>
+        </w:tc>
+        <w:tc>
+          <w:p>
+            <w:pPr>
+              <w:pStyle w:val="Normal"/>
+              <w:jc w:val="center"/>
+            </w:pPr>
+            <w:r>
+              <w:t>0.003 [-0.009, 0.032]</w:t>
+            </w:r>
+          </w:p>
+        </w:tc>
+        <w:tc>
+          <w:p>
+            <w:pPr>
+              <w:pStyle w:val="Normal"/>
+              <w:jc w:val="center"/>
+            </w:pPr>
+            <w:r>
+              <w:t>-0.009 [-0.022, 0.017]</w:t>
             </w:r>
           </w:p>
         </w:tc>
@@ -894,40 +2218,128 @@
               <w:jc w:val="center"/>
             </w:pPr>
             <w:r>
-              <w:t>0.356 [0.313, 0.398]</w:t>
-            </w:r>
-          </w:p>
-        </w:tc>
-        <w:tc>
-          <w:p>
-            <w:pPr>
-              <w:pStyle w:val="Normal"/>
-              <w:jc w:val="center"/>
-            </w:pPr>
-            <w:r>
-              <w:t>0.272 [0.242, 0.3]</w:t>
-            </w:r>
-          </w:p>
-        </w:tc>
-        <w:tc>
-          <w:p>
-            <w:pPr>
-              <w:pStyle w:val="Normal"/>
-              <w:jc w:val="center"/>
-            </w:pPr>
-            <w:r>
-              <w:t>0.195 [0.169, 0.221]</w:t>
-            </w:r>
-          </w:p>
-        </w:tc>
-        <w:tc>
-          <w:p>
-            <w:pPr>
-              <w:pStyle w:val="Normal"/>
-              <w:jc w:val="center"/>
-            </w:pPr>
-            <w:r>
-              <w:t>0.138 [0.112, 0.164]</w:t>
+              <w:t>0.586 [0.565, 0.608]</w:t>
+            </w:r>
+          </w:p>
+        </w:tc>
+        <w:tc>
+          <w:p>
+            <w:pPr>
+              <w:pStyle w:val="Normal"/>
+              <w:jc w:val="center"/>
+            </w:pPr>
+            <w:r>
+              <w:t>0.378 [0.358, 0.403]</w:t>
+            </w:r>
+          </w:p>
+        </w:tc>
+        <w:tc>
+          <w:p>
+            <w:pPr>
+              <w:pStyle w:val="Normal"/>
+              <w:jc w:val="center"/>
+            </w:pPr>
+            <w:r>
+              <w:t>0.27 [0.249, 0.294]</w:t>
+            </w:r>
+          </w:p>
+        </w:tc>
+        <w:tc>
+          <w:p>
+            <w:pPr>
+              <w:pStyle w:val="Normal"/>
+              <w:jc w:val="center"/>
+            </w:pPr>
+            <w:r>
+              <w:t>0.197 [0.177, 0.225]</w:t>
+            </w:r>
+          </w:p>
+        </w:tc>
+        <w:tc>
+          <w:p>
+            <w:pPr>
+              <w:pStyle w:val="Normal"/>
+              <w:jc w:val="center"/>
+            </w:pPr>
+            <w:r>
+              <w:t>0.356 [0.338, 0.384]</w:t>
+            </w:r>
+          </w:p>
+        </w:tc>
+        <w:tc>
+          <w:p>
+            <w:pPr>
+              <w:pStyle w:val="Normal"/>
+              <w:jc w:val="center"/>
+            </w:pPr>
+            <w:r>
+              <w:t>0.272 [0.257, 0.293]</w:t>
+            </w:r>
+          </w:p>
+        </w:tc>
+        <w:tc>
+          <w:p>
+            <w:pPr>
+              <w:pStyle w:val="Normal"/>
+              <w:jc w:val="center"/>
+            </w:pPr>
+            <w:r>
+              <w:t>0.195 [0.18, 0.217]</w:t>
+            </w:r>
+          </w:p>
+        </w:tc>
+        <w:tc>
+          <w:p>
+            <w:pPr>
+              <w:pStyle w:val="Normal"/>
+              <w:jc w:val="center"/>
+            </w:pPr>
+            <w:r>
+              <w:t>0.138 [0.123, 0.162]</w:t>
+            </w:r>
+          </w:p>
+        </w:tc>
+        <w:tc>
+          <w:p>
+            <w:pPr>
+              <w:pStyle w:val="Normal"/>
+              <w:jc w:val="center"/>
+            </w:pPr>
+            <w:r>
+              <w:t>0.011 [-0.021, 0.062]</w:t>
+            </w:r>
+          </w:p>
+        </w:tc>
+        <w:tc>
+          <w:p>
+            <w:pPr>
+              <w:pStyle w:val="Normal"/>
+              <w:jc w:val="center"/>
+            </w:pPr>
+            <w:r>
+              <w:t>0.027 [0.007, 0.061]</w:t>
+            </w:r>
+          </w:p>
+        </w:tc>
+        <w:tc>
+          <w:p>
+            <w:pPr>
+              <w:pStyle w:val="Normal"/>
+              <w:jc w:val="center"/>
+            </w:pPr>
+            <w:r>
+              <w:t>0.006 [-0.011, 0.035]</w:t>
+            </w:r>
+          </w:p>
+        </w:tc>
+        <w:tc>
+          <w:p>
+            <w:pPr>
+              <w:pStyle w:val="Normal"/>
+              <w:jc w:val="center"/>
+            </w:pPr>
+            <w:r>
+              <w:t>-0.018 [-0.036, 0.008]</w:t>
             </w:r>
           </w:p>
         </w:tc>
@@ -988,6 +2400,94 @@
             </w:r>
           </w:p>
         </w:tc>
+        <w:tc>
+          <w:p>
+            <w:pPr>
+              <w:pStyle w:val="Normal"/>
+              <w:jc w:val="center"/>
+            </w:pPr>
+            <w:r>
+              <w:t>708</w:t>
+            </w:r>
+          </w:p>
+        </w:tc>
+        <w:tc>
+          <w:p>
+            <w:pPr>
+              <w:pStyle w:val="Normal"/>
+              <w:jc w:val="center"/>
+            </w:pPr>
+            <w:r>
+              <w:t>708</w:t>
+            </w:r>
+          </w:p>
+        </w:tc>
+        <w:tc>
+          <w:p>
+            <w:pPr>
+              <w:pStyle w:val="Normal"/>
+              <w:jc w:val="center"/>
+            </w:pPr>
+            <w:r>
+              <w:t>708</w:t>
+            </w:r>
+          </w:p>
+        </w:tc>
+        <w:tc>
+          <w:p>
+            <w:pPr>
+              <w:pStyle w:val="Normal"/>
+              <w:jc w:val="center"/>
+            </w:pPr>
+            <w:r>
+              <w:t>708</w:t>
+            </w:r>
+          </w:p>
+        </w:tc>
+        <w:tc>
+          <w:p>
+            <w:pPr>
+              <w:pStyle w:val="Normal"/>
+              <w:jc w:val="center"/>
+            </w:pPr>
+            <w:r>
+              <w:t>708</w:t>
+            </w:r>
+          </w:p>
+        </w:tc>
+        <w:tc>
+          <w:p>
+            <w:pPr>
+              <w:pStyle w:val="Normal"/>
+              <w:jc w:val="center"/>
+            </w:pPr>
+            <w:r>
+              <w:t>708</w:t>
+            </w:r>
+          </w:p>
+        </w:tc>
+        <w:tc>
+          <w:p>
+            <w:pPr>
+              <w:pStyle w:val="Normal"/>
+              <w:jc w:val="center"/>
+            </w:pPr>
+            <w:r>
+              <w:t>708</w:t>
+            </w:r>
+          </w:p>
+        </w:tc>
+        <w:tc>
+          <w:p>
+            <w:pPr>
+              <w:pStyle w:val="Normal"/>
+              <w:jc w:val="center"/>
+            </w:pPr>
+            <w:r>
+              <w:t>708</w:t>
+            </w:r>
+          </w:p>
+        </w:tc>
       </w:tr>
       <w:tr>
         <w:tc>
@@ -998,6 +2498,94 @@
             </w:pPr>
             <w:r>
               <w:t>No. of tests</w:t>
+            </w:r>
+          </w:p>
+        </w:tc>
+        <w:tc>
+          <w:p>
+            <w:pPr>
+              <w:pStyle w:val="Normal"/>
+              <w:jc w:val="center"/>
+            </w:pPr>
+            <w:r>
+              <w:t>63823</w:t>
+            </w:r>
+          </w:p>
+        </w:tc>
+        <w:tc>
+          <w:p>
+            <w:pPr>
+              <w:pStyle w:val="Normal"/>
+              <w:jc w:val="center"/>
+            </w:pPr>
+            <w:r>
+              <w:t>63823</w:t>
+            </w:r>
+          </w:p>
+        </w:tc>
+        <w:tc>
+          <w:p>
+            <w:pPr>
+              <w:pStyle w:val="Normal"/>
+              <w:jc w:val="center"/>
+            </w:pPr>
+            <w:r>
+              <w:t>63823</w:t>
+            </w:r>
+          </w:p>
+        </w:tc>
+        <w:tc>
+          <w:p>
+            <w:pPr>
+              <w:pStyle w:val="Normal"/>
+              <w:jc w:val="center"/>
+            </w:pPr>
+            <w:r>
+              <w:t>63823</w:t>
+            </w:r>
+          </w:p>
+        </w:tc>
+        <w:tc>
+          <w:p>
+            <w:pPr>
+              <w:pStyle w:val="Normal"/>
+              <w:jc w:val="center"/>
+            </w:pPr>
+            <w:r>
+              <w:t>63823</w:t>
+            </w:r>
+          </w:p>
+        </w:tc>
+        <w:tc>
+          <w:p>
+            <w:pPr>
+              <w:pStyle w:val="Normal"/>
+              <w:jc w:val="center"/>
+            </w:pPr>
+            <w:r>
+              <w:t>63823</w:t>
+            </w:r>
+          </w:p>
+        </w:tc>
+        <w:tc>
+          <w:p>
+            <w:pPr>
+              <w:pStyle w:val="Normal"/>
+              <w:jc w:val="center"/>
+            </w:pPr>
+            <w:r>
+              <w:t>63823</w:t>
+            </w:r>
+          </w:p>
+        </w:tc>
+        <w:tc>
+          <w:p>
+            <w:pPr>
+              <w:pStyle w:val="Normal"/>
+              <w:jc w:val="center"/>
+            </w:pPr>
+            <w:r>
+              <w:t>63823</w:t>
             </w:r>
           </w:p>
         </w:tc>

--- a/results/main/Table_2.docx
+++ b/results/main/Table_2.docx
@@ -188,128 +188,128 @@
               <w:jc w:val="center"/>
             </w:pPr>
             <w:r>
-              <w:t>-0.02 [-0.022, -0.018]</w:t>
-            </w:r>
-          </w:p>
-        </w:tc>
-        <w:tc>
-          <w:p>
-            <w:pPr>
-              <w:pStyle w:val="Normal"/>
-              <w:jc w:val="center"/>
-            </w:pPr>
-            <w:r>
-              <w:t>-0.006 [-0.008, -0.004]</w:t>
-            </w:r>
-          </w:p>
-        </w:tc>
-        <w:tc>
-          <w:p>
-            <w:pPr>
-              <w:pStyle w:val="Normal"/>
-              <w:jc w:val="center"/>
-            </w:pPr>
-            <w:r>
-              <w:t>0.001 [-0.002, 0.002]</w:t>
-            </w:r>
-          </w:p>
-        </w:tc>
-        <w:tc>
-          <w:p>
-            <w:pPr>
-              <w:pStyle w:val="Normal"/>
-              <w:jc w:val="center"/>
-            </w:pPr>
-            <w:r>
-              <w:t>0.005 [0.002, 0.007]</w:t>
-            </w:r>
-          </w:p>
-        </w:tc>
-        <w:tc>
-          <w:p>
-            <w:pPr>
-              <w:pStyle w:val="Normal"/>
-              <w:jc w:val="center"/>
-            </w:pPr>
-            <w:r>
-              <w:t>-0.002 [-0.006, -0.001]</w:t>
-            </w:r>
-          </w:p>
-        </w:tc>
-        <w:tc>
-          <w:p>
-            <w:pPr>
-              <w:pStyle w:val="Normal"/>
-              <w:jc w:val="center"/>
-            </w:pPr>
-            <w:r>
-              <w:t>0.001 [-0.001, 0.003]</w:t>
-            </w:r>
-          </w:p>
-        </w:tc>
-        <w:tc>
-          <w:p>
-            <w:pPr>
-              <w:pStyle w:val="Normal"/>
-              <w:jc w:val="center"/>
-            </w:pPr>
-            <w:r>
-              <w:t>0.005 [0.003, 0.007]</w:t>
-            </w:r>
-          </w:p>
-        </w:tc>
-        <w:tc>
-          <w:p>
-            <w:pPr>
-              <w:pStyle w:val="Normal"/>
-              <w:jc w:val="center"/>
-            </w:pPr>
-            <w:r>
-              <w:t>0.008 [0.006, 0.01]</w:t>
-            </w:r>
-          </w:p>
-        </w:tc>
-        <w:tc>
-          <w:p>
-            <w:pPr>
-              <w:pStyle w:val="Normal"/>
-              <w:jc w:val="center"/>
-            </w:pPr>
-            <w:r>
-              <w:t>0.018 [0.013, 0.019]</w:t>
-            </w:r>
-          </w:p>
-        </w:tc>
-        <w:tc>
-          <w:p>
-            <w:pPr>
-              <w:pStyle w:val="Normal"/>
-              <w:jc w:val="center"/>
-            </w:pPr>
-            <w:r>
-              <w:t>0.015 [0.012, 0.016]</w:t>
-            </w:r>
-          </w:p>
-        </w:tc>
-        <w:tc>
-          <w:p>
-            <w:pPr>
-              <w:pStyle w:val="Normal"/>
-              <w:jc w:val="center"/>
-            </w:pPr>
-            <w:r>
-              <w:t>0.016 [0.013, 0.017]</w:t>
-            </w:r>
-          </w:p>
-        </w:tc>
-        <w:tc>
-          <w:p>
-            <w:pPr>
-              <w:pStyle w:val="Normal"/>
-              <w:jc w:val="center"/>
-            </w:pPr>
-            <w:r>
-              <w:t>0.017 [0.014, 0.018]</w:t>
+              <w:t>-0.02 [-0.023, -0.016]</w:t>
+            </w:r>
+          </w:p>
+        </w:tc>
+        <w:tc>
+          <w:p>
+            <w:pPr>
+              <w:pStyle w:val="Normal"/>
+              <w:jc w:val="center"/>
+            </w:pPr>
+            <w:r>
+              <w:t>-0.006 [-0.009, -0.003]</w:t>
+            </w:r>
+          </w:p>
+        </w:tc>
+        <w:tc>
+          <w:p>
+            <w:pPr>
+              <w:pStyle w:val="Normal"/>
+              <w:jc w:val="center"/>
+            </w:pPr>
+            <w:r>
+              <w:t>0.001 [-0.002, 0.004]</w:t>
+            </w:r>
+          </w:p>
+        </w:tc>
+        <w:tc>
+          <w:p>
+            <w:pPr>
+              <w:pStyle w:val="Normal"/>
+              <w:jc w:val="center"/>
+            </w:pPr>
+            <w:r>
+              <w:t>0.005 [0.002, 0.008]</w:t>
+            </w:r>
+          </w:p>
+        </w:tc>
+        <w:tc>
+          <w:p>
+            <w:pPr>
+              <w:pStyle w:val="Normal"/>
+              <w:jc w:val="center"/>
+            </w:pPr>
+            <w:r>
+              <w:t>-0.002 [-0.006, 0.002]</w:t>
+            </w:r>
+          </w:p>
+        </w:tc>
+        <w:tc>
+          <w:p>
+            <w:pPr>
+              <w:pStyle w:val="Normal"/>
+              <w:jc w:val="center"/>
+            </w:pPr>
+            <w:r>
+              <w:t>0.001 [-0.002, 0.005]</w:t>
+            </w:r>
+          </w:p>
+        </w:tc>
+        <w:tc>
+          <w:p>
+            <w:pPr>
+              <w:pStyle w:val="Normal"/>
+              <w:jc w:val="center"/>
+            </w:pPr>
+            <w:r>
+              <w:t>0.005 [0.002, 0.009]</w:t>
+            </w:r>
+          </w:p>
+        </w:tc>
+        <w:tc>
+          <w:p>
+            <w:pPr>
+              <w:pStyle w:val="Normal"/>
+              <w:jc w:val="center"/>
+            </w:pPr>
+            <w:r>
+              <w:t>0.008 [0.005, 0.011]</w:t>
+            </w:r>
+          </w:p>
+        </w:tc>
+        <w:tc>
+          <w:p>
+            <w:pPr>
+              <w:pStyle w:val="Normal"/>
+              <w:jc w:val="center"/>
+            </w:pPr>
+            <w:r>
+              <w:t>0.018 [0.014, 0.022]</w:t>
+            </w:r>
+          </w:p>
+        </w:tc>
+        <w:tc>
+          <w:p>
+            <w:pPr>
+              <w:pStyle w:val="Normal"/>
+              <w:jc w:val="center"/>
+            </w:pPr>
+            <w:r>
+              <w:t>0.015 [0.012, 0.019]</w:t>
+            </w:r>
+          </w:p>
+        </w:tc>
+        <w:tc>
+          <w:p>
+            <w:pPr>
+              <w:pStyle w:val="Normal"/>
+              <w:jc w:val="center"/>
+            </w:pPr>
+            <w:r>
+              <w:t>0.016 [0.013, 0.019]</w:t>
+            </w:r>
+          </w:p>
+        </w:tc>
+        <w:tc>
+          <w:p>
+            <w:pPr>
+              <w:pStyle w:val="Normal"/>
+              <w:jc w:val="center"/>
+            </w:pPr>
+            <w:r>
+              <w:t>0.017 [0.014, 0.02]</w:t>
             </w:r>
           </w:p>
         </w:tc>
@@ -333,128 +333,128 @@
               <w:jc w:val="center"/>
             </w:pPr>
             <w:r>
-              <w:t>-0.032 [-0.035, -0.03]</w:t>
-            </w:r>
-          </w:p>
-        </w:tc>
-        <w:tc>
-          <w:p>
-            <w:pPr>
-              <w:pStyle w:val="Normal"/>
-              <w:jc w:val="center"/>
-            </w:pPr>
-            <w:r>
-              <w:t>-0.018 [-0.021, -0.017]</w:t>
-            </w:r>
-          </w:p>
-        </w:tc>
-        <w:tc>
-          <w:p>
-            <w:pPr>
-              <w:pStyle w:val="Normal"/>
-              <w:jc w:val="center"/>
-            </w:pPr>
-            <w:r>
-              <w:t>-0.012 [-0.014, -0.01]</w:t>
-            </w:r>
-          </w:p>
-        </w:tc>
-        <w:tc>
-          <w:p>
-            <w:pPr>
-              <w:pStyle w:val="Normal"/>
-              <w:jc w:val="center"/>
-            </w:pPr>
-            <w:r>
-              <w:t>-0.008 [-0.01, -0.006]</w:t>
-            </w:r>
-          </w:p>
-        </w:tc>
-        <w:tc>
-          <w:p>
-            <w:pPr>
-              <w:pStyle w:val="Normal"/>
-              <w:jc w:val="center"/>
-            </w:pPr>
-            <w:r>
-              <w:t>-0.015 [-0.019, -0.013]</w:t>
-            </w:r>
-          </w:p>
-        </w:tc>
-        <w:tc>
-          <w:p>
-            <w:pPr>
-              <w:pStyle w:val="Normal"/>
-              <w:jc w:val="center"/>
-            </w:pPr>
-            <w:r>
-              <w:t>-0.011 [-0.014, -0.01]</w:t>
-            </w:r>
-          </w:p>
-        </w:tc>
-        <w:tc>
-          <w:p>
-            <w:pPr>
-              <w:pStyle w:val="Normal"/>
-              <w:jc w:val="center"/>
-            </w:pPr>
-            <w:r>
-              <w:t>-0.007 [-0.01, -0.006]</w:t>
-            </w:r>
-          </w:p>
-        </w:tc>
-        <w:tc>
-          <w:p>
-            <w:pPr>
-              <w:pStyle w:val="Normal"/>
-              <w:jc w:val="center"/>
-            </w:pPr>
-            <w:r>
-              <w:t>-0.004 [-0.007, -0.003]</w:t>
-            </w:r>
-          </w:p>
-        </w:tc>
-        <w:tc>
-          <w:p>
-            <w:pPr>
-              <w:pStyle w:val="Normal"/>
-              <w:jc w:val="center"/>
-            </w:pPr>
-            <w:r>
-              <w:t>0.005 [0, 0.007]</w:t>
-            </w:r>
-          </w:p>
-        </w:tc>
-        <w:tc>
-          <w:p>
-            <w:pPr>
-              <w:pStyle w:val="Normal"/>
-              <w:jc w:val="center"/>
-            </w:pPr>
-            <w:r>
-              <w:t>0.003 [-0.001, 0.004]</w:t>
-            </w:r>
-          </w:p>
-        </w:tc>
-        <w:tc>
-          <w:p>
-            <w:pPr>
-              <w:pStyle w:val="Normal"/>
-              <w:jc w:val="center"/>
-            </w:pPr>
-            <w:r>
-              <w:t>0.003 [0, 0.004]</w:t>
-            </w:r>
-          </w:p>
-        </w:tc>
-        <w:tc>
-          <w:p>
-            <w:pPr>
-              <w:pStyle w:val="Normal"/>
-              <w:jc w:val="center"/>
-            </w:pPr>
-            <w:r>
-              <w:t>0.004 [0.002, 0.005]</w:t>
+              <w:t>-0.032 [-0.035, -0.028]</w:t>
+            </w:r>
+          </w:p>
+        </w:tc>
+        <w:tc>
+          <w:p>
+            <w:pPr>
+              <w:pStyle w:val="Normal"/>
+              <w:jc w:val="center"/>
+            </w:pPr>
+            <w:r>
+              <w:t>-0.018 [-0.022, -0.015]</w:t>
+            </w:r>
+          </w:p>
+        </w:tc>
+        <w:tc>
+          <w:p>
+            <w:pPr>
+              <w:pStyle w:val="Normal"/>
+              <w:jc w:val="center"/>
+            </w:pPr>
+            <w:r>
+              <w:t>-0.012 [-0.015, -0.009]</w:t>
+            </w:r>
+          </w:p>
+        </w:tc>
+        <w:tc>
+          <w:p>
+            <w:pPr>
+              <w:pStyle w:val="Normal"/>
+              <w:jc w:val="center"/>
+            </w:pPr>
+            <w:r>
+              <w:t>-0.008 [-0.011, -0.005]</w:t>
+            </w:r>
+          </w:p>
+        </w:tc>
+        <w:tc>
+          <w:p>
+            <w:pPr>
+              <w:pStyle w:val="Normal"/>
+              <w:jc w:val="center"/>
+            </w:pPr>
+            <w:r>
+              <w:t>-0.015 [-0.019, -0.011]</w:t>
+            </w:r>
+          </w:p>
+        </w:tc>
+        <w:tc>
+          <w:p>
+            <w:pPr>
+              <w:pStyle w:val="Normal"/>
+              <w:jc w:val="center"/>
+            </w:pPr>
+            <w:r>
+              <w:t>-0.011 [-0.015, -0.008]</w:t>
+            </w:r>
+          </w:p>
+        </w:tc>
+        <w:tc>
+          <w:p>
+            <w:pPr>
+              <w:pStyle w:val="Normal"/>
+              <w:jc w:val="center"/>
+            </w:pPr>
+            <w:r>
+              <w:t>-0.007 [-0.01, -0.004]</w:t>
+            </w:r>
+          </w:p>
+        </w:tc>
+        <w:tc>
+          <w:p>
+            <w:pPr>
+              <w:pStyle w:val="Normal"/>
+              <w:jc w:val="center"/>
+            </w:pPr>
+            <w:r>
+              <w:t>-0.004 [-0.007, -0.001]</w:t>
+            </w:r>
+          </w:p>
+        </w:tc>
+        <w:tc>
+          <w:p>
+            <w:pPr>
+              <w:pStyle w:val="Normal"/>
+              <w:jc w:val="center"/>
+            </w:pPr>
+            <w:r>
+              <w:t>0.005 [0.001, 0.009]</w:t>
+            </w:r>
+          </w:p>
+        </w:tc>
+        <w:tc>
+          <w:p>
+            <w:pPr>
+              <w:pStyle w:val="Normal"/>
+              <w:jc w:val="center"/>
+            </w:pPr>
+            <w:r>
+              <w:t>0.003 [-0.001, 0.006]</w:t>
+            </w:r>
+          </w:p>
+        </w:tc>
+        <w:tc>
+          <w:p>
+            <w:pPr>
+              <w:pStyle w:val="Normal"/>
+              <w:jc w:val="center"/>
+            </w:pPr>
+            <w:r>
+              <w:t>0.003 [0, 0.007]</w:t>
+            </w:r>
+          </w:p>
+        </w:tc>
+        <w:tc>
+          <w:p>
+            <w:pPr>
+              <w:pStyle w:val="Normal"/>
+              <w:jc w:val="center"/>
+            </w:pPr>
+            <w:r>
+              <w:t>0.004 [0.001, 0.008]</w:t>
             </w:r>
           </w:p>
         </w:tc>
@@ -478,128 +478,128 @@
               <w:jc w:val="center"/>
             </w:pPr>
             <w:r>
-              <w:t>-0.032 [-0.035, -0.031]</w:t>
-            </w:r>
-          </w:p>
-        </w:tc>
-        <w:tc>
-          <w:p>
-            <w:pPr>
-              <w:pStyle w:val="Normal"/>
-              <w:jc w:val="center"/>
-            </w:pPr>
-            <w:r>
-              <w:t>-0.019 [-0.021, -0.017]</w:t>
-            </w:r>
-          </w:p>
-        </w:tc>
-        <w:tc>
-          <w:p>
-            <w:pPr>
-              <w:pStyle w:val="Normal"/>
-              <w:jc w:val="center"/>
-            </w:pPr>
-            <w:r>
-              <w:t>-0.012 [-0.015, -0.01]</w:t>
-            </w:r>
-          </w:p>
-        </w:tc>
-        <w:tc>
-          <w:p>
-            <w:pPr>
-              <w:pStyle w:val="Normal"/>
-              <w:jc w:val="center"/>
-            </w:pPr>
-            <w:r>
-              <w:t>-0.008 [-0.011, -0.006]</w:t>
-            </w:r>
-          </w:p>
-        </w:tc>
-        <w:tc>
-          <w:p>
-            <w:pPr>
-              <w:pStyle w:val="Normal"/>
-              <w:jc w:val="center"/>
-            </w:pPr>
-            <w:r>
-              <w:t>-0.015 [-0.019, -0.014]</w:t>
-            </w:r>
-          </w:p>
-        </w:tc>
-        <w:tc>
-          <w:p>
-            <w:pPr>
-              <w:pStyle w:val="Normal"/>
-              <w:jc w:val="center"/>
-            </w:pPr>
-            <w:r>
-              <w:t>-0.012 [-0.014, -0.01]</w:t>
-            </w:r>
-          </w:p>
-        </w:tc>
-        <w:tc>
-          <w:p>
-            <w:pPr>
-              <w:pStyle w:val="Normal"/>
-              <w:jc w:val="center"/>
-            </w:pPr>
-            <w:r>
-              <w:t>-0.007 [-0.01, -0.006]</w:t>
-            </w:r>
-          </w:p>
-        </w:tc>
-        <w:tc>
-          <w:p>
-            <w:pPr>
-              <w:pStyle w:val="Normal"/>
-              <w:jc w:val="center"/>
-            </w:pPr>
-            <w:r>
-              <w:t>-0.004 [-0.007, -0.003]</w:t>
-            </w:r>
-          </w:p>
-        </w:tc>
-        <w:tc>
-          <w:p>
-            <w:pPr>
-              <w:pStyle w:val="Normal"/>
-              <w:jc w:val="center"/>
-            </w:pPr>
-            <w:r>
-              <w:t>0.005 [0, 0.006]</w:t>
-            </w:r>
-          </w:p>
-        </w:tc>
-        <w:tc>
-          <w:p>
-            <w:pPr>
-              <w:pStyle w:val="Normal"/>
-              <w:jc w:val="center"/>
-            </w:pPr>
-            <w:r>
-              <w:t>0.003 [-0.001, 0.004]</w:t>
-            </w:r>
-          </w:p>
-        </w:tc>
-        <w:tc>
-          <w:p>
-            <w:pPr>
-              <w:pStyle w:val="Normal"/>
-              <w:jc w:val="center"/>
-            </w:pPr>
-            <w:r>
-              <w:t>0.003 [0, 0.004]</w:t>
-            </w:r>
-          </w:p>
-        </w:tc>
-        <w:tc>
-          <w:p>
-            <w:pPr>
-              <w:pStyle w:val="Normal"/>
-              <w:jc w:val="center"/>
-            </w:pPr>
-            <w:r>
-              <w:t>0.004 [0.001, 0.005]</w:t>
+              <w:t>-0.032 [-0.035, -0.028]</w:t>
+            </w:r>
+          </w:p>
+        </w:tc>
+        <w:tc>
+          <w:p>
+            <w:pPr>
+              <w:pStyle w:val="Normal"/>
+              <w:jc w:val="center"/>
+            </w:pPr>
+            <w:r>
+              <w:t>-0.019 [-0.022, -0.015]</w:t>
+            </w:r>
+          </w:p>
+        </w:tc>
+        <w:tc>
+          <w:p>
+            <w:pPr>
+              <w:pStyle w:val="Normal"/>
+              <w:jc w:val="center"/>
+            </w:pPr>
+            <w:r>
+              <w:t>-0.012 [-0.015, -0.009]</w:t>
+            </w:r>
+          </w:p>
+        </w:tc>
+        <w:tc>
+          <w:p>
+            <w:pPr>
+              <w:pStyle w:val="Normal"/>
+              <w:jc w:val="center"/>
+            </w:pPr>
+            <w:r>
+              <w:t>-0.008 [-0.011, -0.005]</w:t>
+            </w:r>
+          </w:p>
+        </w:tc>
+        <w:tc>
+          <w:p>
+            <w:pPr>
+              <w:pStyle w:val="Normal"/>
+              <w:jc w:val="center"/>
+            </w:pPr>
+            <w:r>
+              <w:t>-0.015 [-0.019, -0.011]</w:t>
+            </w:r>
+          </w:p>
+        </w:tc>
+        <w:tc>
+          <w:p>
+            <w:pPr>
+              <w:pStyle w:val="Normal"/>
+              <w:jc w:val="center"/>
+            </w:pPr>
+            <w:r>
+              <w:t>-0.012 [-0.015, -0.008]</w:t>
+            </w:r>
+          </w:p>
+        </w:tc>
+        <w:tc>
+          <w:p>
+            <w:pPr>
+              <w:pStyle w:val="Normal"/>
+              <w:jc w:val="center"/>
+            </w:pPr>
+            <w:r>
+              <w:t>-0.007 [-0.01, -0.004]</w:t>
+            </w:r>
+          </w:p>
+        </w:tc>
+        <w:tc>
+          <w:p>
+            <w:pPr>
+              <w:pStyle w:val="Normal"/>
+              <w:jc w:val="center"/>
+            </w:pPr>
+            <w:r>
+              <w:t>-0.004 [-0.007, -0.001]</w:t>
+            </w:r>
+          </w:p>
+        </w:tc>
+        <w:tc>
+          <w:p>
+            <w:pPr>
+              <w:pStyle w:val="Normal"/>
+              <w:jc w:val="center"/>
+            </w:pPr>
+            <w:r>
+              <w:t>0.005 [0.001, 0.009]</w:t>
+            </w:r>
+          </w:p>
+        </w:tc>
+        <w:tc>
+          <w:p>
+            <w:pPr>
+              <w:pStyle w:val="Normal"/>
+              <w:jc w:val="center"/>
+            </w:pPr>
+            <w:r>
+              <w:t>0.003 [-0.001, 0.006]</w:t>
+            </w:r>
+          </w:p>
+        </w:tc>
+        <w:tc>
+          <w:p>
+            <w:pPr>
+              <w:pStyle w:val="Normal"/>
+              <w:jc w:val="center"/>
+            </w:pPr>
+            <w:r>
+              <w:t>0.003 [0, 0.007]</w:t>
+            </w:r>
+          </w:p>
+        </w:tc>
+        <w:tc>
+          <w:p>
+            <w:pPr>
+              <w:pStyle w:val="Normal"/>
+              <w:jc w:val="center"/>
+            </w:pPr>
+            <w:r>
+              <w:t>0.004 [0.001, 0.007]</w:t>
             </w:r>
           </w:p>
         </w:tc>
@@ -623,128 +623,128 @@
               <w:jc w:val="center"/>
             </w:pPr>
             <w:r>
-              <w:t>-0.036 [-0.038, -0.034]</w:t>
-            </w:r>
-          </w:p>
-        </w:tc>
-        <w:tc>
-          <w:p>
-            <w:pPr>
-              <w:pStyle w:val="Normal"/>
-              <w:jc w:val="center"/>
-            </w:pPr>
-            <w:r>
-              <w:t>-0.023 [-0.025, -0.021]</w:t>
-            </w:r>
-          </w:p>
-        </w:tc>
-        <w:tc>
-          <w:p>
-            <w:pPr>
-              <w:pStyle w:val="Normal"/>
-              <w:jc w:val="center"/>
-            </w:pPr>
-            <w:r>
-              <w:t>-0.016 [-0.019, -0.014]</w:t>
-            </w:r>
-          </w:p>
-        </w:tc>
-        <w:tc>
-          <w:p>
-            <w:pPr>
-              <w:pStyle w:val="Normal"/>
-              <w:jc w:val="center"/>
-            </w:pPr>
-            <w:r>
-              <w:t>-0.012 [-0.015, -0.01]</w:t>
-            </w:r>
-          </w:p>
-        </w:tc>
-        <w:tc>
-          <w:p>
-            <w:pPr>
-              <w:pStyle w:val="Normal"/>
-              <w:jc w:val="center"/>
-            </w:pPr>
-            <w:r>
-              <w:t>-0.02 [-0.023, -0.018]</w:t>
-            </w:r>
-          </w:p>
-        </w:tc>
-        <w:tc>
-          <w:p>
-            <w:pPr>
-              <w:pStyle w:val="Normal"/>
-              <w:jc w:val="center"/>
-            </w:pPr>
-            <w:r>
-              <w:t>-0.016 [-0.018, -0.014]</w:t>
-            </w:r>
-          </w:p>
-        </w:tc>
-        <w:tc>
-          <w:p>
-            <w:pPr>
-              <w:pStyle w:val="Normal"/>
-              <w:jc w:val="center"/>
-            </w:pPr>
-            <w:r>
-              <w:t>-0.012 [-0.014, -0.01]</w:t>
-            </w:r>
-          </w:p>
-        </w:tc>
-        <w:tc>
-          <w:p>
-            <w:pPr>
-              <w:pStyle w:val="Normal"/>
-              <w:jc w:val="center"/>
-            </w:pPr>
-            <w:r>
-              <w:t>-0.008 [-0.011, -0.007]</w:t>
-            </w:r>
-          </w:p>
-        </w:tc>
-        <w:tc>
-          <w:p>
-            <w:pPr>
-              <w:pStyle w:val="Normal"/>
-              <w:jc w:val="center"/>
-            </w:pPr>
-            <w:r>
-              <w:t>0.001 [-0.004, 0.002]</w:t>
-            </w:r>
-          </w:p>
-        </w:tc>
-        <w:tc>
-          <w:p>
-            <w:pPr>
-              <w:pStyle w:val="Normal"/>
-              <w:jc w:val="center"/>
-            </w:pPr>
-            <w:r>
-              <w:t>-0.002 [-0.005, 0]</w:t>
-            </w:r>
-          </w:p>
-        </w:tc>
-        <w:tc>
-          <w:p>
-            <w:pPr>
-              <w:pStyle w:val="Normal"/>
-              <w:jc w:val="center"/>
-            </w:pPr>
-            <w:r>
-              <w:t>-0.001 [-0.004, 0]</w:t>
-            </w:r>
-          </w:p>
-        </w:tc>
-        <w:tc>
-          <w:p>
-            <w:pPr>
-              <w:pStyle w:val="Normal"/>
-              <w:jc w:val="center"/>
-            </w:pPr>
-            <w:r>
-              <w:t>0 [-0.003, 0.001]</w:t>
+              <w:t>-0.036 [-0.039, -0.032]</w:t>
+            </w:r>
+          </w:p>
+        </w:tc>
+        <w:tc>
+          <w:p>
+            <w:pPr>
+              <w:pStyle w:val="Normal"/>
+              <w:jc w:val="center"/>
+            </w:pPr>
+            <w:r>
+              <w:t>-0.023 [-0.026, -0.019]</w:t>
+            </w:r>
+          </w:p>
+        </w:tc>
+        <w:tc>
+          <w:p>
+            <w:pPr>
+              <w:pStyle w:val="Normal"/>
+              <w:jc w:val="center"/>
+            </w:pPr>
+            <w:r>
+              <w:t>-0.016 [-0.019, -0.013]</w:t>
+            </w:r>
+          </w:p>
+        </w:tc>
+        <w:tc>
+          <w:p>
+            <w:pPr>
+              <w:pStyle w:val="Normal"/>
+              <w:jc w:val="center"/>
+            </w:pPr>
+            <w:r>
+              <w:t>-0.012 [-0.015, -0.009]</w:t>
+            </w:r>
+          </w:p>
+        </w:tc>
+        <w:tc>
+          <w:p>
+            <w:pPr>
+              <w:pStyle w:val="Normal"/>
+              <w:jc w:val="center"/>
+            </w:pPr>
+            <w:r>
+              <w:t>-0.02 [-0.023, -0.015]</w:t>
+            </w:r>
+          </w:p>
+        </w:tc>
+        <w:tc>
+          <w:p>
+            <w:pPr>
+              <w:pStyle w:val="Normal"/>
+              <w:jc w:val="center"/>
+            </w:pPr>
+            <w:r>
+              <w:t>-0.016 [-0.019, -0.012]</w:t>
+            </w:r>
+          </w:p>
+        </w:tc>
+        <w:tc>
+          <w:p>
+            <w:pPr>
+              <w:pStyle w:val="Normal"/>
+              <w:jc w:val="center"/>
+            </w:pPr>
+            <w:r>
+              <w:t>-0.012 [-0.015, -0.008]</w:t>
+            </w:r>
+          </w:p>
+        </w:tc>
+        <w:tc>
+          <w:p>
+            <w:pPr>
+              <w:pStyle w:val="Normal"/>
+              <w:jc w:val="center"/>
+            </w:pPr>
+            <w:r>
+              <w:t>-0.008 [-0.012, -0.005]</w:t>
+            </w:r>
+          </w:p>
+        </w:tc>
+        <w:tc>
+          <w:p>
+            <w:pPr>
+              <w:pStyle w:val="Normal"/>
+              <w:jc w:val="center"/>
+            </w:pPr>
+            <w:r>
+              <w:t>0.001 [-0.004, 0.005]</w:t>
+            </w:r>
+          </w:p>
+        </w:tc>
+        <w:tc>
+          <w:p>
+            <w:pPr>
+              <w:pStyle w:val="Normal"/>
+              <w:jc w:val="center"/>
+            </w:pPr>
+            <w:r>
+              <w:t>-0.002 [-0.005, 0.002]</w:t>
+            </w:r>
+          </w:p>
+        </w:tc>
+        <w:tc>
+          <w:p>
+            <w:pPr>
+              <w:pStyle w:val="Normal"/>
+              <w:jc w:val="center"/>
+            </w:pPr>
+            <w:r>
+              <w:t>-0.001 [-0.004, 0.003]</w:t>
+            </w:r>
+          </w:p>
+        </w:tc>
+        <w:tc>
+          <w:p>
+            <w:pPr>
+              <w:pStyle w:val="Normal"/>
+              <w:jc w:val="center"/>
+            </w:pPr>
+            <w:r>
+              <w:t>0 [-0.003, 0.003]</w:t>
             </w:r>
           </w:p>
         </w:tc>
@@ -768,128 +768,128 @@
               <w:jc w:val="center"/>
             </w:pPr>
             <w:r>
-              <w:t>-0.031 [-0.033, -0.029]</w:t>
-            </w:r>
-          </w:p>
-        </w:tc>
-        <w:tc>
-          <w:p>
-            <w:pPr>
-              <w:pStyle w:val="Normal"/>
-              <w:jc w:val="center"/>
-            </w:pPr>
-            <w:r>
-              <w:t>-0.018 [-0.02, -0.016]</w:t>
-            </w:r>
-          </w:p>
-        </w:tc>
-        <w:tc>
-          <w:p>
-            <w:pPr>
-              <w:pStyle w:val="Normal"/>
-              <w:jc w:val="center"/>
-            </w:pPr>
-            <w:r>
-              <w:t>-0.012 [-0.014, -0.01]</w:t>
-            </w:r>
-          </w:p>
-        </w:tc>
-        <w:tc>
-          <w:p>
-            <w:pPr>
-              <w:pStyle w:val="Normal"/>
-              <w:jc w:val="center"/>
-            </w:pPr>
-            <w:r>
-              <w:t>-0.007 [-0.01, -0.005]</w:t>
-            </w:r>
-          </w:p>
-        </w:tc>
-        <w:tc>
-          <w:p>
-            <w:pPr>
-              <w:pStyle w:val="Normal"/>
-              <w:jc w:val="center"/>
-            </w:pPr>
-            <w:r>
-              <w:t>-0.015 [-0.019, -0.014]</w:t>
-            </w:r>
-          </w:p>
-        </w:tc>
-        <w:tc>
-          <w:p>
-            <w:pPr>
-              <w:pStyle w:val="Normal"/>
-              <w:jc w:val="center"/>
-            </w:pPr>
-            <w:r>
-              <w:t>-0.011 [-0.014, -0.01]</w:t>
-            </w:r>
-          </w:p>
-        </w:tc>
-        <w:tc>
-          <w:p>
-            <w:pPr>
-              <w:pStyle w:val="Normal"/>
-              <w:jc w:val="center"/>
-            </w:pPr>
-            <w:r>
-              <w:t>-0.007 [-0.009, -0.005]</w:t>
-            </w:r>
-          </w:p>
-        </w:tc>
-        <w:tc>
-          <w:p>
-            <w:pPr>
-              <w:pStyle w:val="Normal"/>
-              <w:jc w:val="center"/>
-            </w:pPr>
-            <w:r>
-              <w:t>-0.004 [-0.006, -0.002]</w:t>
-            </w:r>
-          </w:p>
-        </w:tc>
-        <w:tc>
-          <w:p>
-            <w:pPr>
-              <w:pStyle w:val="Normal"/>
-              <w:jc w:val="center"/>
-            </w:pPr>
-            <w:r>
-              <w:t>0.005 [0, 0.007]</w:t>
-            </w:r>
-          </w:p>
-        </w:tc>
-        <w:tc>
-          <w:p>
-            <w:pPr>
-              <w:pStyle w:val="Normal"/>
-              <w:jc w:val="center"/>
-            </w:pPr>
-            <w:r>
-              <w:t>0.003 [-0.001, 0.004]</w:t>
-            </w:r>
-          </w:p>
-        </w:tc>
-        <w:tc>
-          <w:p>
-            <w:pPr>
-              <w:pStyle w:val="Normal"/>
-              <w:jc w:val="center"/>
-            </w:pPr>
-            <w:r>
-              <w:t>0.004 [0.001, 0.005]</w:t>
-            </w:r>
-          </w:p>
-        </w:tc>
-        <w:tc>
-          <w:p>
-            <w:pPr>
-              <w:pStyle w:val="Normal"/>
-              <w:jc w:val="center"/>
-            </w:pPr>
-            <w:r>
-              <w:t>0.005 [0.002, 0.006]</w:t>
+              <w:t>-0.031 [-0.034, -0.028]</w:t>
+            </w:r>
+          </w:p>
+        </w:tc>
+        <w:tc>
+          <w:p>
+            <w:pPr>
+              <w:pStyle w:val="Normal"/>
+              <w:jc w:val="center"/>
+            </w:pPr>
+            <w:r>
+              <w:t>-0.018 [-0.021, -0.015]</w:t>
+            </w:r>
+          </w:p>
+        </w:tc>
+        <w:tc>
+          <w:p>
+            <w:pPr>
+              <w:pStyle w:val="Normal"/>
+              <w:jc w:val="center"/>
+            </w:pPr>
+            <w:r>
+              <w:t>-0.012 [-0.015, -0.008]</w:t>
+            </w:r>
+          </w:p>
+        </w:tc>
+        <w:tc>
+          <w:p>
+            <w:pPr>
+              <w:pStyle w:val="Normal"/>
+              <w:jc w:val="center"/>
+            </w:pPr>
+            <w:r>
+              <w:t>-0.007 [-0.01, -0.004]</w:t>
+            </w:r>
+          </w:p>
+        </w:tc>
+        <w:tc>
+          <w:p>
+            <w:pPr>
+              <w:pStyle w:val="Normal"/>
+              <w:jc w:val="center"/>
+            </w:pPr>
+            <w:r>
+              <w:t>-0.015 [-0.019, -0.011]</w:t>
+            </w:r>
+          </w:p>
+        </w:tc>
+        <w:tc>
+          <w:p>
+            <w:pPr>
+              <w:pStyle w:val="Normal"/>
+              <w:jc w:val="center"/>
+            </w:pPr>
+            <w:r>
+              <w:t>-0.011 [-0.014, -0.008]</w:t>
+            </w:r>
+          </w:p>
+        </w:tc>
+        <w:tc>
+          <w:p>
+            <w:pPr>
+              <w:pStyle w:val="Normal"/>
+              <w:jc w:val="center"/>
+            </w:pPr>
+            <w:r>
+              <w:t>-0.007 [-0.01, -0.004]</w:t>
+            </w:r>
+          </w:p>
+        </w:tc>
+        <w:tc>
+          <w:p>
+            <w:pPr>
+              <w:pStyle w:val="Normal"/>
+              <w:jc w:val="center"/>
+            </w:pPr>
+            <w:r>
+              <w:t>-0.004 [-0.007, -0.001]</w:t>
+            </w:r>
+          </w:p>
+        </w:tc>
+        <w:tc>
+          <w:p>
+            <w:pPr>
+              <w:pStyle w:val="Normal"/>
+              <w:jc w:val="center"/>
+            </w:pPr>
+            <w:r>
+              <w:t>0.005 [0.001, 0.009]</w:t>
+            </w:r>
+          </w:p>
+        </w:tc>
+        <w:tc>
+          <w:p>
+            <w:pPr>
+              <w:pStyle w:val="Normal"/>
+              <w:jc w:val="center"/>
+            </w:pPr>
+            <w:r>
+              <w:t>0.003 [0, 0.007]</w:t>
+            </w:r>
+          </w:p>
+        </w:tc>
+        <w:tc>
+          <w:p>
+            <w:pPr>
+              <w:pStyle w:val="Normal"/>
+              <w:jc w:val="center"/>
+            </w:pPr>
+            <w:r>
+              <w:t>0.004 [0, 0.007]</w:t>
+            </w:r>
+          </w:p>
+        </w:tc>
+        <w:tc>
+          <w:p>
+            <w:pPr>
+              <w:pStyle w:val="Normal"/>
+              <w:jc w:val="center"/>
+            </w:pPr>
+            <w:r>
+              <w:t>0.005 [0.002, 0.008]</w:t>
             </w:r>
           </w:p>
         </w:tc>
@@ -913,128 +913,128 @@
               <w:jc w:val="center"/>
             </w:pPr>
             <w:r>
-              <w:t>-0.036 [-0.038, -0.034]</w:t>
-            </w:r>
-          </w:p>
-        </w:tc>
-        <w:tc>
-          <w:p>
-            <w:pPr>
-              <w:pStyle w:val="Normal"/>
-              <w:jc w:val="center"/>
-            </w:pPr>
-            <w:r>
-              <w:t>-0.023 [-0.025, -0.021]</w:t>
-            </w:r>
-          </w:p>
-        </w:tc>
-        <w:tc>
-          <w:p>
-            <w:pPr>
-              <w:pStyle w:val="Normal"/>
-              <w:jc w:val="center"/>
-            </w:pPr>
-            <w:r>
-              <w:t>-0.017 [-0.019, -0.015]</w:t>
-            </w:r>
-          </w:p>
-        </w:tc>
-        <w:tc>
-          <w:p>
-            <w:pPr>
-              <w:pStyle w:val="Normal"/>
-              <w:jc w:val="center"/>
-            </w:pPr>
-            <w:r>
-              <w:t>-0.013 [-0.015, -0.011]</w:t>
-            </w:r>
-          </w:p>
-        </w:tc>
-        <w:tc>
-          <w:p>
-            <w:pPr>
-              <w:pStyle w:val="Normal"/>
-              <w:jc w:val="center"/>
-            </w:pPr>
-            <w:r>
-              <w:t>-0.021 [-0.024, -0.019]</w:t>
-            </w:r>
-          </w:p>
-        </w:tc>
-        <w:tc>
-          <w:p>
-            <w:pPr>
-              <w:pStyle w:val="Normal"/>
-              <w:jc w:val="center"/>
-            </w:pPr>
-            <w:r>
-              <w:t>-0.017 [-0.019, -0.015]</w:t>
-            </w:r>
-          </w:p>
-        </w:tc>
-        <w:tc>
-          <w:p>
-            <w:pPr>
-              <w:pStyle w:val="Normal"/>
-              <w:jc w:val="center"/>
-            </w:pPr>
-            <w:r>
-              <w:t>-0.012 [-0.015, -0.011]</w:t>
-            </w:r>
-          </w:p>
-        </w:tc>
-        <w:tc>
-          <w:p>
-            <w:pPr>
-              <w:pStyle w:val="Normal"/>
-              <w:jc w:val="center"/>
-            </w:pPr>
-            <w:r>
-              <w:t>-0.009 [-0.012, -0.007]</w:t>
-            </w:r>
-          </w:p>
-        </w:tc>
-        <w:tc>
-          <w:p>
-            <w:pPr>
-              <w:pStyle w:val="Normal"/>
-              <w:jc w:val="center"/>
-            </w:pPr>
-            <w:r>
-              <w:t>-0.001 [-0.006, 0.001]</w:t>
-            </w:r>
-          </w:p>
-        </w:tc>
-        <w:tc>
-          <w:p>
-            <w:pPr>
-              <w:pStyle w:val="Normal"/>
-              <w:jc w:val="center"/>
-            </w:pPr>
-            <w:r>
-              <w:t>-0.002 [-0.006, -0.001]</w:t>
-            </w:r>
-          </w:p>
-        </w:tc>
-        <w:tc>
-          <w:p>
-            <w:pPr>
-              <w:pStyle w:val="Normal"/>
-              <w:jc w:val="center"/>
-            </w:pPr>
-            <w:r>
-              <w:t>-0.002 [-0.005, 0]</w:t>
-            </w:r>
-          </w:p>
-        </w:tc>
-        <w:tc>
-          <w:p>
-            <w:pPr>
-              <w:pStyle w:val="Normal"/>
-              <w:jc w:val="center"/>
-            </w:pPr>
-            <w:r>
-              <w:t>0 [-0.003, 0.001]</w:t>
+              <w:t>-0.036 [-0.039, -0.032]</w:t>
+            </w:r>
+          </w:p>
+        </w:tc>
+        <w:tc>
+          <w:p>
+            <w:pPr>
+              <w:pStyle w:val="Normal"/>
+              <w:jc w:val="center"/>
+            </w:pPr>
+            <w:r>
+              <w:t>-0.023 [-0.026, -0.02]</w:t>
+            </w:r>
+          </w:p>
+        </w:tc>
+        <w:tc>
+          <w:p>
+            <w:pPr>
+              <w:pStyle w:val="Normal"/>
+              <w:jc w:val="center"/>
+            </w:pPr>
+            <w:r>
+              <w:t>-0.017 [-0.02, -0.013]</w:t>
+            </w:r>
+          </w:p>
+        </w:tc>
+        <w:tc>
+          <w:p>
+            <w:pPr>
+              <w:pStyle w:val="Normal"/>
+              <w:jc w:val="center"/>
+            </w:pPr>
+            <w:r>
+              <w:t>-0.013 [-0.016, -0.009]</w:t>
+            </w:r>
+          </w:p>
+        </w:tc>
+        <w:tc>
+          <w:p>
+            <w:pPr>
+              <w:pStyle w:val="Normal"/>
+              <w:jc w:val="center"/>
+            </w:pPr>
+            <w:r>
+              <w:t>-0.021 [-0.025, -0.017]</w:t>
+            </w:r>
+          </w:p>
+        </w:tc>
+        <w:tc>
+          <w:p>
+            <w:pPr>
+              <w:pStyle w:val="Normal"/>
+              <w:jc w:val="center"/>
+            </w:pPr>
+            <w:r>
+              <w:t>-0.017 [-0.02, -0.013]</w:t>
+            </w:r>
+          </w:p>
+        </w:tc>
+        <w:tc>
+          <w:p>
+            <w:pPr>
+              <w:pStyle w:val="Normal"/>
+              <w:jc w:val="center"/>
+            </w:pPr>
+            <w:r>
+              <w:t>-0.012 [-0.015, -0.009]</w:t>
+            </w:r>
+          </w:p>
+        </w:tc>
+        <w:tc>
+          <w:p>
+            <w:pPr>
+              <w:pStyle w:val="Normal"/>
+              <w:jc w:val="center"/>
+            </w:pPr>
+            <w:r>
+              <w:t>-0.009 [-0.012, -0.006]</w:t>
+            </w:r>
+          </w:p>
+        </w:tc>
+        <w:tc>
+          <w:p>
+            <w:pPr>
+              <w:pStyle w:val="Normal"/>
+              <w:jc w:val="center"/>
+            </w:pPr>
+            <w:r>
+              <w:t>-0.001 [-0.005, 0.004]</w:t>
+            </w:r>
+          </w:p>
+        </w:tc>
+        <w:tc>
+          <w:p>
+            <w:pPr>
+              <w:pStyle w:val="Normal"/>
+              <w:jc w:val="center"/>
+            </w:pPr>
+            <w:r>
+              <w:t>-0.002 [-0.006, 0.002]</w:t>
+            </w:r>
+          </w:p>
+        </w:tc>
+        <w:tc>
+          <w:p>
+            <w:pPr>
+              <w:pStyle w:val="Normal"/>
+              <w:jc w:val="center"/>
+            </w:pPr>
+            <w:r>
+              <w:t>-0.002 [-0.005, 0.002]</w:t>
+            </w:r>
+          </w:p>
+        </w:tc>
+        <w:tc>
+          <w:p>
+            <w:pPr>
+              <w:pStyle w:val="Normal"/>
+              <w:jc w:val="center"/>
+            </w:pPr>
+            <w:r>
+              <w:t>0 [-0.004, 0.003]</w:t>
             </w:r>
           </w:p>
         </w:tc>
@@ -1058,128 +1058,128 @@
               <w:jc w:val="center"/>
             </w:pPr>
             <w:r>
-              <w:t>-0.039 [-0.041, -0.037]</w:t>
-            </w:r>
-          </w:p>
-        </w:tc>
-        <w:tc>
-          <w:p>
-            <w:pPr>
-              <w:pStyle w:val="Normal"/>
-              <w:jc w:val="center"/>
-            </w:pPr>
-            <w:r>
-              <w:t>-0.027 [-0.029, -0.025]</w:t>
-            </w:r>
-          </w:p>
-        </w:tc>
-        <w:tc>
-          <w:p>
-            <w:pPr>
-              <w:pStyle w:val="Normal"/>
-              <w:jc w:val="center"/>
-            </w:pPr>
-            <w:r>
-              <w:t>-0.02 [-0.023, -0.019]</w:t>
-            </w:r>
-          </w:p>
-        </w:tc>
-        <w:tc>
-          <w:p>
-            <w:pPr>
-              <w:pStyle w:val="Normal"/>
-              <w:jc w:val="center"/>
-            </w:pPr>
-            <w:r>
-              <w:t>-0.016 [-0.019, -0.014]</w:t>
-            </w:r>
-          </w:p>
-        </w:tc>
-        <w:tc>
-          <w:p>
-            <w:pPr>
-              <w:pStyle w:val="Normal"/>
-              <w:jc w:val="center"/>
-            </w:pPr>
-            <w:r>
-              <w:t>-0.025 [-0.028, -0.024]</w:t>
-            </w:r>
-          </w:p>
-        </w:tc>
-        <w:tc>
-          <w:p>
-            <w:pPr>
-              <w:pStyle w:val="Normal"/>
-              <w:jc w:val="center"/>
-            </w:pPr>
-            <w:r>
-              <w:t>-0.021 [-0.023, -0.019]</w:t>
-            </w:r>
-          </w:p>
-        </w:tc>
-        <w:tc>
-          <w:p>
-            <w:pPr>
-              <w:pStyle w:val="Normal"/>
-              <w:jc w:val="center"/>
-            </w:pPr>
-            <w:r>
-              <w:t>-0.016 [-0.019, -0.015]</w:t>
-            </w:r>
-          </w:p>
-        </w:tc>
-        <w:tc>
-          <w:p>
-            <w:pPr>
-              <w:pStyle w:val="Normal"/>
-              <w:jc w:val="center"/>
-            </w:pPr>
-            <w:r>
-              <w:t>-0.013 [-0.015, -0.011]</w:t>
-            </w:r>
-          </w:p>
-        </w:tc>
-        <w:tc>
-          <w:p>
-            <w:pPr>
-              <w:pStyle w:val="Normal"/>
-              <w:jc w:val="center"/>
-            </w:pPr>
-            <w:r>
-              <w:t>-0.005 [-0.01, -0.004]</w:t>
-            </w:r>
-          </w:p>
-        </w:tc>
-        <w:tc>
-          <w:p>
-            <w:pPr>
-              <w:pStyle w:val="Normal"/>
-              <w:jc w:val="center"/>
-            </w:pPr>
-            <w:r>
-              <w:t>-0.007 [-0.01, -0.005]</w:t>
-            </w:r>
-          </w:p>
-        </w:tc>
-        <w:tc>
-          <w:p>
-            <w:pPr>
-              <w:pStyle w:val="Normal"/>
-              <w:jc w:val="center"/>
-            </w:pPr>
-            <w:r>
-              <w:t>-0.005 [-0.009, -0.004]</w:t>
-            </w:r>
-          </w:p>
-        </w:tc>
-        <w:tc>
-          <w:p>
-            <w:pPr>
-              <w:pStyle w:val="Normal"/>
-              <w:jc w:val="center"/>
-            </w:pPr>
-            <w:r>
-              <w:t>-0.004 [-0.007, -0.003]</w:t>
+              <w:t>-0.039 [-0.042, -0.035]</w:t>
+            </w:r>
+          </w:p>
+        </w:tc>
+        <w:tc>
+          <w:p>
+            <w:pPr>
+              <w:pStyle w:val="Normal"/>
+              <w:jc w:val="center"/>
+            </w:pPr>
+            <w:r>
+              <w:t>-0.027 [-0.03, -0.023]</w:t>
+            </w:r>
+          </w:p>
+        </w:tc>
+        <w:tc>
+          <w:p>
+            <w:pPr>
+              <w:pStyle w:val="Normal"/>
+              <w:jc w:val="center"/>
+            </w:pPr>
+            <w:r>
+              <w:t>-0.02 [-0.024, -0.017]</w:t>
+            </w:r>
+          </w:p>
+        </w:tc>
+        <w:tc>
+          <w:p>
+            <w:pPr>
+              <w:pStyle w:val="Normal"/>
+              <w:jc w:val="center"/>
+            </w:pPr>
+            <w:r>
+              <w:t>-0.016 [-0.02, -0.013]</w:t>
+            </w:r>
+          </w:p>
+        </w:tc>
+        <w:tc>
+          <w:p>
+            <w:pPr>
+              <w:pStyle w:val="Normal"/>
+              <w:jc w:val="center"/>
+            </w:pPr>
+            <w:r>
+              <w:t>-0.025 [-0.029, -0.021]</w:t>
+            </w:r>
+          </w:p>
+        </w:tc>
+        <w:tc>
+          <w:p>
+            <w:pPr>
+              <w:pStyle w:val="Normal"/>
+              <w:jc w:val="center"/>
+            </w:pPr>
+            <w:r>
+              <w:t>-0.021 [-0.024, -0.017]</w:t>
+            </w:r>
+          </w:p>
+        </w:tc>
+        <w:tc>
+          <w:p>
+            <w:pPr>
+              <w:pStyle w:val="Normal"/>
+              <w:jc w:val="center"/>
+            </w:pPr>
+            <w:r>
+              <w:t>-0.016 [-0.019, -0.013]</w:t>
+            </w:r>
+          </w:p>
+        </w:tc>
+        <w:tc>
+          <w:p>
+            <w:pPr>
+              <w:pStyle w:val="Normal"/>
+              <w:jc w:val="center"/>
+            </w:pPr>
+            <w:r>
+              <w:t>-0.013 [-0.016, -0.01]</w:t>
+            </w:r>
+          </w:p>
+        </w:tc>
+        <w:tc>
+          <w:p>
+            <w:pPr>
+              <w:pStyle w:val="Normal"/>
+              <w:jc w:val="center"/>
+            </w:pPr>
+            <w:r>
+              <w:t>-0.005 [-0.01, -0.001]</w:t>
+            </w:r>
+          </w:p>
+        </w:tc>
+        <w:tc>
+          <w:p>
+            <w:pPr>
+              <w:pStyle w:val="Normal"/>
+              <w:jc w:val="center"/>
+            </w:pPr>
+            <w:r>
+              <w:t>-0.007 [-0.01, -0.002]</w:t>
+            </w:r>
+          </w:p>
+        </w:tc>
+        <w:tc>
+          <w:p>
+            <w:pPr>
+              <w:pStyle w:val="Normal"/>
+              <w:jc w:val="center"/>
+            </w:pPr>
+            <w:r>
+              <w:t>-0.005 [-0.009, -0.001]</w:t>
+            </w:r>
+          </w:p>
+        </w:tc>
+        <w:tc>
+          <w:p>
+            <w:pPr>
+              <w:pStyle w:val="Normal"/>
+              <w:jc w:val="center"/>
+            </w:pPr>
+            <w:r>
+              <w:t>-0.004 [-0.008, 0]</w:t>
             </w:r>
           </w:p>
         </w:tc>
@@ -1203,128 +1203,128 @@
               <w:jc w:val="center"/>
             </w:pPr>
             <w:r>
-              <w:t>-0.04 [-0.042, -0.038]</w:t>
-            </w:r>
-          </w:p>
-        </w:tc>
-        <w:tc>
-          <w:p>
-            <w:pPr>
-              <w:pStyle w:val="Normal"/>
-              <w:jc w:val="center"/>
-            </w:pPr>
-            <w:r>
-              <w:t>-0.029 [-0.031, -0.027]</w:t>
-            </w:r>
-          </w:p>
-        </w:tc>
-        <w:tc>
-          <w:p>
-            <w:pPr>
-              <w:pStyle w:val="Normal"/>
-              <w:jc w:val="center"/>
-            </w:pPr>
-            <w:r>
-              <w:t>-0.023 [-0.025, -0.021]</w:t>
-            </w:r>
-          </w:p>
-        </w:tc>
-        <w:tc>
-          <w:p>
-            <w:pPr>
-              <w:pStyle w:val="Normal"/>
-              <w:jc w:val="center"/>
-            </w:pPr>
-            <w:r>
-              <w:t>-0.019 [-0.021, -0.017]</w:t>
-            </w:r>
-          </w:p>
-        </w:tc>
-        <w:tc>
-          <w:p>
-            <w:pPr>
-              <w:pStyle w:val="Normal"/>
-              <w:jc w:val="center"/>
-            </w:pPr>
-            <w:r>
-              <w:t>-0.029 [-0.032, -0.028]</w:t>
-            </w:r>
-          </w:p>
-        </w:tc>
-        <w:tc>
-          <w:p>
-            <w:pPr>
-              <w:pStyle w:val="Normal"/>
-              <w:jc w:val="center"/>
-            </w:pPr>
-            <w:r>
-              <w:t>-0.024 [-0.026, -0.022]</w:t>
-            </w:r>
-          </w:p>
-        </w:tc>
-        <w:tc>
-          <w:p>
-            <w:pPr>
-              <w:pStyle w:val="Normal"/>
-              <w:jc w:val="center"/>
-            </w:pPr>
-            <w:r>
-              <w:t>-0.019 [-0.021, -0.017]</w:t>
-            </w:r>
-          </w:p>
-        </w:tc>
-        <w:tc>
-          <w:p>
-            <w:pPr>
-              <w:pStyle w:val="Normal"/>
-              <w:jc w:val="center"/>
-            </w:pPr>
-            <w:r>
-              <w:t>-0.016 [-0.018, -0.014]</w:t>
-            </w:r>
-          </w:p>
-        </w:tc>
-        <w:tc>
-          <w:p>
-            <w:pPr>
-              <w:pStyle w:val="Normal"/>
-              <w:jc w:val="center"/>
-            </w:pPr>
-            <w:r>
-              <w:t>-0.01 [-0.014, -0.008]</w:t>
-            </w:r>
-          </w:p>
-        </w:tc>
-        <w:tc>
-          <w:p>
-            <w:pPr>
-              <w:pStyle w:val="Normal"/>
-              <w:jc w:val="center"/>
-            </w:pPr>
-            <w:r>
-              <w:t>-0.01 [-0.013, -0.008]</w:t>
-            </w:r>
-          </w:p>
-        </w:tc>
-        <w:tc>
-          <w:p>
-            <w:pPr>
-              <w:pStyle w:val="Normal"/>
-              <w:jc w:val="center"/>
-            </w:pPr>
-            <w:r>
-              <w:t>-0.008 [-0.012, -0.007]</w:t>
-            </w:r>
-          </w:p>
-        </w:tc>
-        <w:tc>
-          <w:p>
-            <w:pPr>
-              <w:pStyle w:val="Normal"/>
-              <w:jc w:val="center"/>
-            </w:pPr>
-            <w:r>
-              <w:t>-0.007 [-0.01, -0.005]</w:t>
+              <w:t>-0.04 [-0.042, -0.036]</w:t>
+            </w:r>
+          </w:p>
+        </w:tc>
+        <w:tc>
+          <w:p>
+            <w:pPr>
+              <w:pStyle w:val="Normal"/>
+              <w:jc w:val="center"/>
+            </w:pPr>
+            <w:r>
+              <w:t>-0.029 [-0.032, -0.026]</w:t>
+            </w:r>
+          </w:p>
+        </w:tc>
+        <w:tc>
+          <w:p>
+            <w:pPr>
+              <w:pStyle w:val="Normal"/>
+              <w:jc w:val="center"/>
+            </w:pPr>
+            <w:r>
+              <w:t>-0.023 [-0.026, -0.02]</w:t>
+            </w:r>
+          </w:p>
+        </w:tc>
+        <w:tc>
+          <w:p>
+            <w:pPr>
+              <w:pStyle w:val="Normal"/>
+              <w:jc w:val="center"/>
+            </w:pPr>
+            <w:r>
+              <w:t>-0.019 [-0.022, -0.016]</w:t>
+            </w:r>
+          </w:p>
+        </w:tc>
+        <w:tc>
+          <w:p>
+            <w:pPr>
+              <w:pStyle w:val="Normal"/>
+              <w:jc w:val="center"/>
+            </w:pPr>
+            <w:r>
+              <w:t>-0.029 [-0.033, -0.025]</w:t>
+            </w:r>
+          </w:p>
+        </w:tc>
+        <w:tc>
+          <w:p>
+            <w:pPr>
+              <w:pStyle w:val="Normal"/>
+              <w:jc w:val="center"/>
+            </w:pPr>
+            <w:r>
+              <w:t>-0.024 [-0.027, -0.02]</w:t>
+            </w:r>
+          </w:p>
+        </w:tc>
+        <w:tc>
+          <w:p>
+            <w:pPr>
+              <w:pStyle w:val="Normal"/>
+              <w:jc w:val="center"/>
+            </w:pPr>
+            <w:r>
+              <w:t>-0.019 [-0.022, -0.016]</w:t>
+            </w:r>
+          </w:p>
+        </w:tc>
+        <w:tc>
+          <w:p>
+            <w:pPr>
+              <w:pStyle w:val="Normal"/>
+              <w:jc w:val="center"/>
+            </w:pPr>
+            <w:r>
+              <w:t>-0.016 [-0.019, -0.012]</w:t>
+            </w:r>
+          </w:p>
+        </w:tc>
+        <w:tc>
+          <w:p>
+            <w:pPr>
+              <w:pStyle w:val="Normal"/>
+              <w:jc w:val="center"/>
+            </w:pPr>
+            <w:r>
+              <w:t>-0.01 [-0.014, -0.005]</w:t>
+            </w:r>
+          </w:p>
+        </w:tc>
+        <w:tc>
+          <w:p>
+            <w:pPr>
+              <w:pStyle w:val="Normal"/>
+              <w:jc w:val="center"/>
+            </w:pPr>
+            <w:r>
+              <w:t>-0.01 [-0.014, -0.005]</w:t>
+            </w:r>
+          </w:p>
+        </w:tc>
+        <w:tc>
+          <w:p>
+            <w:pPr>
+              <w:pStyle w:val="Normal"/>
+              <w:jc w:val="center"/>
+            </w:pPr>
+            <w:r>
+              <w:t>-0.008 [-0.012, -0.004]</w:t>
+            </w:r>
+          </w:p>
+        </w:tc>
+        <w:tc>
+          <w:p>
+            <w:pPr>
+              <w:pStyle w:val="Normal"/>
+              <w:jc w:val="center"/>
+            </w:pPr>
+            <w:r>
+              <w:t>-0.007 [-0.011, -0.003]</w:t>
             </w:r>
           </w:p>
         </w:tc>
@@ -1348,128 +1348,128 @@
               <w:jc w:val="center"/>
             </w:pPr>
             <w:r>
-              <w:t>-0.034 [-0.036, -0.032]</w:t>
-            </w:r>
-          </w:p>
-        </w:tc>
-        <w:tc>
-          <w:p>
-            <w:pPr>
-              <w:pStyle w:val="Normal"/>
-              <w:jc w:val="center"/>
-            </w:pPr>
-            <w:r>
-              <w:t>-0.027 [-0.029, -0.025]</w:t>
-            </w:r>
-          </w:p>
-        </w:tc>
-        <w:tc>
-          <w:p>
-            <w:pPr>
-              <w:pStyle w:val="Normal"/>
-              <w:jc w:val="center"/>
-            </w:pPr>
-            <w:r>
-              <w:t>-0.022 [-0.024, -0.02]</w:t>
-            </w:r>
-          </w:p>
-        </w:tc>
-        <w:tc>
-          <w:p>
-            <w:pPr>
-              <w:pStyle w:val="Normal"/>
-              <w:jc w:val="center"/>
-            </w:pPr>
-            <w:r>
-              <w:t>-0.018 [-0.02, -0.016]</w:t>
-            </w:r>
-          </w:p>
-        </w:tc>
-        <w:tc>
-          <w:p>
-            <w:pPr>
-              <w:pStyle w:val="Normal"/>
-              <w:jc w:val="center"/>
-            </w:pPr>
-            <w:r>
-              <w:t>-0.03 [-0.033, -0.028]</w:t>
-            </w:r>
-          </w:p>
-        </w:tc>
-        <w:tc>
-          <w:p>
-            <w:pPr>
-              <w:pStyle w:val="Normal"/>
-              <w:jc w:val="center"/>
-            </w:pPr>
-            <w:r>
-              <w:t>-0.023 [-0.025, -0.021]</w:t>
-            </w:r>
-          </w:p>
-        </w:tc>
-        <w:tc>
-          <w:p>
-            <w:pPr>
-              <w:pStyle w:val="Normal"/>
-              <w:jc w:val="center"/>
-            </w:pPr>
-            <w:r>
-              <w:t>-0.019 [-0.021, -0.017]</w:t>
-            </w:r>
-          </w:p>
-        </w:tc>
-        <w:tc>
-          <w:p>
-            <w:pPr>
-              <w:pStyle w:val="Normal"/>
-              <w:jc w:val="center"/>
-            </w:pPr>
-            <w:r>
-              <w:t>-0.015 [-0.018, -0.013]</w:t>
-            </w:r>
-          </w:p>
-        </w:tc>
-        <w:tc>
-          <w:p>
-            <w:pPr>
-              <w:pStyle w:val="Normal"/>
-              <w:jc w:val="center"/>
-            </w:pPr>
-            <w:r>
-              <w:t>-0.013 [-0.017, -0.011]</w:t>
-            </w:r>
-          </w:p>
-        </w:tc>
-        <w:tc>
-          <w:p>
-            <w:pPr>
-              <w:pStyle w:val="Normal"/>
-              <w:jc w:val="center"/>
-            </w:pPr>
-            <w:r>
-              <w:t>-0.011 [-0.014, -0.009]</w:t>
-            </w:r>
-          </w:p>
-        </w:tc>
-        <w:tc>
-          <w:p>
-            <w:pPr>
-              <w:pStyle w:val="Normal"/>
-              <w:jc w:val="center"/>
-            </w:pPr>
-            <w:r>
-              <w:t>-0.009 [-0.012, -0.007]</w:t>
-            </w:r>
-          </w:p>
-        </w:tc>
-        <w:tc>
-          <w:p>
-            <w:pPr>
-              <w:pStyle w:val="Normal"/>
-              <w:jc w:val="center"/>
-            </w:pPr>
-            <w:r>
-              <w:t>-0.007 [-0.01, -0.005]</w:t>
+              <w:t>-0.034 [-0.037, -0.031]</w:t>
+            </w:r>
+          </w:p>
+        </w:tc>
+        <w:tc>
+          <w:p>
+            <w:pPr>
+              <w:pStyle w:val="Normal"/>
+              <w:jc w:val="center"/>
+            </w:pPr>
+            <w:r>
+              <w:t>-0.027 [-0.03, -0.023]</w:t>
+            </w:r>
+          </w:p>
+        </w:tc>
+        <w:tc>
+          <w:p>
+            <w:pPr>
+              <w:pStyle w:val="Normal"/>
+              <w:jc w:val="center"/>
+            </w:pPr>
+            <w:r>
+              <w:t>-0.022 [-0.025, -0.018]</w:t>
+            </w:r>
+          </w:p>
+        </w:tc>
+        <w:tc>
+          <w:p>
+            <w:pPr>
+              <w:pStyle w:val="Normal"/>
+              <w:jc w:val="center"/>
+            </w:pPr>
+            <w:r>
+              <w:t>-0.018 [-0.021, -0.014]</w:t>
+            </w:r>
+          </w:p>
+        </w:tc>
+        <w:tc>
+          <w:p>
+            <w:pPr>
+              <w:pStyle w:val="Normal"/>
+              <w:jc w:val="center"/>
+            </w:pPr>
+            <w:r>
+              <w:t>-0.03 [-0.034, -0.026]</w:t>
+            </w:r>
+          </w:p>
+        </w:tc>
+        <w:tc>
+          <w:p>
+            <w:pPr>
+              <w:pStyle w:val="Normal"/>
+              <w:jc w:val="center"/>
+            </w:pPr>
+            <w:r>
+              <w:t>-0.023 [-0.026, -0.019]</w:t>
+            </w:r>
+          </w:p>
+        </w:tc>
+        <w:tc>
+          <w:p>
+            <w:pPr>
+              <w:pStyle w:val="Normal"/>
+              <w:jc w:val="center"/>
+            </w:pPr>
+            <w:r>
+              <w:t>-0.019 [-0.022, -0.015]</w:t>
+            </w:r>
+          </w:p>
+        </w:tc>
+        <w:tc>
+          <w:p>
+            <w:pPr>
+              <w:pStyle w:val="Normal"/>
+              <w:jc w:val="center"/>
+            </w:pPr>
+            <w:r>
+              <w:t>-0.015 [-0.019, -0.011]</w:t>
+            </w:r>
+          </w:p>
+        </w:tc>
+        <w:tc>
+          <w:p>
+            <w:pPr>
+              <w:pStyle w:val="Normal"/>
+              <w:jc w:val="center"/>
+            </w:pPr>
+            <w:r>
+              <w:t>-0.013 [-0.018, -0.007]</w:t>
+            </w:r>
+          </w:p>
+        </w:tc>
+        <w:tc>
+          <w:p>
+            <w:pPr>
+              <w:pStyle w:val="Normal"/>
+              <w:jc w:val="center"/>
+            </w:pPr>
+            <w:r>
+              <w:t>-0.011 [-0.015, -0.006]</w:t>
+            </w:r>
+          </w:p>
+        </w:tc>
+        <w:tc>
+          <w:p>
+            <w:pPr>
+              <w:pStyle w:val="Normal"/>
+              <w:jc w:val="center"/>
+            </w:pPr>
+            <w:r>
+              <w:t>-0.009 [-0.013, -0.004]</w:t>
+            </w:r>
+          </w:p>
+        </w:tc>
+        <w:tc>
+          <w:p>
+            <w:pPr>
+              <w:pStyle w:val="Normal"/>
+              <w:jc w:val="center"/>
+            </w:pPr>
+            <w:r>
+              <w:t>-0.007 [-0.011, -0.002]</w:t>
             </w:r>
           </w:p>
         </w:tc>
@@ -1493,6 +1493,17 @@
               <w:jc w:val="center"/>
             </w:pPr>
             <w:r>
+              <w:t>-0.01 [-0.012, -0.007]</w:t>
+            </w:r>
+          </w:p>
+        </w:tc>
+        <w:tc>
+          <w:p>
+            <w:pPr>
+              <w:pStyle w:val="Normal"/>
+              <w:jc w:val="center"/>
+            </w:pPr>
+            <w:r>
               <w:t>-0.01 [-0.012, -0.008]</w:t>
             </w:r>
           </w:p>
@@ -1504,29 +1515,18 @@
               <w:jc w:val="center"/>
             </w:pPr>
             <w:r>
-              <w:t>-0.01 [-0.012, -0.009]</w:t>
-            </w:r>
-          </w:p>
-        </w:tc>
-        <w:tc>
-          <w:p>
-            <w:pPr>
-              <w:pStyle w:val="Normal"/>
-              <w:jc w:val="center"/>
-            </w:pPr>
-            <w:r>
-              <w:t>-0.009 [-0.01, -0.007]</w:t>
-            </w:r>
-          </w:p>
-        </w:tc>
-        <w:tc>
-          <w:p>
-            <w:pPr>
-              <w:pStyle w:val="Normal"/>
-              <w:jc w:val="center"/>
-            </w:pPr>
-            <w:r>
-              <w:t>-0.008 [-0.009, -0.006]</w:t>
+              <w:t>-0.009 [-0.011, -0.007]</w:t>
+            </w:r>
+          </w:p>
+        </w:tc>
+        <w:tc>
+          <w:p>
+            <w:pPr>
+              <w:pStyle w:val="Normal"/>
+              <w:jc w:val="center"/>
+            </w:pPr>
+            <w:r>
+              <w:t>-0.008 [-0.01, -0.005]</w:t>
             </w:r>
           </w:p>
         </w:tc>
@@ -1548,73 +1548,73 @@
               <w:jc w:val="center"/>
             </w:pPr>
             <w:r>
-              <w:t>-0.01 [-0.012, -0.009]</w:t>
-            </w:r>
-          </w:p>
-        </w:tc>
-        <w:tc>
-          <w:p>
-            <w:pPr>
-              <w:pStyle w:val="Normal"/>
-              <w:jc w:val="center"/>
-            </w:pPr>
-            <w:r>
-              <w:t>-0.009 [-0.01, -0.007]</w:t>
-            </w:r>
-          </w:p>
-        </w:tc>
-        <w:tc>
-          <w:p>
-            <w:pPr>
-              <w:pStyle w:val="Normal"/>
-              <w:jc w:val="center"/>
-            </w:pPr>
-            <w:r>
-              <w:t>-0.007 [-0.009, -0.006]</w:t>
-            </w:r>
-          </w:p>
-        </w:tc>
-        <w:tc>
-          <w:p>
-            <w:pPr>
-              <w:pStyle w:val="Normal"/>
-              <w:jc w:val="center"/>
-            </w:pPr>
-            <w:r>
-              <w:t>-0.01 [-0.012, -0.008]</w:t>
-            </w:r>
-          </w:p>
-        </w:tc>
-        <w:tc>
-          <w:p>
-            <w:pPr>
-              <w:pStyle w:val="Normal"/>
-              <w:jc w:val="center"/>
-            </w:pPr>
-            <w:r>
-              <w:t>-0.006 [-0.008, -0.005]</w:t>
-            </w:r>
-          </w:p>
-        </w:tc>
-        <w:tc>
-          <w:p>
-            <w:pPr>
-              <w:pStyle w:val="Normal"/>
-              <w:jc w:val="center"/>
-            </w:pPr>
-            <w:r>
-              <w:t>-0.005 [-0.006, -0.003]</w:t>
-            </w:r>
-          </w:p>
-        </w:tc>
-        <w:tc>
-          <w:p>
-            <w:pPr>
-              <w:pStyle w:val="Normal"/>
-              <w:jc w:val="center"/>
-            </w:pPr>
-            <w:r>
-              <w:t>-0.003 [-0.005, -0.002]</w:t>
+              <w:t>-0.01 [-0.013, -0.008]</w:t>
+            </w:r>
+          </w:p>
+        </w:tc>
+        <w:tc>
+          <w:p>
+            <w:pPr>
+              <w:pStyle w:val="Normal"/>
+              <w:jc w:val="center"/>
+            </w:pPr>
+            <w:r>
+              <w:t>-0.009 [-0.011, -0.006]</w:t>
+            </w:r>
+          </w:p>
+        </w:tc>
+        <w:tc>
+          <w:p>
+            <w:pPr>
+              <w:pStyle w:val="Normal"/>
+              <w:jc w:val="center"/>
+            </w:pPr>
+            <w:r>
+              <w:t>-0.007 [-0.009, -0.005]</w:t>
+            </w:r>
+          </w:p>
+        </w:tc>
+        <w:tc>
+          <w:p>
+            <w:pPr>
+              <w:pStyle w:val="Normal"/>
+              <w:jc w:val="center"/>
+            </w:pPr>
+            <w:r>
+              <w:t>-0.01 [-0.013, -0.006]</w:t>
+            </w:r>
+          </w:p>
+        </w:tc>
+        <w:tc>
+          <w:p>
+            <w:pPr>
+              <w:pStyle w:val="Normal"/>
+              <w:jc w:val="center"/>
+            </w:pPr>
+            <w:r>
+              <w:t>-0.006 [-0.009, -0.003]</w:t>
+            </w:r>
+          </w:p>
+        </w:tc>
+        <w:tc>
+          <w:p>
+            <w:pPr>
+              <w:pStyle w:val="Normal"/>
+              <w:jc w:val="center"/>
+            </w:pPr>
+            <w:r>
+              <w:t>-0.005 [-0.007, -0.002]</w:t>
+            </w:r>
+          </w:p>
+        </w:tc>
+        <w:tc>
+          <w:p>
+            <w:pPr>
+              <w:pStyle w:val="Normal"/>
+              <w:jc w:val="center"/>
+            </w:pPr>
+            <w:r>
+              <w:t>-0.003 [-0.006, -0.001]</w:t>
             </w:r>
           </w:p>
         </w:tc>
@@ -1638,128 +1638,128 @@
               <w:jc w:val="center"/>
             </w:pPr>
             <w:r>
-              <w:t>0.017 [0.012, 0.02]</w:t>
-            </w:r>
-          </w:p>
-        </w:tc>
-        <w:tc>
-          <w:p>
-            <w:pPr>
-              <w:pStyle w:val="Normal"/>
-              <w:jc w:val="center"/>
-            </w:pPr>
-            <w:r>
-              <w:t>0.006 [0.004, 0.009]</w:t>
-            </w:r>
-          </w:p>
-        </w:tc>
-        <w:tc>
-          <w:p>
-            <w:pPr>
-              <w:pStyle w:val="Normal"/>
-              <w:jc w:val="center"/>
-            </w:pPr>
-            <w:r>
-              <w:t>0.003 [0.001, 0.007]</w:t>
-            </w:r>
-          </w:p>
-        </w:tc>
-        <w:tc>
-          <w:p>
-            <w:pPr>
-              <w:pStyle w:val="Normal"/>
-              <w:jc w:val="center"/>
-            </w:pPr>
-            <w:r>
-              <w:t>0.003 [0.001, 0.006]</w:t>
-            </w:r>
-          </w:p>
-        </w:tc>
-        <w:tc>
-          <w:p>
-            <w:pPr>
-              <w:pStyle w:val="Normal"/>
-              <w:jc w:val="center"/>
-            </w:pPr>
-            <w:r>
-              <w:t>-0.002 [-0.006, 0.004]</w:t>
-            </w:r>
-          </w:p>
-        </w:tc>
-        <w:tc>
-          <w:p>
-            <w:pPr>
-              <w:pStyle w:val="Normal"/>
-              <w:jc w:val="center"/>
-            </w:pPr>
-            <w:r>
-              <w:t>0.001 [-0.002, 0.004]</w:t>
-            </w:r>
-          </w:p>
-        </w:tc>
-        <w:tc>
-          <w:p>
-            <w:pPr>
-              <w:pStyle w:val="Normal"/>
-              <w:jc w:val="center"/>
-            </w:pPr>
-            <w:r>
-              <w:t>0.001 [-0.002, 0.004]</w:t>
-            </w:r>
-          </w:p>
-        </w:tc>
-        <w:tc>
-          <w:p>
-            <w:pPr>
-              <w:pStyle w:val="Normal"/>
-              <w:jc w:val="center"/>
-            </w:pPr>
-            <w:r>
-              <w:t>0.001 [-0.001, 0.004]</w:t>
-            </w:r>
-          </w:p>
-        </w:tc>
-        <w:tc>
-          <w:p>
-            <w:pPr>
-              <w:pStyle w:val="Normal"/>
-              <w:jc w:val="center"/>
-            </w:pPr>
-            <w:r>
-              <w:t>-0.012 [-0.016, -0.007]</w:t>
-            </w:r>
-          </w:p>
-        </w:tc>
-        <w:tc>
-          <w:p>
-            <w:pPr>
-              <w:pStyle w:val="Normal"/>
-              <w:jc w:val="center"/>
-            </w:pPr>
-            <w:r>
-              <w:t>-0.004 [-0.007, -0.001]</w:t>
-            </w:r>
-          </w:p>
-        </w:tc>
-        <w:tc>
-          <w:p>
-            <w:pPr>
-              <w:pStyle w:val="Normal"/>
-              <w:jc w:val="center"/>
-            </w:pPr>
-            <w:r>
-              <w:t>-0.001 [-0.004, 0.002]</w:t>
-            </w:r>
-          </w:p>
-        </w:tc>
-        <w:tc>
-          <w:p>
-            <w:pPr>
-              <w:pStyle w:val="Normal"/>
-              <w:jc w:val="center"/>
-            </w:pPr>
-            <w:r>
-              <w:t>0.001 [-0.002, 0.003]</w:t>
+              <w:t>0.017 [0.012, 0.021]</w:t>
+            </w:r>
+          </w:p>
+        </w:tc>
+        <w:tc>
+          <w:p>
+            <w:pPr>
+              <w:pStyle w:val="Normal"/>
+              <w:jc w:val="center"/>
+            </w:pPr>
+            <w:r>
+              <w:t>0.006 [0.003, 0.01]</w:t>
+            </w:r>
+          </w:p>
+        </w:tc>
+        <w:tc>
+          <w:p>
+            <w:pPr>
+              <w:pStyle w:val="Normal"/>
+              <w:jc w:val="center"/>
+            </w:pPr>
+            <w:r>
+              <w:t>0.003 [0, 0.007]</w:t>
+            </w:r>
+          </w:p>
+        </w:tc>
+        <w:tc>
+          <w:p>
+            <w:pPr>
+              <w:pStyle w:val="Normal"/>
+              <w:jc w:val="center"/>
+            </w:pPr>
+            <w:r>
+              <w:t>0.003 [-0.001, 0.006]</w:t>
+            </w:r>
+          </w:p>
+        </w:tc>
+        <w:tc>
+          <w:p>
+            <w:pPr>
+              <w:pStyle w:val="Normal"/>
+              <w:jc w:val="center"/>
+            </w:pPr>
+            <w:r>
+              <w:t>-0.002 [-0.007, 0.004]</w:t>
+            </w:r>
+          </w:p>
+        </w:tc>
+        <w:tc>
+          <w:p>
+            <w:pPr>
+              <w:pStyle w:val="Normal"/>
+              <w:jc w:val="center"/>
+            </w:pPr>
+            <w:r>
+              <w:t>0.001 [-0.003, 0.005]</w:t>
+            </w:r>
+          </w:p>
+        </w:tc>
+        <w:tc>
+          <w:p>
+            <w:pPr>
+              <w:pStyle w:val="Normal"/>
+              <w:jc w:val="center"/>
+            </w:pPr>
+            <w:r>
+              <w:t>0.001 [-0.003, 0.004]</w:t>
+            </w:r>
+          </w:p>
+        </w:tc>
+        <w:tc>
+          <w:p>
+            <w:pPr>
+              <w:pStyle w:val="Normal"/>
+              <w:jc w:val="center"/>
+            </w:pPr>
+            <w:r>
+              <w:t>0.001 [-0.002, 0.005]</w:t>
+            </w:r>
+          </w:p>
+        </w:tc>
+        <w:tc>
+          <w:p>
+            <w:pPr>
+              <w:pStyle w:val="Normal"/>
+              <w:jc w:val="center"/>
+            </w:pPr>
+            <w:r>
+              <w:t>-0.012 [-0.018, -0.005]</w:t>
+            </w:r>
+          </w:p>
+        </w:tc>
+        <w:tc>
+          <w:p>
+            <w:pPr>
+              <w:pStyle w:val="Normal"/>
+              <w:jc w:val="center"/>
+            </w:pPr>
+            <w:r>
+              <w:t>-0.004 [-0.008, 0.001]</w:t>
+            </w:r>
+          </w:p>
+        </w:tc>
+        <w:tc>
+          <w:p>
+            <w:pPr>
+              <w:pStyle w:val="Normal"/>
+              <w:jc w:val="center"/>
+            </w:pPr>
+            <w:r>
+              <w:t>-0.001 [-0.005, 0.003]</w:t>
+            </w:r>
+          </w:p>
+        </w:tc>
+        <w:tc>
+          <w:p>
+            <w:pPr>
+              <w:pStyle w:val="Normal"/>
+              <w:jc w:val="center"/>
+            </w:pPr>
+            <w:r>
+              <w:t>0.001 [-0.003, 0.005]</w:t>
             </w:r>
           </w:p>
         </w:tc>
@@ -1783,40 +1783,40 @@
               <w:jc w:val="center"/>
             </w:pPr>
             <w:r>
-              <w:t>0.035 [0.03, 0.039]</w:t>
-            </w:r>
-          </w:p>
-        </w:tc>
-        <w:tc>
-          <w:p>
-            <w:pPr>
-              <w:pStyle w:val="Normal"/>
-              <w:jc w:val="center"/>
-            </w:pPr>
-            <w:r>
-              <w:t>0.019 [0.018, 0.023]</w:t>
-            </w:r>
-          </w:p>
-        </w:tc>
-        <w:tc>
-          <w:p>
-            <w:pPr>
-              <w:pStyle w:val="Normal"/>
-              <w:jc w:val="center"/>
-            </w:pPr>
-            <w:r>
-              <w:t>0.013 [0.011, 0.016]</w:t>
-            </w:r>
-          </w:p>
-        </w:tc>
-        <w:tc>
-          <w:p>
-            <w:pPr>
-              <w:pStyle w:val="Normal"/>
-              <w:jc w:val="center"/>
-            </w:pPr>
-            <w:r>
-              <w:t>0.009 [0.008, 0.013]</w:t>
+              <w:t>0.035 [0.031, 0.04]</w:t>
+            </w:r>
+          </w:p>
+        </w:tc>
+        <w:tc>
+          <w:p>
+            <w:pPr>
+              <w:pStyle w:val="Normal"/>
+              <w:jc w:val="center"/>
+            </w:pPr>
+            <w:r>
+              <w:t>0.019 [0.016, 0.023]</w:t>
+            </w:r>
+          </w:p>
+        </w:tc>
+        <w:tc>
+          <w:p>
+            <w:pPr>
+              <w:pStyle w:val="Normal"/>
+              <w:jc w:val="center"/>
+            </w:pPr>
+            <w:r>
+              <w:t>0.013 [0.009, 0.017]</w:t>
+            </w:r>
+          </w:p>
+        </w:tc>
+        <w:tc>
+          <w:p>
+            <w:pPr>
+              <w:pStyle w:val="Normal"/>
+              <w:jc w:val="center"/>
+            </w:pPr>
+            <w:r>
+              <w:t>0.009 [0.006, 0.013]</w:t>
             </w:r>
           </w:p>
         </w:tc>
@@ -1838,73 +1838,73 @@
               <w:jc w:val="center"/>
             </w:pPr>
             <w:r>
-              <w:t>0.011 [0.009, 0.015]</w:t>
-            </w:r>
-          </w:p>
-        </w:tc>
-        <w:tc>
-          <w:p>
-            <w:pPr>
-              <w:pStyle w:val="Normal"/>
-              <w:jc w:val="center"/>
-            </w:pPr>
-            <w:r>
-              <w:t>0.008 [0.006, 0.012]</w:t>
-            </w:r>
-          </w:p>
-        </w:tc>
-        <w:tc>
-          <w:p>
-            <w:pPr>
-              <w:pStyle w:val="Normal"/>
-              <w:jc w:val="center"/>
-            </w:pPr>
-            <w:r>
-              <w:t>0.006 [0.004, 0.01]</w:t>
-            </w:r>
-          </w:p>
-        </w:tc>
-        <w:tc>
-          <w:p>
-            <w:pPr>
-              <w:pStyle w:val="Normal"/>
-              <w:jc w:val="center"/>
-            </w:pPr>
-            <w:r>
-              <w:t>-0.011 [-0.015, -0.002]</w:t>
-            </w:r>
-          </w:p>
-        </w:tc>
-        <w:tc>
-          <w:p>
-            <w:pPr>
-              <w:pStyle w:val="Normal"/>
-              <w:jc w:val="center"/>
-            </w:pPr>
-            <w:r>
-              <w:t>-0.004 [-0.007, 0.002]</w:t>
-            </w:r>
-          </w:p>
-        </w:tc>
-        <w:tc>
-          <w:p>
-            <w:pPr>
-              <w:pStyle w:val="Normal"/>
-              <w:jc w:val="center"/>
-            </w:pPr>
-            <w:r>
-              <w:t>-0.002 [-0.004, 0.003]</w:t>
-            </w:r>
-          </w:p>
-        </w:tc>
-        <w:tc>
-          <w:p>
-            <w:pPr>
-              <w:pStyle w:val="Normal"/>
-              <w:jc w:val="center"/>
-            </w:pPr>
-            <w:r>
-              <w:t>-0.001 [-0.003, 0.003]</w:t>
+              <w:t>0.011 [0.007, 0.016]</w:t>
+            </w:r>
+          </w:p>
+        </w:tc>
+        <w:tc>
+          <w:p>
+            <w:pPr>
+              <w:pStyle w:val="Normal"/>
+              <w:jc w:val="center"/>
+            </w:pPr>
+            <w:r>
+              <w:t>0.008 [0.004, 0.012]</w:t>
+            </w:r>
+          </w:p>
+        </w:tc>
+        <w:tc>
+          <w:p>
+            <w:pPr>
+              <w:pStyle w:val="Normal"/>
+              <w:jc w:val="center"/>
+            </w:pPr>
+            <w:r>
+              <w:t>0.006 [0.002, 0.01]</w:t>
+            </w:r>
+          </w:p>
+        </w:tc>
+        <w:tc>
+          <w:p>
+            <w:pPr>
+              <w:pStyle w:val="Normal"/>
+              <w:jc w:val="center"/>
+            </w:pPr>
+            <w:r>
+              <w:t>-0.011 [-0.017, -0.004]</w:t>
+            </w:r>
+          </w:p>
+        </w:tc>
+        <w:tc>
+          <w:p>
+            <w:pPr>
+              <w:pStyle w:val="Normal"/>
+              <w:jc w:val="center"/>
+            </w:pPr>
+            <w:r>
+              <w:t>-0.004 [-0.008, 0.002]</w:t>
+            </w:r>
+          </w:p>
+        </w:tc>
+        <w:tc>
+          <w:p>
+            <w:pPr>
+              <w:pStyle w:val="Normal"/>
+              <w:jc w:val="center"/>
+            </w:pPr>
+            <w:r>
+              <w:t>-0.002 [-0.006, 0.003]</w:t>
+            </w:r>
+          </w:p>
+        </w:tc>
+        <w:tc>
+          <w:p>
+            <w:pPr>
+              <w:pStyle w:val="Normal"/>
+              <w:jc w:val="center"/>
+            </w:pPr>
+            <w:r>
+              <w:t>-0.001 [-0.005, 0.003]</w:t>
             </w:r>
           </w:p>
         </w:tc>
@@ -1928,128 +1928,128 @@
               <w:jc w:val="center"/>
             </w:pPr>
             <w:r>
-              <w:t>0.256 [0.24, 0.274]</w:t>
-            </w:r>
-          </w:p>
-        </w:tc>
-        <w:tc>
-          <w:p>
-            <w:pPr>
-              <w:pStyle w:val="Normal"/>
-              <w:jc w:val="center"/>
-            </w:pPr>
-            <w:r>
-              <w:t>0.174 [0.158, 0.193]</w:t>
-            </w:r>
-          </w:p>
-        </w:tc>
-        <w:tc>
-          <w:p>
-            <w:pPr>
-              <w:pStyle w:val="Normal"/>
-              <w:jc w:val="center"/>
-            </w:pPr>
-            <w:r>
-              <w:t>0.126 [0.108, 0.145]</w:t>
-            </w:r>
-          </w:p>
-        </w:tc>
-        <w:tc>
-          <w:p>
-            <w:pPr>
-              <w:pStyle w:val="Normal"/>
-              <w:jc w:val="center"/>
-            </w:pPr>
-            <w:r>
-              <w:t>0.092 [0.073, 0.11]</w:t>
-            </w:r>
-          </w:p>
-        </w:tc>
-        <w:tc>
-          <w:p>
-            <w:pPr>
-              <w:pStyle w:val="Normal"/>
-              <w:jc w:val="center"/>
-            </w:pPr>
-            <w:r>
-              <w:t>0.175 [0.158, 0.197]</w:t>
-            </w:r>
-          </w:p>
-        </w:tc>
-        <w:tc>
-          <w:p>
-            <w:pPr>
-              <w:pStyle w:val="Normal"/>
-              <w:jc w:val="center"/>
-            </w:pPr>
-            <w:r>
-              <w:t>0.131 [0.116, 0.152]</w:t>
-            </w:r>
-          </w:p>
-        </w:tc>
-        <w:tc>
-          <w:p>
-            <w:pPr>
-              <w:pStyle w:val="Normal"/>
-              <w:jc w:val="center"/>
-            </w:pPr>
-            <w:r>
-              <w:t>0.094 [0.077, 0.114]</w:t>
-            </w:r>
-          </w:p>
-        </w:tc>
-        <w:tc>
-          <w:p>
-            <w:pPr>
-              <w:pStyle w:val="Normal"/>
-              <w:jc w:val="center"/>
-            </w:pPr>
-            <w:r>
-              <w:t>0.066 [0.048, 0.085]</w:t>
-            </w:r>
-          </w:p>
-        </w:tc>
-        <w:tc>
-          <w:p>
-            <w:pPr>
-              <w:pStyle w:val="Normal"/>
-              <w:jc w:val="center"/>
-            </w:pPr>
-            <w:r>
-              <w:t>0.028 [0.012, 0.06]</w:t>
-            </w:r>
-          </w:p>
-        </w:tc>
-        <w:tc>
-          <w:p>
-            <w:pPr>
-              <w:pStyle w:val="Normal"/>
-              <w:jc w:val="center"/>
-            </w:pPr>
-            <w:r>
-              <w:t>0.021 [0.006, 0.049]</w:t>
-            </w:r>
-          </w:p>
-        </w:tc>
-        <w:tc>
-          <w:p>
-            <w:pPr>
-              <w:pStyle w:val="Normal"/>
-              <w:jc w:val="center"/>
-            </w:pPr>
-            <w:r>
-              <w:t>0.006 [-0.01, 0.032]</w:t>
-            </w:r>
-          </w:p>
-        </w:tc>
-        <w:tc>
-          <w:p>
-            <w:pPr>
-              <w:pStyle w:val="Normal"/>
-              <w:jc w:val="center"/>
-            </w:pPr>
-            <w:r>
-              <w:t>-0.01 [-0.025, 0.016]</w:t>
+              <w:t>0.256 [0.228, 0.281]</w:t>
+            </w:r>
+          </w:p>
+        </w:tc>
+        <w:tc>
+          <w:p>
+            <w:pPr>
+              <w:pStyle w:val="Normal"/>
+              <w:jc w:val="center"/>
+            </w:pPr>
+            <w:r>
+              <w:t>0.174 [0.143, 0.2]</w:t>
+            </w:r>
+          </w:p>
+        </w:tc>
+        <w:tc>
+          <w:p>
+            <w:pPr>
+              <w:pStyle w:val="Normal"/>
+              <w:jc w:val="center"/>
+            </w:pPr>
+            <w:r>
+              <w:t>0.126 [0.094, 0.154]</w:t>
+            </w:r>
+          </w:p>
+        </w:tc>
+        <w:tc>
+          <w:p>
+            <w:pPr>
+              <w:pStyle w:val="Normal"/>
+              <w:jc w:val="center"/>
+            </w:pPr>
+            <w:r>
+              <w:t>0.092 [0.059, 0.122]</w:t>
+            </w:r>
+          </w:p>
+        </w:tc>
+        <w:tc>
+          <w:p>
+            <w:pPr>
+              <w:pStyle w:val="Normal"/>
+              <w:jc w:val="center"/>
+            </w:pPr>
+            <w:r>
+              <w:t>0.175 [0.14, 0.207]</w:t>
+            </w:r>
+          </w:p>
+        </w:tc>
+        <w:tc>
+          <w:p>
+            <w:pPr>
+              <w:pStyle w:val="Normal"/>
+              <w:jc w:val="center"/>
+            </w:pPr>
+            <w:r>
+              <w:t>0.131 [0.098, 0.159]</w:t>
+            </w:r>
+          </w:p>
+        </w:tc>
+        <w:tc>
+          <w:p>
+            <w:pPr>
+              <w:pStyle w:val="Normal"/>
+              <w:jc w:val="center"/>
+            </w:pPr>
+            <w:r>
+              <w:t>0.094 [0.061, 0.124]</w:t>
+            </w:r>
+          </w:p>
+        </w:tc>
+        <w:tc>
+          <w:p>
+            <w:pPr>
+              <w:pStyle w:val="Normal"/>
+              <w:jc w:val="center"/>
+            </w:pPr>
+            <w:r>
+              <w:t>0.066 [0.033, 0.096]</w:t>
+            </w:r>
+          </w:p>
+        </w:tc>
+        <w:tc>
+          <w:p>
+            <w:pPr>
+              <w:pStyle w:val="Normal"/>
+              <w:jc w:val="center"/>
+            </w:pPr>
+            <w:r>
+              <w:t>0.028 [-0.016, 0.066]</w:t>
+            </w:r>
+          </w:p>
+        </w:tc>
+        <w:tc>
+          <w:p>
+            <w:pPr>
+              <w:pStyle w:val="Normal"/>
+              <w:jc w:val="center"/>
+            </w:pPr>
+            <w:r>
+              <w:t>0.021 [-0.019, 0.057]</w:t>
+            </w:r>
+          </w:p>
+        </w:tc>
+        <w:tc>
+          <w:p>
+            <w:pPr>
+              <w:pStyle w:val="Normal"/>
+              <w:jc w:val="center"/>
+            </w:pPr>
+            <w:r>
+              <w:t>0.006 [-0.033, 0.04]</w:t>
+            </w:r>
+          </w:p>
+        </w:tc>
+        <w:tc>
+          <w:p>
+            <w:pPr>
+              <w:pStyle w:val="Normal"/>
+              <w:jc w:val="center"/>
+            </w:pPr>
+            <w:r>
+              <w:t>-0.01 [-0.047, 0.024]</w:t>
             </w:r>
           </w:p>
         </w:tc>
@@ -2073,128 +2073,128 @@
               <w:jc w:val="center"/>
             </w:pPr>
             <w:r>
-              <w:t>0.309 [0.293, 0.328]</w:t>
-            </w:r>
-          </w:p>
-        </w:tc>
-        <w:tc>
-          <w:p>
-            <w:pPr>
-              <w:pStyle w:val="Normal"/>
-              <w:jc w:val="center"/>
-            </w:pPr>
-            <w:r>
-              <w:t>0.199 [0.182, 0.216]</w:t>
-            </w:r>
-          </w:p>
-        </w:tc>
-        <w:tc>
-          <w:p>
-            <w:pPr>
-              <w:pStyle w:val="Normal"/>
-              <w:jc w:val="center"/>
-            </w:pPr>
-            <w:r>
-              <w:t>0.142 [0.124, 0.162]</w:t>
-            </w:r>
-          </w:p>
-        </w:tc>
-        <w:tc>
-          <w:p>
-            <w:pPr>
-              <w:pStyle w:val="Normal"/>
-              <w:jc w:val="center"/>
-            </w:pPr>
-            <w:r>
-              <w:t>0.104 [0.085, 0.125]</w:t>
-            </w:r>
-          </w:p>
-        </w:tc>
-        <w:tc>
-          <w:p>
-            <w:pPr>
-              <w:pStyle w:val="Normal"/>
-              <w:jc w:val="center"/>
-            </w:pPr>
-            <w:r>
-              <w:t>0.187 [0.172, 0.214]</w:t>
-            </w:r>
-          </w:p>
-        </w:tc>
-        <w:tc>
-          <w:p>
-            <w:pPr>
-              <w:pStyle w:val="Normal"/>
-              <w:jc w:val="center"/>
-            </w:pPr>
-            <w:r>
-              <w:t>0.143 [0.128, 0.164]</w:t>
-            </w:r>
-          </w:p>
-        </w:tc>
-        <w:tc>
-          <w:p>
-            <w:pPr>
-              <w:pStyle w:val="Normal"/>
-              <w:jc w:val="center"/>
-            </w:pPr>
-            <w:r>
-              <w:t>0.103 [0.087, 0.124]</w:t>
-            </w:r>
-          </w:p>
-        </w:tc>
-        <w:tc>
-          <w:p>
-            <w:pPr>
-              <w:pStyle w:val="Normal"/>
-              <w:jc w:val="center"/>
-            </w:pPr>
-            <w:r>
-              <w:t>0.073 [0.056, 0.095]</w:t>
-            </w:r>
-          </w:p>
-        </w:tc>
-        <w:tc>
-          <w:p>
-            <w:pPr>
-              <w:pStyle w:val="Normal"/>
-              <w:jc w:val="center"/>
-            </w:pPr>
-            <w:r>
-              <w:t>0.006 [-0.011, 0.048]</w:t>
-            </w:r>
-          </w:p>
-        </w:tc>
-        <w:tc>
-          <w:p>
-            <w:pPr>
-              <w:pStyle w:val="Normal"/>
-              <w:jc w:val="center"/>
-            </w:pPr>
-            <w:r>
-              <w:t>0.014 [0.001, 0.047]</w:t>
-            </w:r>
-          </w:p>
-        </w:tc>
-        <w:tc>
-          <w:p>
-            <w:pPr>
-              <w:pStyle w:val="Normal"/>
-              <w:jc w:val="center"/>
-            </w:pPr>
-            <w:r>
-              <w:t>0.003 [-0.009, 0.032]</w:t>
-            </w:r>
-          </w:p>
-        </w:tc>
-        <w:tc>
-          <w:p>
-            <w:pPr>
-              <w:pStyle w:val="Normal"/>
-              <w:jc w:val="center"/>
-            </w:pPr>
-            <w:r>
-              <w:t>-0.009 [-0.022, 0.017]</w:t>
+              <w:t>0.309 [0.277, 0.336]</w:t>
+            </w:r>
+          </w:p>
+        </w:tc>
+        <w:tc>
+          <w:p>
+            <w:pPr>
+              <w:pStyle w:val="Normal"/>
+              <w:jc w:val="center"/>
+            </w:pPr>
+            <w:r>
+              <w:t>0.199 [0.168, 0.227]</w:t>
+            </w:r>
+          </w:p>
+        </w:tc>
+        <w:tc>
+          <w:p>
+            <w:pPr>
+              <w:pStyle w:val="Normal"/>
+              <w:jc w:val="center"/>
+            </w:pPr>
+            <w:r>
+              <w:t>0.142 [0.111, 0.172]</w:t>
+            </w:r>
+          </w:p>
+        </w:tc>
+        <w:tc>
+          <w:p>
+            <w:pPr>
+              <w:pStyle w:val="Normal"/>
+              <w:jc w:val="center"/>
+            </w:pPr>
+            <w:r>
+              <w:t>0.104 [0.072, 0.134]</w:t>
+            </w:r>
+          </w:p>
+        </w:tc>
+        <w:tc>
+          <w:p>
+            <w:pPr>
+              <w:pStyle w:val="Normal"/>
+              <w:jc w:val="center"/>
+            </w:pPr>
+            <w:r>
+              <w:t>0.187 [0.149, 0.221]</w:t>
+            </w:r>
+          </w:p>
+        </w:tc>
+        <w:tc>
+          <w:p>
+            <w:pPr>
+              <w:pStyle w:val="Normal"/>
+              <w:jc w:val="center"/>
+            </w:pPr>
+            <w:r>
+              <w:t>0.143 [0.11, 0.172]</w:t>
+            </w:r>
+          </w:p>
+        </w:tc>
+        <w:tc>
+          <w:p>
+            <w:pPr>
+              <w:pStyle w:val="Normal"/>
+              <w:jc w:val="center"/>
+            </w:pPr>
+            <w:r>
+              <w:t>0.103 [0.071, 0.133]</w:t>
+            </w:r>
+          </w:p>
+        </w:tc>
+        <w:tc>
+          <w:p>
+            <w:pPr>
+              <w:pStyle w:val="Normal"/>
+              <w:jc w:val="center"/>
+            </w:pPr>
+            <w:r>
+              <w:t>0.073 [0.042, 0.103]</w:t>
+            </w:r>
+          </w:p>
+        </w:tc>
+        <w:tc>
+          <w:p>
+            <w:pPr>
+              <w:pStyle w:val="Normal"/>
+              <w:jc w:val="center"/>
+            </w:pPr>
+            <w:r>
+              <w:t>0.006 [-0.037, 0.045]</w:t>
+            </w:r>
+          </w:p>
+        </w:tc>
+        <w:tc>
+          <w:p>
+            <w:pPr>
+              <w:pStyle w:val="Normal"/>
+              <w:jc w:val="center"/>
+            </w:pPr>
+            <w:r>
+              <w:t>0.014 [-0.026, 0.049]</w:t>
+            </w:r>
+          </w:p>
+        </w:tc>
+        <w:tc>
+          <w:p>
+            <w:pPr>
+              <w:pStyle w:val="Normal"/>
+              <w:jc w:val="center"/>
+            </w:pPr>
+            <w:r>
+              <w:t>0.003 [-0.034, 0.036]</w:t>
+            </w:r>
+          </w:p>
+        </w:tc>
+        <w:tc>
+          <w:p>
+            <w:pPr>
+              <w:pStyle w:val="Normal"/>
+              <w:jc w:val="center"/>
+            </w:pPr>
+            <w:r>
+              <w:t>-0.009 [-0.044, 0.023]</w:t>
             </w:r>
           </w:p>
         </w:tc>
@@ -2218,128 +2218,128 @@
               <w:jc w:val="center"/>
             </w:pPr>
             <w:r>
-              <w:t>0.586 [0.565, 0.608]</w:t>
-            </w:r>
-          </w:p>
-        </w:tc>
-        <w:tc>
-          <w:p>
-            <w:pPr>
-              <w:pStyle w:val="Normal"/>
-              <w:jc w:val="center"/>
-            </w:pPr>
-            <w:r>
-              <w:t>0.378 [0.358, 0.403]</w:t>
-            </w:r>
-          </w:p>
-        </w:tc>
-        <w:tc>
-          <w:p>
-            <w:pPr>
-              <w:pStyle w:val="Normal"/>
-              <w:jc w:val="center"/>
-            </w:pPr>
-            <w:r>
-              <w:t>0.27 [0.249, 0.294]</w:t>
-            </w:r>
-          </w:p>
-        </w:tc>
-        <w:tc>
-          <w:p>
-            <w:pPr>
-              <w:pStyle w:val="Normal"/>
-              <w:jc w:val="center"/>
-            </w:pPr>
-            <w:r>
-              <w:t>0.197 [0.177, 0.225]</w:t>
-            </w:r>
-          </w:p>
-        </w:tc>
-        <w:tc>
-          <w:p>
-            <w:pPr>
-              <w:pStyle w:val="Normal"/>
-              <w:jc w:val="center"/>
-            </w:pPr>
-            <w:r>
-              <w:t>0.356 [0.338, 0.384]</w:t>
-            </w:r>
-          </w:p>
-        </w:tc>
-        <w:tc>
-          <w:p>
-            <w:pPr>
-              <w:pStyle w:val="Normal"/>
-              <w:jc w:val="center"/>
-            </w:pPr>
-            <w:r>
-              <w:t>0.272 [0.257, 0.293]</w:t>
-            </w:r>
-          </w:p>
-        </w:tc>
-        <w:tc>
-          <w:p>
-            <w:pPr>
-              <w:pStyle w:val="Normal"/>
-              <w:jc w:val="center"/>
-            </w:pPr>
-            <w:r>
-              <w:t>0.195 [0.18, 0.217]</w:t>
-            </w:r>
-          </w:p>
-        </w:tc>
-        <w:tc>
-          <w:p>
-            <w:pPr>
-              <w:pStyle w:val="Normal"/>
-              <w:jc w:val="center"/>
-            </w:pPr>
-            <w:r>
-              <w:t>0.138 [0.123, 0.162]</w:t>
-            </w:r>
-          </w:p>
-        </w:tc>
-        <w:tc>
-          <w:p>
-            <w:pPr>
-              <w:pStyle w:val="Normal"/>
-              <w:jc w:val="center"/>
-            </w:pPr>
-            <w:r>
-              <w:t>0.011 [-0.021, 0.062]</w:t>
-            </w:r>
-          </w:p>
-        </w:tc>
-        <w:tc>
-          <w:p>
-            <w:pPr>
-              <w:pStyle w:val="Normal"/>
-              <w:jc w:val="center"/>
-            </w:pPr>
-            <w:r>
-              <w:t>0.027 [0.007, 0.061]</w:t>
-            </w:r>
-          </w:p>
-        </w:tc>
-        <w:tc>
-          <w:p>
-            <w:pPr>
-              <w:pStyle w:val="Normal"/>
-              <w:jc w:val="center"/>
-            </w:pPr>
-            <w:r>
-              <w:t>0.006 [-0.011, 0.035]</w:t>
-            </w:r>
-          </w:p>
-        </w:tc>
-        <w:tc>
-          <w:p>
-            <w:pPr>
-              <w:pStyle w:val="Normal"/>
-              <w:jc w:val="center"/>
-            </w:pPr>
-            <w:r>
-              <w:t>-0.018 [-0.036, 0.008]</w:t>
+              <w:t>0.586 [0.544, 0.625]</w:t>
+            </w:r>
+          </w:p>
+        </w:tc>
+        <w:tc>
+          <w:p>
+            <w:pPr>
+              <w:pStyle w:val="Normal"/>
+              <w:jc w:val="center"/>
+            </w:pPr>
+            <w:r>
+              <w:t>0.378 [0.344, 0.41]</w:t>
+            </w:r>
+          </w:p>
+        </w:tc>
+        <w:tc>
+          <w:p>
+            <w:pPr>
+              <w:pStyle w:val="Normal"/>
+              <w:jc w:val="center"/>
+            </w:pPr>
+            <w:r>
+              <w:t>0.27 [0.237, 0.303]</w:t>
+            </w:r>
+          </w:p>
+        </w:tc>
+        <w:tc>
+          <w:p>
+            <w:pPr>
+              <w:pStyle w:val="Normal"/>
+              <w:jc w:val="center"/>
+            </w:pPr>
+            <w:r>
+              <w:t>0.197 [0.165, 0.23]</w:t>
+            </w:r>
+          </w:p>
+        </w:tc>
+        <w:tc>
+          <w:p>
+            <w:pPr>
+              <w:pStyle w:val="Normal"/>
+              <w:jc w:val="center"/>
+            </w:pPr>
+            <w:r>
+              <w:t>0.356 [0.313, 0.398]</w:t>
+            </w:r>
+          </w:p>
+        </w:tc>
+        <w:tc>
+          <w:p>
+            <w:pPr>
+              <w:pStyle w:val="Normal"/>
+              <w:jc w:val="center"/>
+            </w:pPr>
+            <w:r>
+              <w:t>0.272 [0.242, 0.3]</w:t>
+            </w:r>
+          </w:p>
+        </w:tc>
+        <w:tc>
+          <w:p>
+            <w:pPr>
+              <w:pStyle w:val="Normal"/>
+              <w:jc w:val="center"/>
+            </w:pPr>
+            <w:r>
+              <w:t>0.195 [0.169, 0.221]</w:t>
+            </w:r>
+          </w:p>
+        </w:tc>
+        <w:tc>
+          <w:p>
+            <w:pPr>
+              <w:pStyle w:val="Normal"/>
+              <w:jc w:val="center"/>
+            </w:pPr>
+            <w:r>
+              <w:t>0.138 [0.112, 0.164]</w:t>
+            </w:r>
+          </w:p>
+        </w:tc>
+        <w:tc>
+          <w:p>
+            <w:pPr>
+              <w:pStyle w:val="Normal"/>
+              <w:jc w:val="center"/>
+            </w:pPr>
+            <w:r>
+              <w:t>0.011 [-0.031, 0.058]</w:t>
+            </w:r>
+          </w:p>
+        </w:tc>
+        <w:tc>
+          <w:p>
+            <w:pPr>
+              <w:pStyle w:val="Normal"/>
+              <w:jc w:val="center"/>
+            </w:pPr>
+            <w:r>
+              <w:t>0.027 [-0.01, 0.064]</w:t>
+            </w:r>
+          </w:p>
+        </w:tc>
+        <w:tc>
+          <w:p>
+            <w:pPr>
+              <w:pStyle w:val="Normal"/>
+              <w:jc w:val="center"/>
+            </w:pPr>
+            <w:r>
+              <w:t>0.006 [-0.024, 0.039]</w:t>
+            </w:r>
+          </w:p>
+        </w:tc>
+        <w:tc>
+          <w:p>
+            <w:pPr>
+              <w:pStyle w:val="Normal"/>
+              <w:jc w:val="center"/>
+            </w:pPr>
+            <w:r>
+              <w:t>-0.018 [-0.046, 0.011]</w:t>
             </w:r>
           </w:p>
         </w:tc>

--- a/results/main/Table_2.docx
+++ b/results/main/Table_2.docx
@@ -188,128 +188,128 @@
               <w:jc w:val="center"/>
             </w:pPr>
             <w:r>
-              <w:t>-0.02 [-0.023, -0.016]</w:t>
-            </w:r>
-          </w:p>
-        </w:tc>
-        <w:tc>
-          <w:p>
-            <w:pPr>
-              <w:pStyle w:val="Normal"/>
-              <w:jc w:val="center"/>
-            </w:pPr>
-            <w:r>
-              <w:t>-0.006 [-0.009, -0.003]</w:t>
-            </w:r>
-          </w:p>
-        </w:tc>
-        <w:tc>
-          <w:p>
-            <w:pPr>
-              <w:pStyle w:val="Normal"/>
-              <w:jc w:val="center"/>
-            </w:pPr>
-            <w:r>
-              <w:t>0.001 [-0.002, 0.004]</w:t>
-            </w:r>
-          </w:p>
-        </w:tc>
-        <w:tc>
-          <w:p>
-            <w:pPr>
-              <w:pStyle w:val="Normal"/>
-              <w:jc w:val="center"/>
-            </w:pPr>
-            <w:r>
-              <w:t>0.005 [0.002, 0.008]</w:t>
-            </w:r>
-          </w:p>
-        </w:tc>
-        <w:tc>
-          <w:p>
-            <w:pPr>
-              <w:pStyle w:val="Normal"/>
-              <w:jc w:val="center"/>
-            </w:pPr>
-            <w:r>
-              <w:t>-0.002 [-0.006, 0.002]</w:t>
-            </w:r>
-          </w:p>
-        </w:tc>
-        <w:tc>
-          <w:p>
-            <w:pPr>
-              <w:pStyle w:val="Normal"/>
-              <w:jc w:val="center"/>
-            </w:pPr>
-            <w:r>
-              <w:t>0.001 [-0.002, 0.005]</w:t>
-            </w:r>
-          </w:p>
-        </w:tc>
-        <w:tc>
-          <w:p>
-            <w:pPr>
-              <w:pStyle w:val="Normal"/>
-              <w:jc w:val="center"/>
-            </w:pPr>
-            <w:r>
-              <w:t>0.005 [0.002, 0.009]</w:t>
-            </w:r>
-          </w:p>
-        </w:tc>
-        <w:tc>
-          <w:p>
-            <w:pPr>
-              <w:pStyle w:val="Normal"/>
-              <w:jc w:val="center"/>
-            </w:pPr>
-            <w:r>
-              <w:t>0.008 [0.005, 0.011]</w:t>
-            </w:r>
-          </w:p>
-        </w:tc>
-        <w:tc>
-          <w:p>
-            <w:pPr>
-              <w:pStyle w:val="Normal"/>
-              <w:jc w:val="center"/>
-            </w:pPr>
-            <w:r>
-              <w:t>0.018 [0.014, 0.022]</w:t>
-            </w:r>
-          </w:p>
-        </w:tc>
-        <w:tc>
-          <w:p>
-            <w:pPr>
-              <w:pStyle w:val="Normal"/>
-              <w:jc w:val="center"/>
-            </w:pPr>
-            <w:r>
-              <w:t>0.015 [0.012, 0.019]</w:t>
-            </w:r>
-          </w:p>
-        </w:tc>
-        <w:tc>
-          <w:p>
-            <w:pPr>
-              <w:pStyle w:val="Normal"/>
-              <w:jc w:val="center"/>
-            </w:pPr>
-            <w:r>
-              <w:t>0.016 [0.013, 0.019]</w:t>
-            </w:r>
-          </w:p>
-        </w:tc>
-        <w:tc>
-          <w:p>
-            <w:pPr>
-              <w:pStyle w:val="Normal"/>
-              <w:jc w:val="center"/>
-            </w:pPr>
-            <w:r>
-              <w:t>0.017 [0.014, 0.02]</w:t>
+              <w:t>-0.02 [-0.028, -0.011]</w:t>
+            </w:r>
+          </w:p>
+        </w:tc>
+        <w:tc>
+          <w:p>
+            <w:pPr>
+              <w:pStyle w:val="Normal"/>
+              <w:jc w:val="center"/>
+            </w:pPr>
+            <w:r>
+              <w:t>-0.006 [-0.015, 0.001]</w:t>
+            </w:r>
+          </w:p>
+        </w:tc>
+        <w:tc>
+          <w:p>
+            <w:pPr>
+              <w:pStyle w:val="Normal"/>
+              <w:jc w:val="center"/>
+            </w:pPr>
+            <w:r>
+              <w:t>0.001 [-0.008, 0.007]</w:t>
+            </w:r>
+          </w:p>
+        </w:tc>
+        <w:tc>
+          <w:p>
+            <w:pPr>
+              <w:pStyle w:val="Normal"/>
+              <w:jc w:val="center"/>
+            </w:pPr>
+            <w:r>
+              <w:t>0.005 [-0.004, 0.011]</w:t>
+            </w:r>
+          </w:p>
+        </w:tc>
+        <w:tc>
+          <w:p>
+            <w:pPr>
+              <w:pStyle w:val="Normal"/>
+              <w:jc w:val="center"/>
+            </w:pPr>
+            <w:r>
+              <w:t>-0.002 [-0.013, 0.006]</w:t>
+            </w:r>
+          </w:p>
+        </w:tc>
+        <w:tc>
+          <w:p>
+            <w:pPr>
+              <w:pStyle w:val="Normal"/>
+              <w:jc w:val="center"/>
+            </w:pPr>
+            <w:r>
+              <w:t>0.001 [-0.008, 0.008]</w:t>
+            </w:r>
+          </w:p>
+        </w:tc>
+        <w:tc>
+          <w:p>
+            <w:pPr>
+              <w:pStyle w:val="Normal"/>
+              <w:jc w:val="center"/>
+            </w:pPr>
+            <w:r>
+              <w:t>0.005 [-0.004, 0.012]</w:t>
+            </w:r>
+          </w:p>
+        </w:tc>
+        <w:tc>
+          <w:p>
+            <w:pPr>
+              <w:pStyle w:val="Normal"/>
+              <w:jc w:val="center"/>
+            </w:pPr>
+            <w:r>
+              <w:t>0.008 [0, 0.014]</w:t>
+            </w:r>
+          </w:p>
+        </w:tc>
+        <w:tc>
+          <w:p>
+            <w:pPr>
+              <w:pStyle w:val="Normal"/>
+              <w:jc w:val="center"/>
+            </w:pPr>
+            <w:r>
+              <w:t>0.018 [0.006, 0.025]</w:t>
+            </w:r>
+          </w:p>
+        </w:tc>
+        <w:tc>
+          <w:p>
+            <w:pPr>
+              <w:pStyle w:val="Normal"/>
+              <w:jc w:val="center"/>
+            </w:pPr>
+            <w:r>
+              <w:t>0.015 [0.006, 0.022]</w:t>
+            </w:r>
+          </w:p>
+        </w:tc>
+        <w:tc>
+          <w:p>
+            <w:pPr>
+              <w:pStyle w:val="Normal"/>
+              <w:jc w:val="center"/>
+            </w:pPr>
+            <w:r>
+              <w:t>0.016 [0.007, 0.022]</w:t>
+            </w:r>
+          </w:p>
+        </w:tc>
+        <w:tc>
+          <w:p>
+            <w:pPr>
+              <w:pStyle w:val="Normal"/>
+              <w:jc w:val="center"/>
+            </w:pPr>
+            <w:r>
+              <w:t>0.017 [0.009, 0.023]</w:t>
             </w:r>
           </w:p>
         </w:tc>
@@ -333,128 +333,128 @@
               <w:jc w:val="center"/>
             </w:pPr>
             <w:r>
-              <w:t>-0.032 [-0.035, -0.028]</w:t>
-            </w:r>
-          </w:p>
-        </w:tc>
-        <w:tc>
-          <w:p>
-            <w:pPr>
-              <w:pStyle w:val="Normal"/>
-              <w:jc w:val="center"/>
-            </w:pPr>
-            <w:r>
-              <w:t>-0.018 [-0.022, -0.015]</w:t>
-            </w:r>
-          </w:p>
-        </w:tc>
-        <w:tc>
-          <w:p>
-            <w:pPr>
-              <w:pStyle w:val="Normal"/>
-              <w:jc w:val="center"/>
-            </w:pPr>
-            <w:r>
-              <w:t>-0.012 [-0.015, -0.009]</w:t>
-            </w:r>
-          </w:p>
-        </w:tc>
-        <w:tc>
-          <w:p>
-            <w:pPr>
-              <w:pStyle w:val="Normal"/>
-              <w:jc w:val="center"/>
-            </w:pPr>
-            <w:r>
-              <w:t>-0.008 [-0.011, -0.005]</w:t>
-            </w:r>
-          </w:p>
-        </w:tc>
-        <w:tc>
-          <w:p>
-            <w:pPr>
-              <w:pStyle w:val="Normal"/>
-              <w:jc w:val="center"/>
-            </w:pPr>
-            <w:r>
-              <w:t>-0.015 [-0.019, -0.011]</w:t>
-            </w:r>
-          </w:p>
-        </w:tc>
-        <w:tc>
-          <w:p>
-            <w:pPr>
-              <w:pStyle w:val="Normal"/>
-              <w:jc w:val="center"/>
-            </w:pPr>
-            <w:r>
-              <w:t>-0.011 [-0.015, -0.008]</w:t>
-            </w:r>
-          </w:p>
-        </w:tc>
-        <w:tc>
-          <w:p>
-            <w:pPr>
-              <w:pStyle w:val="Normal"/>
-              <w:jc w:val="center"/>
-            </w:pPr>
-            <w:r>
-              <w:t>-0.007 [-0.01, -0.004]</w:t>
-            </w:r>
-          </w:p>
-        </w:tc>
-        <w:tc>
-          <w:p>
-            <w:pPr>
-              <w:pStyle w:val="Normal"/>
-              <w:jc w:val="center"/>
-            </w:pPr>
-            <w:r>
-              <w:t>-0.004 [-0.007, -0.001]</w:t>
-            </w:r>
-          </w:p>
-        </w:tc>
-        <w:tc>
-          <w:p>
-            <w:pPr>
-              <w:pStyle w:val="Normal"/>
-              <w:jc w:val="center"/>
-            </w:pPr>
-            <w:r>
-              <w:t>0.005 [0.001, 0.009]</w:t>
-            </w:r>
-          </w:p>
-        </w:tc>
-        <w:tc>
-          <w:p>
-            <w:pPr>
-              <w:pStyle w:val="Normal"/>
-              <w:jc w:val="center"/>
-            </w:pPr>
-            <w:r>
-              <w:t>0.003 [-0.001, 0.006]</w:t>
-            </w:r>
-          </w:p>
-        </w:tc>
-        <w:tc>
-          <w:p>
-            <w:pPr>
-              <w:pStyle w:val="Normal"/>
-              <w:jc w:val="center"/>
-            </w:pPr>
-            <w:r>
-              <w:t>0.003 [0, 0.007]</w:t>
-            </w:r>
-          </w:p>
-        </w:tc>
-        <w:tc>
-          <w:p>
-            <w:pPr>
-              <w:pStyle w:val="Normal"/>
-              <w:jc w:val="center"/>
-            </w:pPr>
-            <w:r>
-              <w:t>0.004 [0.001, 0.008]</w:t>
+              <w:t>-0.032 [-0.04, -0.024]</w:t>
+            </w:r>
+          </w:p>
+        </w:tc>
+        <w:tc>
+          <w:p>
+            <w:pPr>
+              <w:pStyle w:val="Normal"/>
+              <w:jc w:val="center"/>
+            </w:pPr>
+            <w:r>
+              <w:t>-0.018 [-0.027, -0.012]</w:t>
+            </w:r>
+          </w:p>
+        </w:tc>
+        <w:tc>
+          <w:p>
+            <w:pPr>
+              <w:pStyle w:val="Normal"/>
+              <w:jc w:val="center"/>
+            </w:pPr>
+            <w:r>
+              <w:t>-0.012 [-0.021, -0.005]</w:t>
+            </w:r>
+          </w:p>
+        </w:tc>
+        <w:tc>
+          <w:p>
+            <w:pPr>
+              <w:pStyle w:val="Normal"/>
+              <w:jc w:val="center"/>
+            </w:pPr>
+            <w:r>
+              <w:t>-0.008 [-0.017, -0.001]</w:t>
+            </w:r>
+          </w:p>
+        </w:tc>
+        <w:tc>
+          <w:p>
+            <w:pPr>
+              <w:pStyle w:val="Normal"/>
+              <w:jc w:val="center"/>
+            </w:pPr>
+            <w:r>
+              <w:t>-0.015 [-0.025, -0.007]</w:t>
+            </w:r>
+          </w:p>
+        </w:tc>
+        <w:tc>
+          <w:p>
+            <w:pPr>
+              <w:pStyle w:val="Normal"/>
+              <w:jc w:val="center"/>
+            </w:pPr>
+            <w:r>
+              <w:t>-0.011 [-0.02, -0.005]</w:t>
+            </w:r>
+          </w:p>
+        </w:tc>
+        <w:tc>
+          <w:p>
+            <w:pPr>
+              <w:pStyle w:val="Normal"/>
+              <w:jc w:val="center"/>
+            </w:pPr>
+            <w:r>
+              <w:t>-0.007 [-0.016, -0.001]</w:t>
+            </w:r>
+          </w:p>
+        </w:tc>
+        <w:tc>
+          <w:p>
+            <w:pPr>
+              <w:pStyle w:val="Normal"/>
+              <w:jc w:val="center"/>
+            </w:pPr>
+            <w:r>
+              <w:t>-0.004 [-0.013, 0.002]</w:t>
+            </w:r>
+          </w:p>
+        </w:tc>
+        <w:tc>
+          <w:p>
+            <w:pPr>
+              <w:pStyle w:val="Normal"/>
+              <w:jc w:val="center"/>
+            </w:pPr>
+            <w:r>
+              <w:t>0.005 [-0.007, 0.013]</w:t>
+            </w:r>
+          </w:p>
+        </w:tc>
+        <w:tc>
+          <w:p>
+            <w:pPr>
+              <w:pStyle w:val="Normal"/>
+              <w:jc w:val="center"/>
+            </w:pPr>
+            <w:r>
+              <w:t>0.003 [-0.007, 0.009]</w:t>
+            </w:r>
+          </w:p>
+        </w:tc>
+        <w:tc>
+          <w:p>
+            <w:pPr>
+              <w:pStyle w:val="Normal"/>
+              <w:jc w:val="center"/>
+            </w:pPr>
+            <w:r>
+              <w:t>0.003 [-0.006, 0.01]</w:t>
+            </w:r>
+          </w:p>
+        </w:tc>
+        <w:tc>
+          <w:p>
+            <w:pPr>
+              <w:pStyle w:val="Normal"/>
+              <w:jc w:val="center"/>
+            </w:pPr>
+            <w:r>
+              <w:t>0.004 [-0.004, 0.01]</w:t>
             </w:r>
           </w:p>
         </w:tc>
@@ -478,128 +478,128 @@
               <w:jc w:val="center"/>
             </w:pPr>
             <w:r>
-              <w:t>-0.032 [-0.035, -0.028]</w:t>
-            </w:r>
-          </w:p>
-        </w:tc>
-        <w:tc>
-          <w:p>
-            <w:pPr>
-              <w:pStyle w:val="Normal"/>
-              <w:jc w:val="center"/>
-            </w:pPr>
-            <w:r>
-              <w:t>-0.019 [-0.022, -0.015]</w:t>
-            </w:r>
-          </w:p>
-        </w:tc>
-        <w:tc>
-          <w:p>
-            <w:pPr>
-              <w:pStyle w:val="Normal"/>
-              <w:jc w:val="center"/>
-            </w:pPr>
-            <w:r>
-              <w:t>-0.012 [-0.015, -0.009]</w:t>
-            </w:r>
-          </w:p>
-        </w:tc>
-        <w:tc>
-          <w:p>
-            <w:pPr>
-              <w:pStyle w:val="Normal"/>
-              <w:jc w:val="center"/>
-            </w:pPr>
-            <w:r>
-              <w:t>-0.008 [-0.011, -0.005]</w:t>
-            </w:r>
-          </w:p>
-        </w:tc>
-        <w:tc>
-          <w:p>
-            <w:pPr>
-              <w:pStyle w:val="Normal"/>
-              <w:jc w:val="center"/>
-            </w:pPr>
-            <w:r>
-              <w:t>-0.015 [-0.019, -0.011]</w:t>
-            </w:r>
-          </w:p>
-        </w:tc>
-        <w:tc>
-          <w:p>
-            <w:pPr>
-              <w:pStyle w:val="Normal"/>
-              <w:jc w:val="center"/>
-            </w:pPr>
-            <w:r>
-              <w:t>-0.012 [-0.015, -0.008]</w:t>
-            </w:r>
-          </w:p>
-        </w:tc>
-        <w:tc>
-          <w:p>
-            <w:pPr>
-              <w:pStyle w:val="Normal"/>
-              <w:jc w:val="center"/>
-            </w:pPr>
-            <w:r>
-              <w:t>-0.007 [-0.01, -0.004]</w:t>
-            </w:r>
-          </w:p>
-        </w:tc>
-        <w:tc>
-          <w:p>
-            <w:pPr>
-              <w:pStyle w:val="Normal"/>
-              <w:jc w:val="center"/>
-            </w:pPr>
-            <w:r>
-              <w:t>-0.004 [-0.007, -0.001]</w:t>
-            </w:r>
-          </w:p>
-        </w:tc>
-        <w:tc>
-          <w:p>
-            <w:pPr>
-              <w:pStyle w:val="Normal"/>
-              <w:jc w:val="center"/>
-            </w:pPr>
-            <w:r>
-              <w:t>0.005 [0.001, 0.009]</w:t>
-            </w:r>
-          </w:p>
-        </w:tc>
-        <w:tc>
-          <w:p>
-            <w:pPr>
-              <w:pStyle w:val="Normal"/>
-              <w:jc w:val="center"/>
-            </w:pPr>
-            <w:r>
-              <w:t>0.003 [-0.001, 0.006]</w:t>
-            </w:r>
-          </w:p>
-        </w:tc>
-        <w:tc>
-          <w:p>
-            <w:pPr>
-              <w:pStyle w:val="Normal"/>
-              <w:jc w:val="center"/>
-            </w:pPr>
-            <w:r>
-              <w:t>0.003 [0, 0.007]</w:t>
-            </w:r>
-          </w:p>
-        </w:tc>
-        <w:tc>
-          <w:p>
-            <w:pPr>
-              <w:pStyle w:val="Normal"/>
-              <w:jc w:val="center"/>
-            </w:pPr>
-            <w:r>
-              <w:t>0.004 [0.001, 0.007]</w:t>
+              <w:t>-0.032 [-0.04, -0.024]</w:t>
+            </w:r>
+          </w:p>
+        </w:tc>
+        <w:tc>
+          <w:p>
+            <w:pPr>
+              <w:pStyle w:val="Normal"/>
+              <w:jc w:val="center"/>
+            </w:pPr>
+            <w:r>
+              <w:t>-0.019 [-0.027, -0.012]</w:t>
+            </w:r>
+          </w:p>
+        </w:tc>
+        <w:tc>
+          <w:p>
+            <w:pPr>
+              <w:pStyle w:val="Normal"/>
+              <w:jc w:val="center"/>
+            </w:pPr>
+            <w:r>
+              <w:t>-0.012 [-0.021, -0.005]</w:t>
+            </w:r>
+          </w:p>
+        </w:tc>
+        <w:tc>
+          <w:p>
+            <w:pPr>
+              <w:pStyle w:val="Normal"/>
+              <w:jc w:val="center"/>
+            </w:pPr>
+            <w:r>
+              <w:t>-0.008 [-0.017, -0.001]</w:t>
+            </w:r>
+          </w:p>
+        </w:tc>
+        <w:tc>
+          <w:p>
+            <w:pPr>
+              <w:pStyle w:val="Normal"/>
+              <w:jc w:val="center"/>
+            </w:pPr>
+            <w:r>
+              <w:t>-0.015 [-0.026, -0.007]</w:t>
+            </w:r>
+          </w:p>
+        </w:tc>
+        <w:tc>
+          <w:p>
+            <w:pPr>
+              <w:pStyle w:val="Normal"/>
+              <w:jc w:val="center"/>
+            </w:pPr>
+            <w:r>
+              <w:t>-0.012 [-0.02, -0.005]</w:t>
+            </w:r>
+          </w:p>
+        </w:tc>
+        <w:tc>
+          <w:p>
+            <w:pPr>
+              <w:pStyle w:val="Normal"/>
+              <w:jc w:val="center"/>
+            </w:pPr>
+            <w:r>
+              <w:t>-0.007 [-0.016, -0.001]</w:t>
+            </w:r>
+          </w:p>
+        </w:tc>
+        <w:tc>
+          <w:p>
+            <w:pPr>
+              <w:pStyle w:val="Normal"/>
+              <w:jc w:val="center"/>
+            </w:pPr>
+            <w:r>
+              <w:t>-0.004 [-0.013, 0.002]</w:t>
+            </w:r>
+          </w:p>
+        </w:tc>
+        <w:tc>
+          <w:p>
+            <w:pPr>
+              <w:pStyle w:val="Normal"/>
+              <w:jc w:val="center"/>
+            </w:pPr>
+            <w:r>
+              <w:t>0.005 [-0.007, 0.013]</w:t>
+            </w:r>
+          </w:p>
+        </w:tc>
+        <w:tc>
+          <w:p>
+            <w:pPr>
+              <w:pStyle w:val="Normal"/>
+              <w:jc w:val="center"/>
+            </w:pPr>
+            <w:r>
+              <w:t>0.003 [-0.007, 0.009]</w:t>
+            </w:r>
+          </w:p>
+        </w:tc>
+        <w:tc>
+          <w:p>
+            <w:pPr>
+              <w:pStyle w:val="Normal"/>
+              <w:jc w:val="center"/>
+            </w:pPr>
+            <w:r>
+              <w:t>0.003 [-0.006, 0.009]</w:t>
+            </w:r>
+          </w:p>
+        </w:tc>
+        <w:tc>
+          <w:p>
+            <w:pPr>
+              <w:pStyle w:val="Normal"/>
+              <w:jc w:val="center"/>
+            </w:pPr>
+            <w:r>
+              <w:t>0.004 [-0.004, 0.01]</w:t>
             </w:r>
           </w:p>
         </w:tc>
@@ -623,128 +623,128 @@
               <w:jc w:val="center"/>
             </w:pPr>
             <w:r>
-              <w:t>-0.036 [-0.039, -0.032]</w:t>
-            </w:r>
-          </w:p>
-        </w:tc>
-        <w:tc>
-          <w:p>
-            <w:pPr>
-              <w:pStyle w:val="Normal"/>
-              <w:jc w:val="center"/>
-            </w:pPr>
-            <w:r>
-              <w:t>-0.023 [-0.026, -0.019]</w:t>
-            </w:r>
-          </w:p>
-        </w:tc>
-        <w:tc>
-          <w:p>
-            <w:pPr>
-              <w:pStyle w:val="Normal"/>
-              <w:jc w:val="center"/>
-            </w:pPr>
-            <w:r>
-              <w:t>-0.016 [-0.019, -0.013]</w:t>
-            </w:r>
-          </w:p>
-        </w:tc>
-        <w:tc>
-          <w:p>
-            <w:pPr>
-              <w:pStyle w:val="Normal"/>
-              <w:jc w:val="center"/>
-            </w:pPr>
-            <w:r>
-              <w:t>-0.012 [-0.015, -0.009]</w:t>
-            </w:r>
-          </w:p>
-        </w:tc>
-        <w:tc>
-          <w:p>
-            <w:pPr>
-              <w:pStyle w:val="Normal"/>
-              <w:jc w:val="center"/>
-            </w:pPr>
-            <w:r>
-              <w:t>-0.02 [-0.023, -0.015]</w:t>
-            </w:r>
-          </w:p>
-        </w:tc>
-        <w:tc>
-          <w:p>
-            <w:pPr>
-              <w:pStyle w:val="Normal"/>
-              <w:jc w:val="center"/>
-            </w:pPr>
-            <w:r>
-              <w:t>-0.016 [-0.019, -0.012]</w:t>
-            </w:r>
-          </w:p>
-        </w:tc>
-        <w:tc>
-          <w:p>
-            <w:pPr>
-              <w:pStyle w:val="Normal"/>
-              <w:jc w:val="center"/>
-            </w:pPr>
-            <w:r>
-              <w:t>-0.012 [-0.015, -0.008]</w:t>
-            </w:r>
-          </w:p>
-        </w:tc>
-        <w:tc>
-          <w:p>
-            <w:pPr>
-              <w:pStyle w:val="Normal"/>
-              <w:jc w:val="center"/>
-            </w:pPr>
-            <w:r>
-              <w:t>-0.008 [-0.012, -0.005]</w:t>
-            </w:r>
-          </w:p>
-        </w:tc>
-        <w:tc>
-          <w:p>
-            <w:pPr>
-              <w:pStyle w:val="Normal"/>
-              <w:jc w:val="center"/>
-            </w:pPr>
-            <w:r>
-              <w:t>0.001 [-0.004, 0.005]</w:t>
-            </w:r>
-          </w:p>
-        </w:tc>
-        <w:tc>
-          <w:p>
-            <w:pPr>
-              <w:pStyle w:val="Normal"/>
-              <w:jc w:val="center"/>
-            </w:pPr>
-            <w:r>
-              <w:t>-0.002 [-0.005, 0.002]</w:t>
-            </w:r>
-          </w:p>
-        </w:tc>
-        <w:tc>
-          <w:p>
-            <w:pPr>
-              <w:pStyle w:val="Normal"/>
-              <w:jc w:val="center"/>
-            </w:pPr>
-            <w:r>
-              <w:t>-0.001 [-0.004, 0.003]</w:t>
-            </w:r>
-          </w:p>
-        </w:tc>
-        <w:tc>
-          <w:p>
-            <w:pPr>
-              <w:pStyle w:val="Normal"/>
-              <w:jc w:val="center"/>
-            </w:pPr>
-            <w:r>
-              <w:t>0 [-0.003, 0.003]</w:t>
+              <w:t>-0.036 [-0.044, -0.028]</w:t>
+            </w:r>
+          </w:p>
+        </w:tc>
+        <w:tc>
+          <w:p>
+            <w:pPr>
+              <w:pStyle w:val="Normal"/>
+              <w:jc w:val="center"/>
+            </w:pPr>
+            <w:r>
+              <w:t>-0.023 [-0.031, -0.016]</w:t>
+            </w:r>
+          </w:p>
+        </w:tc>
+        <w:tc>
+          <w:p>
+            <w:pPr>
+              <w:pStyle w:val="Normal"/>
+              <w:jc w:val="center"/>
+            </w:pPr>
+            <w:r>
+              <w:t>-0.016 [-0.025, -0.009]</w:t>
+            </w:r>
+          </w:p>
+        </w:tc>
+        <w:tc>
+          <w:p>
+            <w:pPr>
+              <w:pStyle w:val="Normal"/>
+              <w:jc w:val="center"/>
+            </w:pPr>
+            <w:r>
+              <w:t>-0.012 [-0.021, -0.005]</w:t>
+            </w:r>
+          </w:p>
+        </w:tc>
+        <w:tc>
+          <w:p>
+            <w:pPr>
+              <w:pStyle w:val="Normal"/>
+              <w:jc w:val="center"/>
+            </w:pPr>
+            <w:r>
+              <w:t>-0.02 [-0.03, -0.011]</w:t>
+            </w:r>
+          </w:p>
+        </w:tc>
+        <w:tc>
+          <w:p>
+            <w:pPr>
+              <w:pStyle w:val="Normal"/>
+              <w:jc w:val="center"/>
+            </w:pPr>
+            <w:r>
+              <w:t>-0.016 [-0.025, -0.009]</w:t>
+            </w:r>
+          </w:p>
+        </w:tc>
+        <w:tc>
+          <w:p>
+            <w:pPr>
+              <w:pStyle w:val="Normal"/>
+              <w:jc w:val="center"/>
+            </w:pPr>
+            <w:r>
+              <w:t>-0.012 [-0.021, -0.005]</w:t>
+            </w:r>
+          </w:p>
+        </w:tc>
+        <w:tc>
+          <w:p>
+            <w:pPr>
+              <w:pStyle w:val="Normal"/>
+              <w:jc w:val="center"/>
+            </w:pPr>
+            <w:r>
+              <w:t>-0.008 [-0.017, -0.002]</w:t>
+            </w:r>
+          </w:p>
+        </w:tc>
+        <w:tc>
+          <w:p>
+            <w:pPr>
+              <w:pStyle w:val="Normal"/>
+              <w:jc w:val="center"/>
+            </w:pPr>
+            <w:r>
+              <w:t>0.001 [-0.011, 0.008]</w:t>
+            </w:r>
+          </w:p>
+        </w:tc>
+        <w:tc>
+          <w:p>
+            <w:pPr>
+              <w:pStyle w:val="Normal"/>
+              <w:jc w:val="center"/>
+            </w:pPr>
+            <w:r>
+              <w:t>-0.002 [-0.012, 0.005]</w:t>
+            </w:r>
+          </w:p>
+        </w:tc>
+        <w:tc>
+          <w:p>
+            <w:pPr>
+              <w:pStyle w:val="Normal"/>
+              <w:jc w:val="center"/>
+            </w:pPr>
+            <w:r>
+              <w:t>-0.001 [-0.01, 0.005]</w:t>
+            </w:r>
+          </w:p>
+        </w:tc>
+        <w:tc>
+          <w:p>
+            <w:pPr>
+              <w:pStyle w:val="Normal"/>
+              <w:jc w:val="center"/>
+            </w:pPr>
+            <w:r>
+              <w:t>0 [-0.009, 0.006]</w:t>
             </w:r>
           </w:p>
         </w:tc>
@@ -768,128 +768,128 @@
               <w:jc w:val="center"/>
             </w:pPr>
             <w:r>
-              <w:t>-0.031 [-0.034, -0.028]</w:t>
-            </w:r>
-          </w:p>
-        </w:tc>
-        <w:tc>
-          <w:p>
-            <w:pPr>
-              <w:pStyle w:val="Normal"/>
-              <w:jc w:val="center"/>
-            </w:pPr>
-            <w:r>
-              <w:t>-0.018 [-0.021, -0.015]</w:t>
-            </w:r>
-          </w:p>
-        </w:tc>
-        <w:tc>
-          <w:p>
-            <w:pPr>
-              <w:pStyle w:val="Normal"/>
-              <w:jc w:val="center"/>
-            </w:pPr>
-            <w:r>
-              <w:t>-0.012 [-0.015, -0.008]</w:t>
-            </w:r>
-          </w:p>
-        </w:tc>
-        <w:tc>
-          <w:p>
-            <w:pPr>
-              <w:pStyle w:val="Normal"/>
-              <w:jc w:val="center"/>
-            </w:pPr>
-            <w:r>
-              <w:t>-0.007 [-0.01, -0.004]</w:t>
-            </w:r>
-          </w:p>
-        </w:tc>
-        <w:tc>
-          <w:p>
-            <w:pPr>
-              <w:pStyle w:val="Normal"/>
-              <w:jc w:val="center"/>
-            </w:pPr>
-            <w:r>
-              <w:t>-0.015 [-0.019, -0.011]</w:t>
-            </w:r>
-          </w:p>
-        </w:tc>
-        <w:tc>
-          <w:p>
-            <w:pPr>
-              <w:pStyle w:val="Normal"/>
-              <w:jc w:val="center"/>
-            </w:pPr>
-            <w:r>
-              <w:t>-0.011 [-0.014, -0.008]</w:t>
-            </w:r>
-          </w:p>
-        </w:tc>
-        <w:tc>
-          <w:p>
-            <w:pPr>
-              <w:pStyle w:val="Normal"/>
-              <w:jc w:val="center"/>
-            </w:pPr>
-            <w:r>
-              <w:t>-0.007 [-0.01, -0.004]</w:t>
-            </w:r>
-          </w:p>
-        </w:tc>
-        <w:tc>
-          <w:p>
-            <w:pPr>
-              <w:pStyle w:val="Normal"/>
-              <w:jc w:val="center"/>
-            </w:pPr>
-            <w:r>
-              <w:t>-0.004 [-0.007, -0.001]</w:t>
-            </w:r>
-          </w:p>
-        </w:tc>
-        <w:tc>
-          <w:p>
-            <w:pPr>
-              <w:pStyle w:val="Normal"/>
-              <w:jc w:val="center"/>
-            </w:pPr>
-            <w:r>
-              <w:t>0.005 [0.001, 0.009]</w:t>
-            </w:r>
-          </w:p>
-        </w:tc>
-        <w:tc>
-          <w:p>
-            <w:pPr>
-              <w:pStyle w:val="Normal"/>
-              <w:jc w:val="center"/>
-            </w:pPr>
-            <w:r>
-              <w:t>0.003 [0, 0.007]</w:t>
-            </w:r>
-          </w:p>
-        </w:tc>
-        <w:tc>
-          <w:p>
-            <w:pPr>
-              <w:pStyle w:val="Normal"/>
-              <w:jc w:val="center"/>
-            </w:pPr>
-            <w:r>
-              <w:t>0.004 [0, 0.007]</w:t>
-            </w:r>
-          </w:p>
-        </w:tc>
-        <w:tc>
-          <w:p>
-            <w:pPr>
-              <w:pStyle w:val="Normal"/>
-              <w:jc w:val="center"/>
-            </w:pPr>
-            <w:r>
-              <w:t>0.005 [0.002, 0.008]</w:t>
+              <w:t>-0.031 [-0.039, -0.023]</w:t>
+            </w:r>
+          </w:p>
+        </w:tc>
+        <w:tc>
+          <w:p>
+            <w:pPr>
+              <w:pStyle w:val="Normal"/>
+              <w:jc w:val="center"/>
+            </w:pPr>
+            <w:r>
+              <w:t>-0.018 [-0.027, -0.011]</w:t>
+            </w:r>
+          </w:p>
+        </w:tc>
+        <w:tc>
+          <w:p>
+            <w:pPr>
+              <w:pStyle w:val="Normal"/>
+              <w:jc w:val="center"/>
+            </w:pPr>
+            <w:r>
+              <w:t>-0.012 [-0.021, -0.005]</w:t>
+            </w:r>
+          </w:p>
+        </w:tc>
+        <w:tc>
+          <w:p>
+            <w:pPr>
+              <w:pStyle w:val="Normal"/>
+              <w:jc w:val="center"/>
+            </w:pPr>
+            <w:r>
+              <w:t>-0.007 [-0.017, -0.001]</w:t>
+            </w:r>
+          </w:p>
+        </w:tc>
+        <w:tc>
+          <w:p>
+            <w:pPr>
+              <w:pStyle w:val="Normal"/>
+              <w:jc w:val="center"/>
+            </w:pPr>
+            <w:r>
+              <w:t>-0.015 [-0.025, -0.007]</w:t>
+            </w:r>
+          </w:p>
+        </w:tc>
+        <w:tc>
+          <w:p>
+            <w:pPr>
+              <w:pStyle w:val="Normal"/>
+              <w:jc w:val="center"/>
+            </w:pPr>
+            <w:r>
+              <w:t>-0.011 [-0.02, -0.004]</w:t>
+            </w:r>
+          </w:p>
+        </w:tc>
+        <w:tc>
+          <w:p>
+            <w:pPr>
+              <w:pStyle w:val="Normal"/>
+              <w:jc w:val="center"/>
+            </w:pPr>
+            <w:r>
+              <w:t>-0.007 [-0.016, 0]</w:t>
+            </w:r>
+          </w:p>
+        </w:tc>
+        <w:tc>
+          <w:p>
+            <w:pPr>
+              <w:pStyle w:val="Normal"/>
+              <w:jc w:val="center"/>
+            </w:pPr>
+            <w:r>
+              <w:t>-0.004 [-0.013, 0.003]</w:t>
+            </w:r>
+          </w:p>
+        </w:tc>
+        <w:tc>
+          <w:p>
+            <w:pPr>
+              <w:pStyle w:val="Normal"/>
+              <w:jc w:val="center"/>
+            </w:pPr>
+            <w:r>
+              <w:t>0.005 [-0.007, 0.013]</w:t>
+            </w:r>
+          </w:p>
+        </w:tc>
+        <w:tc>
+          <w:p>
+            <w:pPr>
+              <w:pStyle w:val="Normal"/>
+              <w:jc w:val="center"/>
+            </w:pPr>
+            <w:r>
+              <w:t>0.003 [-0.007, 0.01]</w:t>
+            </w:r>
+          </w:p>
+        </w:tc>
+        <w:tc>
+          <w:p>
+            <w:pPr>
+              <w:pStyle w:val="Normal"/>
+              <w:jc w:val="center"/>
+            </w:pPr>
+            <w:r>
+              <w:t>0.004 [-0.006, 0.01]</w:t>
+            </w:r>
+          </w:p>
+        </w:tc>
+        <w:tc>
+          <w:p>
+            <w:pPr>
+              <w:pStyle w:val="Normal"/>
+              <w:jc w:val="center"/>
+            </w:pPr>
+            <w:r>
+              <w:t>0.005 [-0.004, 0.011]</w:t>
             </w:r>
           </w:p>
         </w:tc>
@@ -913,128 +913,128 @@
               <w:jc w:val="center"/>
             </w:pPr>
             <w:r>
-              <w:t>-0.036 [-0.039, -0.032]</w:t>
-            </w:r>
-          </w:p>
-        </w:tc>
-        <w:tc>
-          <w:p>
-            <w:pPr>
-              <w:pStyle w:val="Normal"/>
-              <w:jc w:val="center"/>
-            </w:pPr>
-            <w:r>
-              <w:t>-0.023 [-0.026, -0.02]</w:t>
-            </w:r>
-          </w:p>
-        </w:tc>
-        <w:tc>
-          <w:p>
-            <w:pPr>
-              <w:pStyle w:val="Normal"/>
-              <w:jc w:val="center"/>
-            </w:pPr>
-            <w:r>
-              <w:t>-0.017 [-0.02, -0.013]</w:t>
-            </w:r>
-          </w:p>
-        </w:tc>
-        <w:tc>
-          <w:p>
-            <w:pPr>
-              <w:pStyle w:val="Normal"/>
-              <w:jc w:val="center"/>
-            </w:pPr>
-            <w:r>
-              <w:t>-0.013 [-0.016, -0.009]</w:t>
-            </w:r>
-          </w:p>
-        </w:tc>
-        <w:tc>
-          <w:p>
-            <w:pPr>
-              <w:pStyle w:val="Normal"/>
-              <w:jc w:val="center"/>
-            </w:pPr>
-            <w:r>
-              <w:t>-0.021 [-0.025, -0.017]</w:t>
-            </w:r>
-          </w:p>
-        </w:tc>
-        <w:tc>
-          <w:p>
-            <w:pPr>
-              <w:pStyle w:val="Normal"/>
-              <w:jc w:val="center"/>
-            </w:pPr>
-            <w:r>
-              <w:t>-0.017 [-0.02, -0.013]</w:t>
-            </w:r>
-          </w:p>
-        </w:tc>
-        <w:tc>
-          <w:p>
-            <w:pPr>
-              <w:pStyle w:val="Normal"/>
-              <w:jc w:val="center"/>
-            </w:pPr>
-            <w:r>
-              <w:t>-0.012 [-0.015, -0.009]</w:t>
-            </w:r>
-          </w:p>
-        </w:tc>
-        <w:tc>
-          <w:p>
-            <w:pPr>
-              <w:pStyle w:val="Normal"/>
-              <w:jc w:val="center"/>
-            </w:pPr>
-            <w:r>
-              <w:t>-0.009 [-0.012, -0.006]</w:t>
-            </w:r>
-          </w:p>
-        </w:tc>
-        <w:tc>
-          <w:p>
-            <w:pPr>
-              <w:pStyle w:val="Normal"/>
-              <w:jc w:val="center"/>
-            </w:pPr>
-            <w:r>
-              <w:t>-0.001 [-0.005, 0.004]</w:t>
-            </w:r>
-          </w:p>
-        </w:tc>
-        <w:tc>
-          <w:p>
-            <w:pPr>
-              <w:pStyle w:val="Normal"/>
-              <w:jc w:val="center"/>
-            </w:pPr>
-            <w:r>
-              <w:t>-0.002 [-0.006, 0.002]</w:t>
-            </w:r>
-          </w:p>
-        </w:tc>
-        <w:tc>
-          <w:p>
-            <w:pPr>
-              <w:pStyle w:val="Normal"/>
-              <w:jc w:val="center"/>
-            </w:pPr>
-            <w:r>
-              <w:t>-0.002 [-0.005, 0.002]</w:t>
-            </w:r>
-          </w:p>
-        </w:tc>
-        <w:tc>
-          <w:p>
-            <w:pPr>
-              <w:pStyle w:val="Normal"/>
-              <w:jc w:val="center"/>
-            </w:pPr>
-            <w:r>
-              <w:t>0 [-0.004, 0.003]</w:t>
+              <w:t>-0.036 [-0.043, -0.027]</w:t>
+            </w:r>
+          </w:p>
+        </w:tc>
+        <w:tc>
+          <w:p>
+            <w:pPr>
+              <w:pStyle w:val="Normal"/>
+              <w:jc w:val="center"/>
+            </w:pPr>
+            <w:r>
+              <w:t>-0.023 [-0.031, -0.016]</w:t>
+            </w:r>
+          </w:p>
+        </w:tc>
+        <w:tc>
+          <w:p>
+            <w:pPr>
+              <w:pStyle w:val="Normal"/>
+              <w:jc w:val="center"/>
+            </w:pPr>
+            <w:r>
+              <w:t>-0.017 [-0.026, -0.01]</w:t>
+            </w:r>
+          </w:p>
+        </w:tc>
+        <w:tc>
+          <w:p>
+            <w:pPr>
+              <w:pStyle w:val="Normal"/>
+              <w:jc w:val="center"/>
+            </w:pPr>
+            <w:r>
+              <w:t>-0.013 [-0.022, -0.006]</w:t>
+            </w:r>
+          </w:p>
+        </w:tc>
+        <w:tc>
+          <w:p>
+            <w:pPr>
+              <w:pStyle w:val="Normal"/>
+              <w:jc w:val="center"/>
+            </w:pPr>
+            <w:r>
+              <w:t>-0.021 [-0.03, -0.013]</w:t>
+            </w:r>
+          </w:p>
+        </w:tc>
+        <w:tc>
+          <w:p>
+            <w:pPr>
+              <w:pStyle w:val="Normal"/>
+              <w:jc w:val="center"/>
+            </w:pPr>
+            <w:r>
+              <w:t>-0.017 [-0.025, -0.009]</w:t>
+            </w:r>
+          </w:p>
+        </w:tc>
+        <w:tc>
+          <w:p>
+            <w:pPr>
+              <w:pStyle w:val="Normal"/>
+              <w:jc w:val="center"/>
+            </w:pPr>
+            <w:r>
+              <w:t>-0.012 [-0.021, -0.005]</w:t>
+            </w:r>
+          </w:p>
+        </w:tc>
+        <w:tc>
+          <w:p>
+            <w:pPr>
+              <w:pStyle w:val="Normal"/>
+              <w:jc w:val="center"/>
+            </w:pPr>
+            <w:r>
+              <w:t>-0.009 [-0.018, -0.002]</w:t>
+            </w:r>
+          </w:p>
+        </w:tc>
+        <w:tc>
+          <w:p>
+            <w:pPr>
+              <w:pStyle w:val="Normal"/>
+              <w:jc w:val="center"/>
+            </w:pPr>
+            <w:r>
+              <w:t>-0.001 [-0.013, 0.007]</w:t>
+            </w:r>
+          </w:p>
+        </w:tc>
+        <w:tc>
+          <w:p>
+            <w:pPr>
+              <w:pStyle w:val="Normal"/>
+              <w:jc w:val="center"/>
+            </w:pPr>
+            <w:r>
+              <w:t>-0.002 [-0.013, 0.005]</w:t>
+            </w:r>
+          </w:p>
+        </w:tc>
+        <w:tc>
+          <w:p>
+            <w:pPr>
+              <w:pStyle w:val="Normal"/>
+              <w:jc w:val="center"/>
+            </w:pPr>
+            <w:r>
+              <w:t>-0.002 [-0.011, 0.005]</w:t>
+            </w:r>
+          </w:p>
+        </w:tc>
+        <w:tc>
+          <w:p>
+            <w:pPr>
+              <w:pStyle w:val="Normal"/>
+              <w:jc w:val="center"/>
+            </w:pPr>
+            <w:r>
+              <w:t>0 [-0.009, 0.006]</w:t>
             </w:r>
           </w:p>
         </w:tc>
@@ -1058,128 +1058,128 @@
               <w:jc w:val="center"/>
             </w:pPr>
             <w:r>
-              <w:t>-0.039 [-0.042, -0.035]</w:t>
-            </w:r>
-          </w:p>
-        </w:tc>
-        <w:tc>
-          <w:p>
-            <w:pPr>
-              <w:pStyle w:val="Normal"/>
-              <w:jc w:val="center"/>
-            </w:pPr>
-            <w:r>
-              <w:t>-0.027 [-0.03, -0.023]</w:t>
-            </w:r>
-          </w:p>
-        </w:tc>
-        <w:tc>
-          <w:p>
-            <w:pPr>
-              <w:pStyle w:val="Normal"/>
-              <w:jc w:val="center"/>
-            </w:pPr>
-            <w:r>
-              <w:t>-0.02 [-0.024, -0.017]</w:t>
-            </w:r>
-          </w:p>
-        </w:tc>
-        <w:tc>
-          <w:p>
-            <w:pPr>
-              <w:pStyle w:val="Normal"/>
-              <w:jc w:val="center"/>
-            </w:pPr>
-            <w:r>
-              <w:t>-0.016 [-0.02, -0.013]</w:t>
-            </w:r>
-          </w:p>
-        </w:tc>
-        <w:tc>
-          <w:p>
-            <w:pPr>
-              <w:pStyle w:val="Normal"/>
-              <w:jc w:val="center"/>
-            </w:pPr>
-            <w:r>
-              <w:t>-0.025 [-0.029, -0.021]</w:t>
-            </w:r>
-          </w:p>
-        </w:tc>
-        <w:tc>
-          <w:p>
-            <w:pPr>
-              <w:pStyle w:val="Normal"/>
-              <w:jc w:val="center"/>
-            </w:pPr>
-            <w:r>
-              <w:t>-0.021 [-0.024, -0.017]</w:t>
-            </w:r>
-          </w:p>
-        </w:tc>
-        <w:tc>
-          <w:p>
-            <w:pPr>
-              <w:pStyle w:val="Normal"/>
-              <w:jc w:val="center"/>
-            </w:pPr>
-            <w:r>
-              <w:t>-0.016 [-0.019, -0.013]</w:t>
-            </w:r>
-          </w:p>
-        </w:tc>
-        <w:tc>
-          <w:p>
-            <w:pPr>
-              <w:pStyle w:val="Normal"/>
-              <w:jc w:val="center"/>
-            </w:pPr>
-            <w:r>
-              <w:t>-0.013 [-0.016, -0.01]</w:t>
-            </w:r>
-          </w:p>
-        </w:tc>
-        <w:tc>
-          <w:p>
-            <w:pPr>
-              <w:pStyle w:val="Normal"/>
-              <w:jc w:val="center"/>
-            </w:pPr>
-            <w:r>
-              <w:t>-0.005 [-0.01, -0.001]</w:t>
-            </w:r>
-          </w:p>
-        </w:tc>
-        <w:tc>
-          <w:p>
-            <w:pPr>
-              <w:pStyle w:val="Normal"/>
-              <w:jc w:val="center"/>
-            </w:pPr>
-            <w:r>
-              <w:t>-0.007 [-0.01, -0.002]</w:t>
-            </w:r>
-          </w:p>
-        </w:tc>
-        <w:tc>
-          <w:p>
-            <w:pPr>
-              <w:pStyle w:val="Normal"/>
-              <w:jc w:val="center"/>
-            </w:pPr>
-            <w:r>
-              <w:t>-0.005 [-0.009, -0.001]</w:t>
-            </w:r>
-          </w:p>
-        </w:tc>
-        <w:tc>
-          <w:p>
-            <w:pPr>
-              <w:pStyle w:val="Normal"/>
-              <w:jc w:val="center"/>
-            </w:pPr>
-            <w:r>
-              <w:t>-0.004 [-0.008, 0]</w:t>
+              <w:t>-0.039 [-0.045, -0.03]</w:t>
+            </w:r>
+          </w:p>
+        </w:tc>
+        <w:tc>
+          <w:p>
+            <w:pPr>
+              <w:pStyle w:val="Normal"/>
+              <w:jc w:val="center"/>
+            </w:pPr>
+            <w:r>
+              <w:t>-0.027 [-0.035, -0.019]</w:t>
+            </w:r>
+          </w:p>
+        </w:tc>
+        <w:tc>
+          <w:p>
+            <w:pPr>
+              <w:pStyle w:val="Normal"/>
+              <w:jc w:val="center"/>
+            </w:pPr>
+            <w:r>
+              <w:t>-0.02 [-0.03, -0.013]</w:t>
+            </w:r>
+          </w:p>
+        </w:tc>
+        <w:tc>
+          <w:p>
+            <w:pPr>
+              <w:pStyle w:val="Normal"/>
+              <w:jc w:val="center"/>
+            </w:pPr>
+            <w:r>
+              <w:t>-0.016 [-0.026, -0.009]</w:t>
+            </w:r>
+          </w:p>
+        </w:tc>
+        <w:tc>
+          <w:p>
+            <w:pPr>
+              <w:pStyle w:val="Normal"/>
+              <w:jc w:val="center"/>
+            </w:pPr>
+            <w:r>
+              <w:t>-0.025 [-0.035, -0.017]</w:t>
+            </w:r>
+          </w:p>
+        </w:tc>
+        <w:tc>
+          <w:p>
+            <w:pPr>
+              <w:pStyle w:val="Normal"/>
+              <w:jc w:val="center"/>
+            </w:pPr>
+            <w:r>
+              <w:t>-0.021 [-0.029, -0.013]</w:t>
+            </w:r>
+          </w:p>
+        </w:tc>
+        <w:tc>
+          <w:p>
+            <w:pPr>
+              <w:pStyle w:val="Normal"/>
+              <w:jc w:val="center"/>
+            </w:pPr>
+            <w:r>
+              <w:t>-0.016 [-0.025, -0.009]</w:t>
+            </w:r>
+          </w:p>
+        </w:tc>
+        <w:tc>
+          <w:p>
+            <w:pPr>
+              <w:pStyle w:val="Normal"/>
+              <w:jc w:val="center"/>
+            </w:pPr>
+            <w:r>
+              <w:t>-0.013 [-0.022, -0.006]</w:t>
+            </w:r>
+          </w:p>
+        </w:tc>
+        <w:tc>
+          <w:p>
+            <w:pPr>
+              <w:pStyle w:val="Normal"/>
+              <w:jc w:val="center"/>
+            </w:pPr>
+            <w:r>
+              <w:t>-0.005 [-0.018, 0.003]</w:t>
+            </w:r>
+          </w:p>
+        </w:tc>
+        <w:tc>
+          <w:p>
+            <w:pPr>
+              <w:pStyle w:val="Normal"/>
+              <w:jc w:val="center"/>
+            </w:pPr>
+            <w:r>
+              <w:t>-0.007 [-0.017, 0.001]</w:t>
+            </w:r>
+          </w:p>
+        </w:tc>
+        <w:tc>
+          <w:p>
+            <w:pPr>
+              <w:pStyle w:val="Normal"/>
+              <w:jc w:val="center"/>
+            </w:pPr>
+            <w:r>
+              <w:t>-0.005 [-0.015, 0.002]</w:t>
+            </w:r>
+          </w:p>
+        </w:tc>
+        <w:tc>
+          <w:p>
+            <w:pPr>
+              <w:pStyle w:val="Normal"/>
+              <w:jc w:val="center"/>
+            </w:pPr>
+            <w:r>
+              <w:t>-0.004 [-0.014, 0.003]</w:t>
             </w:r>
           </w:p>
         </w:tc>
@@ -1203,128 +1203,128 @@
               <w:jc w:val="center"/>
             </w:pPr>
             <w:r>
-              <w:t>-0.04 [-0.042, -0.036]</w:t>
-            </w:r>
-          </w:p>
-        </w:tc>
-        <w:tc>
-          <w:p>
-            <w:pPr>
-              <w:pStyle w:val="Normal"/>
-              <w:jc w:val="center"/>
-            </w:pPr>
-            <w:r>
-              <w:t>-0.029 [-0.032, -0.026]</w:t>
-            </w:r>
-          </w:p>
-        </w:tc>
-        <w:tc>
-          <w:p>
-            <w:pPr>
-              <w:pStyle w:val="Normal"/>
-              <w:jc w:val="center"/>
-            </w:pPr>
-            <w:r>
-              <w:t>-0.023 [-0.026, -0.02]</w:t>
-            </w:r>
-          </w:p>
-        </w:tc>
-        <w:tc>
-          <w:p>
-            <w:pPr>
-              <w:pStyle w:val="Normal"/>
-              <w:jc w:val="center"/>
-            </w:pPr>
-            <w:r>
-              <w:t>-0.019 [-0.022, -0.016]</w:t>
-            </w:r>
-          </w:p>
-        </w:tc>
-        <w:tc>
-          <w:p>
-            <w:pPr>
-              <w:pStyle w:val="Normal"/>
-              <w:jc w:val="center"/>
-            </w:pPr>
-            <w:r>
-              <w:t>-0.029 [-0.033, -0.025]</w:t>
-            </w:r>
-          </w:p>
-        </w:tc>
-        <w:tc>
-          <w:p>
-            <w:pPr>
-              <w:pStyle w:val="Normal"/>
-              <w:jc w:val="center"/>
-            </w:pPr>
-            <w:r>
-              <w:t>-0.024 [-0.027, -0.02]</w:t>
-            </w:r>
-          </w:p>
-        </w:tc>
-        <w:tc>
-          <w:p>
-            <w:pPr>
-              <w:pStyle w:val="Normal"/>
-              <w:jc w:val="center"/>
-            </w:pPr>
-            <w:r>
-              <w:t>-0.019 [-0.022, -0.016]</w:t>
-            </w:r>
-          </w:p>
-        </w:tc>
-        <w:tc>
-          <w:p>
-            <w:pPr>
-              <w:pStyle w:val="Normal"/>
-              <w:jc w:val="center"/>
-            </w:pPr>
-            <w:r>
-              <w:t>-0.016 [-0.019, -0.012]</w:t>
-            </w:r>
-          </w:p>
-        </w:tc>
-        <w:tc>
-          <w:p>
-            <w:pPr>
-              <w:pStyle w:val="Normal"/>
-              <w:jc w:val="center"/>
-            </w:pPr>
-            <w:r>
-              <w:t>-0.01 [-0.014, -0.005]</w:t>
-            </w:r>
-          </w:p>
-        </w:tc>
-        <w:tc>
-          <w:p>
-            <w:pPr>
-              <w:pStyle w:val="Normal"/>
-              <w:jc w:val="center"/>
-            </w:pPr>
-            <w:r>
-              <w:t>-0.01 [-0.014, -0.005]</w:t>
-            </w:r>
-          </w:p>
-        </w:tc>
-        <w:tc>
-          <w:p>
-            <w:pPr>
-              <w:pStyle w:val="Normal"/>
-              <w:jc w:val="center"/>
-            </w:pPr>
-            <w:r>
-              <w:t>-0.008 [-0.012, -0.004]</w:t>
-            </w:r>
-          </w:p>
-        </w:tc>
-        <w:tc>
-          <w:p>
-            <w:pPr>
-              <w:pStyle w:val="Normal"/>
-              <w:jc w:val="center"/>
-            </w:pPr>
-            <w:r>
-              <w:t>-0.007 [-0.011, -0.003]</w:t>
+              <w:t>-0.04 [-0.046, -0.031]</w:t>
+            </w:r>
+          </w:p>
+        </w:tc>
+        <w:tc>
+          <w:p>
+            <w:pPr>
+              <w:pStyle w:val="Normal"/>
+              <w:jc w:val="center"/>
+            </w:pPr>
+            <w:r>
+              <w:t>-0.029 [-0.037, -0.021]</w:t>
+            </w:r>
+          </w:p>
+        </w:tc>
+        <w:tc>
+          <w:p>
+            <w:pPr>
+              <w:pStyle w:val="Normal"/>
+              <w:jc w:val="center"/>
+            </w:pPr>
+            <w:r>
+              <w:t>-0.023 [-0.032, -0.015]</w:t>
+            </w:r>
+          </w:p>
+        </w:tc>
+        <w:tc>
+          <w:p>
+            <w:pPr>
+              <w:pStyle w:val="Normal"/>
+              <w:jc w:val="center"/>
+            </w:pPr>
+            <w:r>
+              <w:t>-0.019 [-0.029, -0.011]</w:t>
+            </w:r>
+          </w:p>
+        </w:tc>
+        <w:tc>
+          <w:p>
+            <w:pPr>
+              <w:pStyle w:val="Normal"/>
+              <w:jc w:val="center"/>
+            </w:pPr>
+            <w:r>
+              <w:t>-0.029 [-0.037, -0.02]</w:t>
+            </w:r>
+          </w:p>
+        </w:tc>
+        <w:tc>
+          <w:p>
+            <w:pPr>
+              <w:pStyle w:val="Normal"/>
+              <w:jc w:val="center"/>
+            </w:pPr>
+            <w:r>
+              <w:t>-0.024 [-0.032, -0.016]</w:t>
+            </w:r>
+          </w:p>
+        </w:tc>
+        <w:tc>
+          <w:p>
+            <w:pPr>
+              <w:pStyle w:val="Normal"/>
+              <w:jc w:val="center"/>
+            </w:pPr>
+            <w:r>
+              <w:t>-0.019 [-0.028, -0.012]</w:t>
+            </w:r>
+          </w:p>
+        </w:tc>
+        <w:tc>
+          <w:p>
+            <w:pPr>
+              <w:pStyle w:val="Normal"/>
+              <w:jc w:val="center"/>
+            </w:pPr>
+            <w:r>
+              <w:t>-0.016 [-0.025, -0.008]</w:t>
+            </w:r>
+          </w:p>
+        </w:tc>
+        <w:tc>
+          <w:p>
+            <w:pPr>
+              <w:pStyle w:val="Normal"/>
+              <w:jc w:val="center"/>
+            </w:pPr>
+            <w:r>
+              <w:t>-0.01 [-0.022, 0]</w:t>
+            </w:r>
+          </w:p>
+        </w:tc>
+        <w:tc>
+          <w:p>
+            <w:pPr>
+              <w:pStyle w:val="Normal"/>
+              <w:jc w:val="center"/>
+            </w:pPr>
+            <w:r>
+              <w:t>-0.01 [-0.021, -0.002]</w:t>
+            </w:r>
+          </w:p>
+        </w:tc>
+        <w:tc>
+          <w:p>
+            <w:pPr>
+              <w:pStyle w:val="Normal"/>
+              <w:jc w:val="center"/>
+            </w:pPr>
+            <w:r>
+              <w:t>-0.008 [-0.019, -0.001]</w:t>
+            </w:r>
+          </w:p>
+        </w:tc>
+        <w:tc>
+          <w:p>
+            <w:pPr>
+              <w:pStyle w:val="Normal"/>
+              <w:jc w:val="center"/>
+            </w:pPr>
+            <w:r>
+              <w:t>-0.007 [-0.017, 0.001]</w:t>
             </w:r>
           </w:p>
         </w:tc>
@@ -1348,128 +1348,128 @@
               <w:jc w:val="center"/>
             </w:pPr>
             <w:r>
-              <w:t>-0.034 [-0.037, -0.031]</w:t>
-            </w:r>
-          </w:p>
-        </w:tc>
-        <w:tc>
-          <w:p>
-            <w:pPr>
-              <w:pStyle w:val="Normal"/>
-              <w:jc w:val="center"/>
-            </w:pPr>
-            <w:r>
-              <w:t>-0.027 [-0.03, -0.023]</w:t>
-            </w:r>
-          </w:p>
-        </w:tc>
-        <w:tc>
-          <w:p>
-            <w:pPr>
-              <w:pStyle w:val="Normal"/>
-              <w:jc w:val="center"/>
-            </w:pPr>
-            <w:r>
-              <w:t>-0.022 [-0.025, -0.018]</w:t>
-            </w:r>
-          </w:p>
-        </w:tc>
-        <w:tc>
-          <w:p>
-            <w:pPr>
-              <w:pStyle w:val="Normal"/>
-              <w:jc w:val="center"/>
-            </w:pPr>
-            <w:r>
-              <w:t>-0.018 [-0.021, -0.014]</w:t>
-            </w:r>
-          </w:p>
-        </w:tc>
-        <w:tc>
-          <w:p>
-            <w:pPr>
-              <w:pStyle w:val="Normal"/>
-              <w:jc w:val="center"/>
-            </w:pPr>
-            <w:r>
-              <w:t>-0.03 [-0.034, -0.026]</w:t>
-            </w:r>
-          </w:p>
-        </w:tc>
-        <w:tc>
-          <w:p>
-            <w:pPr>
-              <w:pStyle w:val="Normal"/>
-              <w:jc w:val="center"/>
-            </w:pPr>
-            <w:r>
-              <w:t>-0.023 [-0.026, -0.019]</w:t>
-            </w:r>
-          </w:p>
-        </w:tc>
-        <w:tc>
-          <w:p>
-            <w:pPr>
-              <w:pStyle w:val="Normal"/>
-              <w:jc w:val="center"/>
-            </w:pPr>
-            <w:r>
-              <w:t>-0.019 [-0.022, -0.015]</w:t>
-            </w:r>
-          </w:p>
-        </w:tc>
-        <w:tc>
-          <w:p>
-            <w:pPr>
-              <w:pStyle w:val="Normal"/>
-              <w:jc w:val="center"/>
-            </w:pPr>
-            <w:r>
-              <w:t>-0.015 [-0.019, -0.011]</w:t>
-            </w:r>
-          </w:p>
-        </w:tc>
-        <w:tc>
-          <w:p>
-            <w:pPr>
-              <w:pStyle w:val="Normal"/>
-              <w:jc w:val="center"/>
-            </w:pPr>
-            <w:r>
-              <w:t>-0.013 [-0.018, -0.007]</w:t>
-            </w:r>
-          </w:p>
-        </w:tc>
-        <w:tc>
-          <w:p>
-            <w:pPr>
-              <w:pStyle w:val="Normal"/>
-              <w:jc w:val="center"/>
-            </w:pPr>
-            <w:r>
-              <w:t>-0.011 [-0.015, -0.006]</w:t>
-            </w:r>
-          </w:p>
-        </w:tc>
-        <w:tc>
-          <w:p>
-            <w:pPr>
-              <w:pStyle w:val="Normal"/>
-              <w:jc w:val="center"/>
-            </w:pPr>
-            <w:r>
-              <w:t>-0.009 [-0.013, -0.004]</w:t>
-            </w:r>
-          </w:p>
-        </w:tc>
-        <w:tc>
-          <w:p>
-            <w:pPr>
-              <w:pStyle w:val="Normal"/>
-              <w:jc w:val="center"/>
-            </w:pPr>
-            <w:r>
-              <w:t>-0.007 [-0.011, -0.002]</w:t>
+              <w:t>-0.034 [-0.04, -0.024]</w:t>
+            </w:r>
+          </w:p>
+        </w:tc>
+        <w:tc>
+          <w:p>
+            <w:pPr>
+              <w:pStyle w:val="Normal"/>
+              <w:jc w:val="center"/>
+            </w:pPr>
+            <w:r>
+              <w:t>-0.027 [-0.034, -0.017]</w:t>
+            </w:r>
+          </w:p>
+        </w:tc>
+        <w:tc>
+          <w:p>
+            <w:pPr>
+              <w:pStyle w:val="Normal"/>
+              <w:jc w:val="center"/>
+            </w:pPr>
+            <w:r>
+              <w:t>-0.022 [-0.03, -0.012]</w:t>
+            </w:r>
+          </w:p>
+        </w:tc>
+        <w:tc>
+          <w:p>
+            <w:pPr>
+              <w:pStyle w:val="Normal"/>
+              <w:jc w:val="center"/>
+            </w:pPr>
+            <w:r>
+              <w:t>-0.018 [-0.027, -0.009]</w:t>
+            </w:r>
+          </w:p>
+        </w:tc>
+        <w:tc>
+          <w:p>
+            <w:pPr>
+              <w:pStyle w:val="Normal"/>
+              <w:jc w:val="center"/>
+            </w:pPr>
+            <w:r>
+              <w:t>-0.03 [-0.038, -0.019]</w:t>
+            </w:r>
+          </w:p>
+        </w:tc>
+        <w:tc>
+          <w:p>
+            <w:pPr>
+              <w:pStyle w:val="Normal"/>
+              <w:jc w:val="center"/>
+            </w:pPr>
+            <w:r>
+              <w:t>-0.023 [-0.031, -0.014]</w:t>
+            </w:r>
+          </w:p>
+        </w:tc>
+        <w:tc>
+          <w:p>
+            <w:pPr>
+              <w:pStyle w:val="Normal"/>
+              <w:jc w:val="center"/>
+            </w:pPr>
+            <w:r>
+              <w:t>-0.019 [-0.028, -0.01]</w:t>
+            </w:r>
+          </w:p>
+        </w:tc>
+        <w:tc>
+          <w:p>
+            <w:pPr>
+              <w:pStyle w:val="Normal"/>
+              <w:jc w:val="center"/>
+            </w:pPr>
+            <w:r>
+              <w:t>-0.015 [-0.025, -0.006]</w:t>
+            </w:r>
+          </w:p>
+        </w:tc>
+        <w:tc>
+          <w:p>
+            <w:pPr>
+              <w:pStyle w:val="Normal"/>
+              <w:jc w:val="center"/>
+            </w:pPr>
+            <w:r>
+              <w:t>-0.013 [-0.025, -0.001]</w:t>
+            </w:r>
+          </w:p>
+        </w:tc>
+        <w:tc>
+          <w:p>
+            <w:pPr>
+              <w:pStyle w:val="Normal"/>
+              <w:jc w:val="center"/>
+            </w:pPr>
+            <w:r>
+              <w:t>-0.011 [-0.022, -0.001]</w:t>
+            </w:r>
+          </w:p>
+        </w:tc>
+        <w:tc>
+          <w:p>
+            <w:pPr>
+              <w:pStyle w:val="Normal"/>
+              <w:jc w:val="center"/>
+            </w:pPr>
+            <w:r>
+              <w:t>-0.009 [-0.02, 0.001]</w:t>
+            </w:r>
+          </w:p>
+        </w:tc>
+        <w:tc>
+          <w:p>
+            <w:pPr>
+              <w:pStyle w:val="Normal"/>
+              <w:jc w:val="center"/>
+            </w:pPr>
+            <w:r>
+              <w:t>-0.007 [-0.018, 0.002]</w:t>
             </w:r>
           </w:p>
         </w:tc>
@@ -1493,128 +1493,128 @@
               <w:jc w:val="center"/>
             </w:pPr>
             <w:r>
-              <w:t>-0.01 [-0.012, -0.007]</w:t>
-            </w:r>
-          </w:p>
-        </w:tc>
-        <w:tc>
-          <w:p>
-            <w:pPr>
-              <w:pStyle w:val="Normal"/>
-              <w:jc w:val="center"/>
-            </w:pPr>
-            <w:r>
-              <w:t>-0.01 [-0.012, -0.008]</w:t>
-            </w:r>
-          </w:p>
-        </w:tc>
-        <w:tc>
-          <w:p>
-            <w:pPr>
-              <w:pStyle w:val="Normal"/>
-              <w:jc w:val="center"/>
-            </w:pPr>
-            <w:r>
-              <w:t>-0.009 [-0.011, -0.007]</w:t>
-            </w:r>
-          </w:p>
-        </w:tc>
-        <w:tc>
-          <w:p>
-            <w:pPr>
-              <w:pStyle w:val="Normal"/>
-              <w:jc w:val="center"/>
-            </w:pPr>
-            <w:r>
-              <w:t>-0.008 [-0.01, -0.005]</w:t>
-            </w:r>
-          </w:p>
-        </w:tc>
-        <w:tc>
-          <w:p>
-            <w:pPr>
-              <w:pStyle w:val="Normal"/>
-              <w:jc w:val="center"/>
-            </w:pPr>
-            <w:r>
-              <w:t>-0.015 [-0.017, -0.012]</w:t>
-            </w:r>
-          </w:p>
-        </w:tc>
-        <w:tc>
-          <w:p>
-            <w:pPr>
-              <w:pStyle w:val="Normal"/>
-              <w:jc w:val="center"/>
-            </w:pPr>
-            <w:r>
-              <w:t>-0.01 [-0.013, -0.008]</w:t>
-            </w:r>
-          </w:p>
-        </w:tc>
-        <w:tc>
-          <w:p>
-            <w:pPr>
-              <w:pStyle w:val="Normal"/>
-              <w:jc w:val="center"/>
-            </w:pPr>
-            <w:r>
-              <w:t>-0.009 [-0.011, -0.006]</w:t>
-            </w:r>
-          </w:p>
-        </w:tc>
-        <w:tc>
-          <w:p>
-            <w:pPr>
-              <w:pStyle w:val="Normal"/>
-              <w:jc w:val="center"/>
-            </w:pPr>
-            <w:r>
-              <w:t>-0.007 [-0.009, -0.005]</w:t>
-            </w:r>
-          </w:p>
-        </w:tc>
-        <w:tc>
-          <w:p>
-            <w:pPr>
-              <w:pStyle w:val="Normal"/>
-              <w:jc w:val="center"/>
-            </w:pPr>
-            <w:r>
-              <w:t>-0.01 [-0.013, -0.006]</w:t>
-            </w:r>
-          </w:p>
-        </w:tc>
-        <w:tc>
-          <w:p>
-            <w:pPr>
-              <w:pStyle w:val="Normal"/>
-              <w:jc w:val="center"/>
-            </w:pPr>
-            <w:r>
-              <w:t>-0.006 [-0.009, -0.003]</w:t>
-            </w:r>
-          </w:p>
-        </w:tc>
-        <w:tc>
-          <w:p>
-            <w:pPr>
-              <w:pStyle w:val="Normal"/>
-              <w:jc w:val="center"/>
-            </w:pPr>
-            <w:r>
-              <w:t>-0.005 [-0.007, -0.002]</w:t>
-            </w:r>
-          </w:p>
-        </w:tc>
-        <w:tc>
-          <w:p>
-            <w:pPr>
-              <w:pStyle w:val="Normal"/>
-              <w:jc w:val="center"/>
-            </w:pPr>
-            <w:r>
-              <w:t>-0.003 [-0.006, -0.001]</w:t>
+              <w:t>-0.01 [-0.014, -0.003]</w:t>
+            </w:r>
+          </w:p>
+        </w:tc>
+        <w:tc>
+          <w:p>
+            <w:pPr>
+              <w:pStyle w:val="Normal"/>
+              <w:jc w:val="center"/>
+            </w:pPr>
+            <w:r>
+              <w:t>-0.01 [-0.015, -0.004]</w:t>
+            </w:r>
+          </w:p>
+        </w:tc>
+        <w:tc>
+          <w:p>
+            <w:pPr>
+              <w:pStyle w:val="Normal"/>
+              <w:jc w:val="center"/>
+            </w:pPr>
+            <w:r>
+              <w:t>-0.009 [-0.014, -0.003]</w:t>
+            </w:r>
+          </w:p>
+        </w:tc>
+        <w:tc>
+          <w:p>
+            <w:pPr>
+              <w:pStyle w:val="Normal"/>
+              <w:jc w:val="center"/>
+            </w:pPr>
+            <w:r>
+              <w:t>-0.008 [-0.013, -0.001]</w:t>
+            </w:r>
+          </w:p>
+        </w:tc>
+        <w:tc>
+          <w:p>
+            <w:pPr>
+              <w:pStyle w:val="Normal"/>
+              <w:jc w:val="center"/>
+            </w:pPr>
+            <w:r>
+              <w:t>-0.015 [-0.021, -0.006]</w:t>
+            </w:r>
+          </w:p>
+        </w:tc>
+        <w:tc>
+          <w:p>
+            <w:pPr>
+              <w:pStyle w:val="Normal"/>
+              <w:jc w:val="center"/>
+            </w:pPr>
+            <w:r>
+              <w:t>-0.01 [-0.015, -0.004]</w:t>
+            </w:r>
+          </w:p>
+        </w:tc>
+        <w:tc>
+          <w:p>
+            <w:pPr>
+              <w:pStyle w:val="Normal"/>
+              <w:jc w:val="center"/>
+            </w:pPr>
+            <w:r>
+              <w:t>-0.009 [-0.014, -0.002]</w:t>
+            </w:r>
+          </w:p>
+        </w:tc>
+        <w:tc>
+          <w:p>
+            <w:pPr>
+              <w:pStyle w:val="Normal"/>
+              <w:jc w:val="center"/>
+            </w:pPr>
+            <w:r>
+              <w:t>-0.007 [-0.012, -0.001]</w:t>
+            </w:r>
+          </w:p>
+        </w:tc>
+        <w:tc>
+          <w:p>
+            <w:pPr>
+              <w:pStyle w:val="Normal"/>
+              <w:jc w:val="center"/>
+            </w:pPr>
+            <w:r>
+              <w:t>-0.01 [-0.017, -0.001]</w:t>
+            </w:r>
+          </w:p>
+        </w:tc>
+        <w:tc>
+          <w:p>
+            <w:pPr>
+              <w:pStyle w:val="Normal"/>
+              <w:jc w:val="center"/>
+            </w:pPr>
+            <w:r>
+              <w:t>-0.006 [-0.013, 0.001]</w:t>
+            </w:r>
+          </w:p>
+        </w:tc>
+        <w:tc>
+          <w:p>
+            <w:pPr>
+              <w:pStyle w:val="Normal"/>
+              <w:jc w:val="center"/>
+            </w:pPr>
+            <w:r>
+              <w:t>-0.005 [-0.011, 0.002]</w:t>
+            </w:r>
+          </w:p>
+        </w:tc>
+        <w:tc>
+          <w:p>
+            <w:pPr>
+              <w:pStyle w:val="Normal"/>
+              <w:jc w:val="center"/>
+            </w:pPr>
+            <w:r>
+              <w:t>-0.003 [-0.01, 0.003]</w:t>
             </w:r>
           </w:p>
         </w:tc>
@@ -1638,128 +1638,128 @@
               <w:jc w:val="center"/>
             </w:pPr>
             <w:r>
-              <w:t>0.017 [0.012, 0.021]</w:t>
-            </w:r>
-          </w:p>
-        </w:tc>
-        <w:tc>
-          <w:p>
-            <w:pPr>
-              <w:pStyle w:val="Normal"/>
-              <w:jc w:val="center"/>
-            </w:pPr>
-            <w:r>
-              <w:t>0.006 [0.003, 0.01]</w:t>
-            </w:r>
-          </w:p>
-        </w:tc>
-        <w:tc>
-          <w:p>
-            <w:pPr>
-              <w:pStyle w:val="Normal"/>
-              <w:jc w:val="center"/>
-            </w:pPr>
-            <w:r>
-              <w:t>0.003 [0, 0.007]</w:t>
-            </w:r>
-          </w:p>
-        </w:tc>
-        <w:tc>
-          <w:p>
-            <w:pPr>
-              <w:pStyle w:val="Normal"/>
-              <w:jc w:val="center"/>
-            </w:pPr>
-            <w:r>
-              <w:t>0.003 [-0.001, 0.006]</w:t>
-            </w:r>
-          </w:p>
-        </w:tc>
-        <w:tc>
-          <w:p>
-            <w:pPr>
-              <w:pStyle w:val="Normal"/>
-              <w:jc w:val="center"/>
-            </w:pPr>
-            <w:r>
-              <w:t>-0.002 [-0.007, 0.004]</w:t>
-            </w:r>
-          </w:p>
-        </w:tc>
-        <w:tc>
-          <w:p>
-            <w:pPr>
-              <w:pStyle w:val="Normal"/>
-              <w:jc w:val="center"/>
-            </w:pPr>
-            <w:r>
-              <w:t>0.001 [-0.003, 0.005]</w:t>
-            </w:r>
-          </w:p>
-        </w:tc>
-        <w:tc>
-          <w:p>
-            <w:pPr>
-              <w:pStyle w:val="Normal"/>
-              <w:jc w:val="center"/>
-            </w:pPr>
-            <w:r>
-              <w:t>0.001 [-0.003, 0.004]</w:t>
-            </w:r>
-          </w:p>
-        </w:tc>
-        <w:tc>
-          <w:p>
-            <w:pPr>
-              <w:pStyle w:val="Normal"/>
-              <w:jc w:val="center"/>
-            </w:pPr>
-            <w:r>
-              <w:t>0.001 [-0.002, 0.005]</w:t>
-            </w:r>
-          </w:p>
-        </w:tc>
-        <w:tc>
-          <w:p>
-            <w:pPr>
-              <w:pStyle w:val="Normal"/>
-              <w:jc w:val="center"/>
-            </w:pPr>
-            <w:r>
-              <w:t>-0.012 [-0.018, -0.005]</w:t>
-            </w:r>
-          </w:p>
-        </w:tc>
-        <w:tc>
-          <w:p>
-            <w:pPr>
-              <w:pStyle w:val="Normal"/>
-              <w:jc w:val="center"/>
-            </w:pPr>
-            <w:r>
-              <w:t>-0.004 [-0.008, 0.001]</w:t>
-            </w:r>
-          </w:p>
-        </w:tc>
-        <w:tc>
-          <w:p>
-            <w:pPr>
-              <w:pStyle w:val="Normal"/>
-              <w:jc w:val="center"/>
-            </w:pPr>
-            <w:r>
-              <w:t>-0.001 [-0.005, 0.003]</w:t>
-            </w:r>
-          </w:p>
-        </w:tc>
-        <w:tc>
-          <w:p>
-            <w:pPr>
-              <w:pStyle w:val="Normal"/>
-              <w:jc w:val="center"/>
-            </w:pPr>
-            <w:r>
-              <w:t>0.001 [-0.003, 0.005]</w:t>
+              <w:t>0.017 [0.008, 0.028]</w:t>
+            </w:r>
+          </w:p>
+        </w:tc>
+        <w:tc>
+          <w:p>
+            <w:pPr>
+              <w:pStyle w:val="Normal"/>
+              <w:jc w:val="center"/>
+            </w:pPr>
+            <w:r>
+              <w:t>0.006 [-0.003, 0.017]</w:t>
+            </w:r>
+          </w:p>
+        </w:tc>
+        <w:tc>
+          <w:p>
+            <w:pPr>
+              <w:pStyle w:val="Normal"/>
+              <w:jc w:val="center"/>
+            </w:pPr>
+            <w:r>
+              <w:t>0.003 [-0.005, 0.014]</w:t>
+            </w:r>
+          </w:p>
+        </w:tc>
+        <w:tc>
+          <w:p>
+            <w:pPr>
+              <w:pStyle w:val="Normal"/>
+              <w:jc w:val="center"/>
+            </w:pPr>
+            <w:r>
+              <w:t>0.003 [-0.005, 0.013]</w:t>
+            </w:r>
+          </w:p>
+        </w:tc>
+        <w:tc>
+          <w:p>
+            <w:pPr>
+              <w:pStyle w:val="Normal"/>
+              <w:jc w:val="center"/>
+            </w:pPr>
+            <w:r>
+              <w:t>-0.002 [-0.014, 0.014]</w:t>
+            </w:r>
+          </w:p>
+        </w:tc>
+        <w:tc>
+          <w:p>
+            <w:pPr>
+              <w:pStyle w:val="Normal"/>
+              <w:jc w:val="center"/>
+            </w:pPr>
+            <w:r>
+              <w:t>0.001 [-0.008, 0.012]</w:t>
+            </w:r>
+          </w:p>
+        </w:tc>
+        <w:tc>
+          <w:p>
+            <w:pPr>
+              <w:pStyle w:val="Normal"/>
+              <w:jc w:val="center"/>
+            </w:pPr>
+            <w:r>
+              <w:t>0.001 [-0.007, 0.011]</w:t>
+            </w:r>
+          </w:p>
+        </w:tc>
+        <w:tc>
+          <w:p>
+            <w:pPr>
+              <w:pStyle w:val="Normal"/>
+              <w:jc w:val="center"/>
+            </w:pPr>
+            <w:r>
+              <w:t>0.001 [-0.006, 0.011]</w:t>
+            </w:r>
+          </w:p>
+        </w:tc>
+        <w:tc>
+          <w:p>
+            <w:pPr>
+              <w:pStyle w:val="Normal"/>
+              <w:jc w:val="center"/>
+            </w:pPr>
+            <w:r>
+              <w:t>-0.012 [-0.025, 0.005]</w:t>
+            </w:r>
+          </w:p>
+        </w:tc>
+        <w:tc>
+          <w:p>
+            <w:pPr>
+              <w:pStyle w:val="Normal"/>
+              <w:jc w:val="center"/>
+            </w:pPr>
+            <w:r>
+              <w:t>-0.004 [-0.012, 0.008]</w:t>
+            </w:r>
+          </w:p>
+        </w:tc>
+        <w:tc>
+          <w:p>
+            <w:pPr>
+              <w:pStyle w:val="Normal"/>
+              <w:jc w:val="center"/>
+            </w:pPr>
+            <w:r>
+              <w:t>-0.001 [-0.009, 0.009]</w:t>
+            </w:r>
+          </w:p>
+        </w:tc>
+        <w:tc>
+          <w:p>
+            <w:pPr>
+              <w:pStyle w:val="Normal"/>
+              <w:jc w:val="center"/>
+            </w:pPr>
+            <w:r>
+              <w:t>0.001 [-0.007, 0.011]</w:t>
             </w:r>
           </w:p>
         </w:tc>
@@ -1783,128 +1783,128 @@
               <w:jc w:val="center"/>
             </w:pPr>
             <w:r>
-              <w:t>0.035 [0.031, 0.04]</w:t>
-            </w:r>
-          </w:p>
-        </w:tc>
-        <w:tc>
-          <w:p>
-            <w:pPr>
-              <w:pStyle w:val="Normal"/>
-              <w:jc w:val="center"/>
-            </w:pPr>
-            <w:r>
-              <w:t>0.019 [0.016, 0.023]</w:t>
-            </w:r>
-          </w:p>
-        </w:tc>
-        <w:tc>
-          <w:p>
-            <w:pPr>
-              <w:pStyle w:val="Normal"/>
-              <w:jc w:val="center"/>
-            </w:pPr>
-            <w:r>
-              <w:t>0.013 [0.009, 0.017]</w:t>
-            </w:r>
-          </w:p>
-        </w:tc>
-        <w:tc>
-          <w:p>
-            <w:pPr>
-              <w:pStyle w:val="Normal"/>
-              <w:jc w:val="center"/>
-            </w:pPr>
-            <w:r>
-              <w:t>0.009 [0.006, 0.013]</w:t>
-            </w:r>
-          </w:p>
-        </w:tc>
-        <w:tc>
-          <w:p>
-            <w:pPr>
-              <w:pStyle w:val="Normal"/>
-              <w:jc w:val="center"/>
-            </w:pPr>
-            <w:r>
-              <w:t>0.014 [0.009, 0.02]</w:t>
-            </w:r>
-          </w:p>
-        </w:tc>
-        <w:tc>
-          <w:p>
-            <w:pPr>
-              <w:pStyle w:val="Normal"/>
-              <w:jc w:val="center"/>
-            </w:pPr>
-            <w:r>
-              <w:t>0.011 [0.007, 0.016]</w:t>
-            </w:r>
-          </w:p>
-        </w:tc>
-        <w:tc>
-          <w:p>
-            <w:pPr>
-              <w:pStyle w:val="Normal"/>
-              <w:jc w:val="center"/>
-            </w:pPr>
-            <w:r>
-              <w:t>0.008 [0.004, 0.012]</w:t>
-            </w:r>
-          </w:p>
-        </w:tc>
-        <w:tc>
-          <w:p>
-            <w:pPr>
-              <w:pStyle w:val="Normal"/>
-              <w:jc w:val="center"/>
-            </w:pPr>
-            <w:r>
-              <w:t>0.006 [0.002, 0.01]</w:t>
-            </w:r>
-          </w:p>
-        </w:tc>
-        <w:tc>
-          <w:p>
-            <w:pPr>
-              <w:pStyle w:val="Normal"/>
-              <w:jc w:val="center"/>
-            </w:pPr>
-            <w:r>
-              <w:t>-0.011 [-0.017, -0.004]</w:t>
-            </w:r>
-          </w:p>
-        </w:tc>
-        <w:tc>
-          <w:p>
-            <w:pPr>
-              <w:pStyle w:val="Normal"/>
-              <w:jc w:val="center"/>
-            </w:pPr>
-            <w:r>
-              <w:t>-0.004 [-0.008, 0.002]</w:t>
-            </w:r>
-          </w:p>
-        </w:tc>
-        <w:tc>
-          <w:p>
-            <w:pPr>
-              <w:pStyle w:val="Normal"/>
-              <w:jc w:val="center"/>
-            </w:pPr>
-            <w:r>
-              <w:t>-0.002 [-0.006, 0.003]</w:t>
-            </w:r>
-          </w:p>
-        </w:tc>
-        <w:tc>
-          <w:p>
-            <w:pPr>
-              <w:pStyle w:val="Normal"/>
-              <w:jc w:val="center"/>
-            </w:pPr>
-            <w:r>
-              <w:t>-0.001 [-0.005, 0.003]</w:t>
+              <w:t>0.035 [0.026, 0.045]</w:t>
+            </w:r>
+          </w:p>
+        </w:tc>
+        <w:tc>
+          <w:p>
+            <w:pPr>
+              <w:pStyle w:val="Normal"/>
+              <w:jc w:val="center"/>
+            </w:pPr>
+            <w:r>
+              <w:t>0.019 [0.01, 0.032]</w:t>
+            </w:r>
+          </w:p>
+        </w:tc>
+        <w:tc>
+          <w:p>
+            <w:pPr>
+              <w:pStyle w:val="Normal"/>
+              <w:jc w:val="center"/>
+            </w:pPr>
+            <w:r>
+              <w:t>0.013 [0.003, 0.025]</w:t>
+            </w:r>
+          </w:p>
+        </w:tc>
+        <w:tc>
+          <w:p>
+            <w:pPr>
+              <w:pStyle w:val="Normal"/>
+              <w:jc w:val="center"/>
+            </w:pPr>
+            <w:r>
+              <w:t>0.009 [0, 0.021]</w:t>
+            </w:r>
+          </w:p>
+        </w:tc>
+        <w:tc>
+          <w:p>
+            <w:pPr>
+              <w:pStyle w:val="Normal"/>
+              <w:jc w:val="center"/>
+            </w:pPr>
+            <w:r>
+              <w:t>0.014 [0.003, 0.031]</w:t>
+            </w:r>
+          </w:p>
+        </w:tc>
+        <w:tc>
+          <w:p>
+            <w:pPr>
+              <w:pStyle w:val="Normal"/>
+              <w:jc w:val="center"/>
+            </w:pPr>
+            <w:r>
+              <w:t>0.011 [0.002, 0.024]</w:t>
+            </w:r>
+          </w:p>
+        </w:tc>
+        <w:tc>
+          <w:p>
+            <w:pPr>
+              <w:pStyle w:val="Normal"/>
+              <w:jc w:val="center"/>
+            </w:pPr>
+            <w:r>
+              <w:t>0.008 [-0.001, 0.019]</w:t>
+            </w:r>
+          </w:p>
+        </w:tc>
+        <w:tc>
+          <w:p>
+            <w:pPr>
+              <w:pStyle w:val="Normal"/>
+              <w:jc w:val="center"/>
+            </w:pPr>
+            <w:r>
+              <w:t>0.006 [-0.003, 0.017]</w:t>
+            </w:r>
+          </w:p>
+        </w:tc>
+        <w:tc>
+          <w:p>
+            <w:pPr>
+              <w:pStyle w:val="Normal"/>
+              <w:jc w:val="center"/>
+            </w:pPr>
+            <w:r>
+              <w:t>-0.011 [-0.027, 0.008]</w:t>
+            </w:r>
+          </w:p>
+        </w:tc>
+        <w:tc>
+          <w:p>
+            <w:pPr>
+              <w:pStyle w:val="Normal"/>
+              <w:jc w:val="center"/>
+            </w:pPr>
+            <w:r>
+              <w:t>-0.004 [-0.014, 0.009]</w:t>
+            </w:r>
+          </w:p>
+        </w:tc>
+        <w:tc>
+          <w:p>
+            <w:pPr>
+              <w:pStyle w:val="Normal"/>
+              <w:jc w:val="center"/>
+            </w:pPr>
+            <w:r>
+              <w:t>-0.002 [-0.01, 0.009]</w:t>
+            </w:r>
+          </w:p>
+        </w:tc>
+        <w:tc>
+          <w:p>
+            <w:pPr>
+              <w:pStyle w:val="Normal"/>
+              <w:jc w:val="center"/>
+            </w:pPr>
+            <w:r>
+              <w:t>-0.001 [-0.008, 0.009]</w:t>
             </w:r>
           </w:p>
         </w:tc>
@@ -1928,128 +1928,128 @@
               <w:jc w:val="center"/>
             </w:pPr>
             <w:r>
-              <w:t>0.256 [0.228, 0.281]</w:t>
-            </w:r>
-          </w:p>
-        </w:tc>
-        <w:tc>
-          <w:p>
-            <w:pPr>
-              <w:pStyle w:val="Normal"/>
-              <w:jc w:val="center"/>
-            </w:pPr>
-            <w:r>
-              <w:t>0.174 [0.143, 0.2]</w:t>
-            </w:r>
-          </w:p>
-        </w:tc>
-        <w:tc>
-          <w:p>
-            <w:pPr>
-              <w:pStyle w:val="Normal"/>
-              <w:jc w:val="center"/>
-            </w:pPr>
-            <w:r>
-              <w:t>0.126 [0.094, 0.154]</w:t>
-            </w:r>
-          </w:p>
-        </w:tc>
-        <w:tc>
-          <w:p>
-            <w:pPr>
-              <w:pStyle w:val="Normal"/>
-              <w:jc w:val="center"/>
-            </w:pPr>
-            <w:r>
-              <w:t>0.092 [0.059, 0.122]</w:t>
-            </w:r>
-          </w:p>
-        </w:tc>
-        <w:tc>
-          <w:p>
-            <w:pPr>
-              <w:pStyle w:val="Normal"/>
-              <w:jc w:val="center"/>
-            </w:pPr>
-            <w:r>
-              <w:t>0.175 [0.14, 0.207]</w:t>
-            </w:r>
-          </w:p>
-        </w:tc>
-        <w:tc>
-          <w:p>
-            <w:pPr>
-              <w:pStyle w:val="Normal"/>
-              <w:jc w:val="center"/>
-            </w:pPr>
-            <w:r>
-              <w:t>0.131 [0.098, 0.159]</w:t>
-            </w:r>
-          </w:p>
-        </w:tc>
-        <w:tc>
-          <w:p>
-            <w:pPr>
-              <w:pStyle w:val="Normal"/>
-              <w:jc w:val="center"/>
-            </w:pPr>
-            <w:r>
-              <w:t>0.094 [0.061, 0.124]</w:t>
-            </w:r>
-          </w:p>
-        </w:tc>
-        <w:tc>
-          <w:p>
-            <w:pPr>
-              <w:pStyle w:val="Normal"/>
-              <w:jc w:val="center"/>
-            </w:pPr>
-            <w:r>
-              <w:t>0.066 [0.033, 0.096]</w:t>
-            </w:r>
-          </w:p>
-        </w:tc>
-        <w:tc>
-          <w:p>
-            <w:pPr>
-              <w:pStyle w:val="Normal"/>
-              <w:jc w:val="center"/>
-            </w:pPr>
-            <w:r>
-              <w:t>0.028 [-0.016, 0.066]</w:t>
-            </w:r>
-          </w:p>
-        </w:tc>
-        <w:tc>
-          <w:p>
-            <w:pPr>
-              <w:pStyle w:val="Normal"/>
-              <w:jc w:val="center"/>
-            </w:pPr>
-            <w:r>
-              <w:t>0.021 [-0.019, 0.057]</w:t>
-            </w:r>
-          </w:p>
-        </w:tc>
-        <w:tc>
-          <w:p>
-            <w:pPr>
-              <w:pStyle w:val="Normal"/>
-              <w:jc w:val="center"/>
-            </w:pPr>
-            <w:r>
-              <w:t>0.006 [-0.033, 0.04]</w:t>
-            </w:r>
-          </w:p>
-        </w:tc>
-        <w:tc>
-          <w:p>
-            <w:pPr>
-              <w:pStyle w:val="Normal"/>
-              <w:jc w:val="center"/>
-            </w:pPr>
-            <w:r>
-              <w:t>-0.01 [-0.047, 0.024]</w:t>
+              <w:t>0.256 [0.172, 0.308]</w:t>
+            </w:r>
+          </w:p>
+        </w:tc>
+        <w:tc>
+          <w:p>
+            <w:pPr>
+              <w:pStyle w:val="Normal"/>
+              <w:jc w:val="center"/>
+            </w:pPr>
+            <w:r>
+              <w:t>0.174 [0.096, 0.243]</w:t>
+            </w:r>
+          </w:p>
+        </w:tc>
+        <w:tc>
+          <w:p>
+            <w:pPr>
+              <w:pStyle w:val="Normal"/>
+              <w:jc w:val="center"/>
+            </w:pPr>
+            <w:r>
+              <w:t>0.126 [0.051, 0.202]</w:t>
+            </w:r>
+          </w:p>
+        </w:tc>
+        <w:tc>
+          <w:p>
+            <w:pPr>
+              <w:pStyle w:val="Normal"/>
+              <w:jc w:val="center"/>
+            </w:pPr>
+            <w:r>
+              <w:t>0.092 [0.016, 0.175]</w:t>
+            </w:r>
+          </w:p>
+        </w:tc>
+        <w:tc>
+          <w:p>
+            <w:pPr>
+              <w:pStyle w:val="Normal"/>
+              <w:jc w:val="center"/>
+            </w:pPr>
+            <w:r>
+              <w:t>0.175 [0.086, 0.245]</w:t>
+            </w:r>
+          </w:p>
+        </w:tc>
+        <w:tc>
+          <w:p>
+            <w:pPr>
+              <w:pStyle w:val="Normal"/>
+              <w:jc w:val="center"/>
+            </w:pPr>
+            <w:r>
+              <w:t>0.131 [0.053, 0.204]</w:t>
+            </w:r>
+          </w:p>
+        </w:tc>
+        <w:tc>
+          <w:p>
+            <w:pPr>
+              <w:pStyle w:val="Normal"/>
+              <w:jc w:val="center"/>
+            </w:pPr>
+            <w:r>
+              <w:t>0.094 [0.021, 0.173]</w:t>
+            </w:r>
+          </w:p>
+        </w:tc>
+        <w:tc>
+          <w:p>
+            <w:pPr>
+              <w:pStyle w:val="Normal"/>
+              <w:jc w:val="center"/>
+            </w:pPr>
+            <w:r>
+              <w:t>0.066 [-0.009, 0.149]</w:t>
+            </w:r>
+          </w:p>
+        </w:tc>
+        <w:tc>
+          <w:p>
+            <w:pPr>
+              <w:pStyle w:val="Normal"/>
+              <w:jc w:val="center"/>
+            </w:pPr>
+            <w:r>
+              <w:t>0.028 [-0.063, 0.124]</w:t>
+            </w:r>
+          </w:p>
+        </w:tc>
+        <w:tc>
+          <w:p>
+            <w:pPr>
+              <w:pStyle w:val="Normal"/>
+              <w:jc w:val="center"/>
+            </w:pPr>
+            <w:r>
+              <w:t>0.021 [-0.06, 0.113]</w:t>
+            </w:r>
+          </w:p>
+        </w:tc>
+        <w:tc>
+          <w:p>
+            <w:pPr>
+              <w:pStyle w:val="Normal"/>
+              <w:jc w:val="center"/>
+            </w:pPr>
+            <w:r>
+              <w:t>0.006 [-0.072, 0.095]</w:t>
+            </w:r>
+          </w:p>
+        </w:tc>
+        <w:tc>
+          <w:p>
+            <w:pPr>
+              <w:pStyle w:val="Normal"/>
+              <w:jc w:val="center"/>
+            </w:pPr>
+            <w:r>
+              <w:t>-0.01 [-0.085, 0.08]</w:t>
             </w:r>
           </w:p>
         </w:tc>
@@ -2073,128 +2073,128 @@
               <w:jc w:val="center"/>
             </w:pPr>
             <w:r>
-              <w:t>0.309 [0.277, 0.336]</w:t>
-            </w:r>
-          </w:p>
-        </w:tc>
-        <w:tc>
-          <w:p>
-            <w:pPr>
-              <w:pStyle w:val="Normal"/>
-              <w:jc w:val="center"/>
-            </w:pPr>
-            <w:r>
-              <w:t>0.199 [0.168, 0.227]</w:t>
-            </w:r>
-          </w:p>
-        </w:tc>
-        <w:tc>
-          <w:p>
-            <w:pPr>
-              <w:pStyle w:val="Normal"/>
-              <w:jc w:val="center"/>
-            </w:pPr>
-            <w:r>
-              <w:t>0.142 [0.111, 0.172]</w:t>
-            </w:r>
-          </w:p>
-        </w:tc>
-        <w:tc>
-          <w:p>
-            <w:pPr>
-              <w:pStyle w:val="Normal"/>
-              <w:jc w:val="center"/>
-            </w:pPr>
-            <w:r>
-              <w:t>0.104 [0.072, 0.134]</w:t>
-            </w:r>
-          </w:p>
-        </w:tc>
-        <w:tc>
-          <w:p>
-            <w:pPr>
-              <w:pStyle w:val="Normal"/>
-              <w:jc w:val="center"/>
-            </w:pPr>
-            <w:r>
-              <w:t>0.187 [0.149, 0.221]</w:t>
-            </w:r>
-          </w:p>
-        </w:tc>
-        <w:tc>
-          <w:p>
-            <w:pPr>
-              <w:pStyle w:val="Normal"/>
-              <w:jc w:val="center"/>
-            </w:pPr>
-            <w:r>
-              <w:t>0.143 [0.11, 0.172]</w:t>
-            </w:r>
-          </w:p>
-        </w:tc>
-        <w:tc>
-          <w:p>
-            <w:pPr>
-              <w:pStyle w:val="Normal"/>
-              <w:jc w:val="center"/>
-            </w:pPr>
-            <w:r>
-              <w:t>0.103 [0.071, 0.133]</w:t>
-            </w:r>
-          </w:p>
-        </w:tc>
-        <w:tc>
-          <w:p>
-            <w:pPr>
-              <w:pStyle w:val="Normal"/>
-              <w:jc w:val="center"/>
-            </w:pPr>
-            <w:r>
-              <w:t>0.073 [0.042, 0.103]</w:t>
-            </w:r>
-          </w:p>
-        </w:tc>
-        <w:tc>
-          <w:p>
-            <w:pPr>
-              <w:pStyle w:val="Normal"/>
-              <w:jc w:val="center"/>
-            </w:pPr>
-            <w:r>
-              <w:t>0.006 [-0.037, 0.045]</w:t>
-            </w:r>
-          </w:p>
-        </w:tc>
-        <w:tc>
-          <w:p>
-            <w:pPr>
-              <w:pStyle w:val="Normal"/>
-              <w:jc w:val="center"/>
-            </w:pPr>
-            <w:r>
-              <w:t>0.014 [-0.026, 0.049]</w:t>
-            </w:r>
-          </w:p>
-        </w:tc>
-        <w:tc>
-          <w:p>
-            <w:pPr>
-              <w:pStyle w:val="Normal"/>
-              <w:jc w:val="center"/>
-            </w:pPr>
-            <w:r>
-              <w:t>0.003 [-0.034, 0.036]</w:t>
-            </w:r>
-          </w:p>
-        </w:tc>
-        <w:tc>
-          <w:p>
-            <w:pPr>
-              <w:pStyle w:val="Normal"/>
-              <w:jc w:val="center"/>
-            </w:pPr>
-            <w:r>
-              <w:t>-0.009 [-0.044, 0.023]</w:t>
+              <w:t>0.309 [0.229, 0.369]</w:t>
+            </w:r>
+          </w:p>
+        </w:tc>
+        <w:tc>
+          <w:p>
+            <w:pPr>
+              <w:pStyle w:val="Normal"/>
+              <w:jc w:val="center"/>
+            </w:pPr>
+            <w:r>
+              <w:t>0.199 [0.13, 0.274]</w:t>
+            </w:r>
+          </w:p>
+        </w:tc>
+        <w:tc>
+          <w:p>
+            <w:pPr>
+              <w:pStyle w:val="Normal"/>
+              <w:jc w:val="center"/>
+            </w:pPr>
+            <w:r>
+              <w:t>0.142 [0.072, 0.227]</w:t>
+            </w:r>
+          </w:p>
+        </w:tc>
+        <w:tc>
+          <w:p>
+            <w:pPr>
+              <w:pStyle w:val="Normal"/>
+              <w:jc w:val="center"/>
+            </w:pPr>
+            <w:r>
+              <w:t>0.104 [0.036, 0.192]</w:t>
+            </w:r>
+          </w:p>
+        </w:tc>
+        <w:tc>
+          <w:p>
+            <w:pPr>
+              <w:pStyle w:val="Normal"/>
+              <w:jc w:val="center"/>
+            </w:pPr>
+            <w:r>
+              <w:t>0.187 [0.107, 0.271]</w:t>
+            </w:r>
+          </w:p>
+        </w:tc>
+        <w:tc>
+          <w:p>
+            <w:pPr>
+              <w:pStyle w:val="Normal"/>
+              <w:jc w:val="center"/>
+            </w:pPr>
+            <w:r>
+              <w:t>0.143 [0.074, 0.224]</w:t>
+            </w:r>
+          </w:p>
+        </w:tc>
+        <w:tc>
+          <w:p>
+            <w:pPr>
+              <w:pStyle w:val="Normal"/>
+              <w:jc w:val="center"/>
+            </w:pPr>
+            <w:r>
+              <w:t>0.103 [0.036, 0.184]</w:t>
+            </w:r>
+          </w:p>
+        </w:tc>
+        <w:tc>
+          <w:p>
+            <w:pPr>
+              <w:pStyle w:val="Normal"/>
+              <w:jc w:val="center"/>
+            </w:pPr>
+            <w:r>
+              <w:t>0.073 [0.006, 0.157]</w:t>
+            </w:r>
+          </w:p>
+        </w:tc>
+        <w:tc>
+          <w:p>
+            <w:pPr>
+              <w:pStyle w:val="Normal"/>
+              <w:jc w:val="center"/>
+            </w:pPr>
+            <w:r>
+              <w:t>0.006 [-0.073, 0.117]</w:t>
+            </w:r>
+          </w:p>
+        </w:tc>
+        <w:tc>
+          <w:p>
+            <w:pPr>
+              <w:pStyle w:val="Normal"/>
+              <w:jc w:val="center"/>
+            </w:pPr>
+            <w:r>
+              <w:t>0.014 [-0.057, 0.111]</w:t>
+            </w:r>
+          </w:p>
+        </w:tc>
+        <w:tc>
+          <w:p>
+            <w:pPr>
+              <w:pStyle w:val="Normal"/>
+              <w:jc w:val="center"/>
+            </w:pPr>
+            <w:r>
+              <w:t>0.003 [-0.063, 0.096]</w:t>
+            </w:r>
+          </w:p>
+        </w:tc>
+        <w:tc>
+          <w:p>
+            <w:pPr>
+              <w:pStyle w:val="Normal"/>
+              <w:jc w:val="center"/>
+            </w:pPr>
+            <w:r>
+              <w:t>-0.009 [-0.073, 0.081]</w:t>
             </w:r>
           </w:p>
         </w:tc>
@@ -2218,128 +2218,128 @@
               <w:jc w:val="center"/>
             </w:pPr>
             <w:r>
-              <w:t>0.586 [0.544, 0.625]</w:t>
-            </w:r>
-          </w:p>
-        </w:tc>
-        <w:tc>
-          <w:p>
-            <w:pPr>
-              <w:pStyle w:val="Normal"/>
-              <w:jc w:val="center"/>
-            </w:pPr>
-            <w:r>
-              <w:t>0.378 [0.344, 0.41]</w:t>
-            </w:r>
-          </w:p>
-        </w:tc>
-        <w:tc>
-          <w:p>
-            <w:pPr>
-              <w:pStyle w:val="Normal"/>
-              <w:jc w:val="center"/>
-            </w:pPr>
-            <w:r>
-              <w:t>0.27 [0.237, 0.303]</w:t>
-            </w:r>
-          </w:p>
-        </w:tc>
-        <w:tc>
-          <w:p>
-            <w:pPr>
-              <w:pStyle w:val="Normal"/>
-              <w:jc w:val="center"/>
-            </w:pPr>
-            <w:r>
-              <w:t>0.197 [0.165, 0.23]</w:t>
-            </w:r>
-          </w:p>
-        </w:tc>
-        <w:tc>
-          <w:p>
-            <w:pPr>
-              <w:pStyle w:val="Normal"/>
-              <w:jc w:val="center"/>
-            </w:pPr>
-            <w:r>
-              <w:t>0.356 [0.313, 0.398]</w:t>
-            </w:r>
-          </w:p>
-        </w:tc>
-        <w:tc>
-          <w:p>
-            <w:pPr>
-              <w:pStyle w:val="Normal"/>
-              <w:jc w:val="center"/>
-            </w:pPr>
-            <w:r>
-              <w:t>0.272 [0.242, 0.3]</w:t>
-            </w:r>
-          </w:p>
-        </w:tc>
-        <w:tc>
-          <w:p>
-            <w:pPr>
-              <w:pStyle w:val="Normal"/>
-              <w:jc w:val="center"/>
-            </w:pPr>
-            <w:r>
-              <w:t>0.195 [0.169, 0.221]</w:t>
-            </w:r>
-          </w:p>
-        </w:tc>
-        <w:tc>
-          <w:p>
-            <w:pPr>
-              <w:pStyle w:val="Normal"/>
-              <w:jc w:val="center"/>
-            </w:pPr>
-            <w:r>
-              <w:t>0.138 [0.112, 0.164]</w:t>
-            </w:r>
-          </w:p>
-        </w:tc>
-        <w:tc>
-          <w:p>
-            <w:pPr>
-              <w:pStyle w:val="Normal"/>
-              <w:jc w:val="center"/>
-            </w:pPr>
-            <w:r>
-              <w:t>0.011 [-0.031, 0.058]</w:t>
-            </w:r>
-          </w:p>
-        </w:tc>
-        <w:tc>
-          <w:p>
-            <w:pPr>
-              <w:pStyle w:val="Normal"/>
-              <w:jc w:val="center"/>
-            </w:pPr>
-            <w:r>
-              <w:t>0.027 [-0.01, 0.064]</w:t>
-            </w:r>
-          </w:p>
-        </w:tc>
-        <w:tc>
-          <w:p>
-            <w:pPr>
-              <w:pStyle w:val="Normal"/>
-              <w:jc w:val="center"/>
-            </w:pPr>
-            <w:r>
-              <w:t>0.006 [-0.024, 0.039]</w:t>
-            </w:r>
-          </w:p>
-        </w:tc>
-        <w:tc>
-          <w:p>
-            <w:pPr>
-              <w:pStyle w:val="Normal"/>
-              <w:jc w:val="center"/>
-            </w:pPr>
-            <w:r>
-              <w:t>-0.018 [-0.046, 0.011]</w:t>
+              <w:t>0.586 [0.471, 0.672]</w:t>
+            </w:r>
+          </w:p>
+        </w:tc>
+        <w:tc>
+          <w:p>
+            <w:pPr>
+              <w:pStyle w:val="Normal"/>
+              <w:jc w:val="center"/>
+            </w:pPr>
+            <w:r>
+              <w:t>0.378 [0.305, 0.458]</w:t>
+            </w:r>
+          </w:p>
+        </w:tc>
+        <w:tc>
+          <w:p>
+            <w:pPr>
+              <w:pStyle w:val="Normal"/>
+              <w:jc w:val="center"/>
+            </w:pPr>
+            <w:r>
+              <w:t>0.27 [0.211, 0.356]</w:t>
+            </w:r>
+          </w:p>
+        </w:tc>
+        <w:tc>
+          <w:p>
+            <w:pPr>
+              <w:pStyle w:val="Normal"/>
+              <w:jc w:val="center"/>
+            </w:pPr>
+            <w:r>
+              <w:t>0.197 [0.142, 0.284]</w:t>
+            </w:r>
+          </w:p>
+        </w:tc>
+        <w:tc>
+          <w:p>
+            <w:pPr>
+              <w:pStyle w:val="Normal"/>
+              <w:jc w:val="center"/>
+            </w:pPr>
+            <w:r>
+              <w:t>0.356 [0.277, 0.444]</w:t>
+            </w:r>
+          </w:p>
+        </w:tc>
+        <w:tc>
+          <w:p>
+            <w:pPr>
+              <w:pStyle w:val="Normal"/>
+              <w:jc w:val="center"/>
+            </w:pPr>
+            <w:r>
+              <w:t>0.272 [0.216, 0.34]</w:t>
+            </w:r>
+          </w:p>
+        </w:tc>
+        <w:tc>
+          <w:p>
+            <w:pPr>
+              <w:pStyle w:val="Normal"/>
+              <w:jc w:val="center"/>
+            </w:pPr>
+            <w:r>
+              <w:t>0.195 [0.152, 0.262]</w:t>
+            </w:r>
+          </w:p>
+        </w:tc>
+        <w:tc>
+          <w:p>
+            <w:pPr>
+              <w:pStyle w:val="Normal"/>
+              <w:jc w:val="center"/>
+            </w:pPr>
+            <w:r>
+              <w:t>0.138 [0.095, 0.203]</w:t>
+            </w:r>
+          </w:p>
+        </w:tc>
+        <w:tc>
+          <w:p>
+            <w:pPr>
+              <w:pStyle w:val="Normal"/>
+              <w:jc w:val="center"/>
+            </w:pPr>
+            <w:r>
+              <w:t>0.011 [-0.048, 0.114]</w:t>
+            </w:r>
+          </w:p>
+        </w:tc>
+        <w:tc>
+          <w:p>
+            <w:pPr>
+              <w:pStyle w:val="Normal"/>
+              <w:jc w:val="center"/>
+            </w:pPr>
+            <w:r>
+              <w:t>0.027 [-0.019, 0.093]</w:t>
+            </w:r>
+          </w:p>
+        </w:tc>
+        <w:tc>
+          <w:p>
+            <w:pPr>
+              <w:pStyle w:val="Normal"/>
+              <w:jc w:val="center"/>
+            </w:pPr>
+            <w:r>
+              <w:t>0.006 [-0.034, 0.061]</w:t>
+            </w:r>
+          </w:p>
+        </w:tc>
+        <w:tc>
+          <w:p>
+            <w:pPr>
+              <w:pStyle w:val="Normal"/>
+              <w:jc w:val="center"/>
+            </w:pPr>
+            <w:r>
+              <w:t>-0.018 [-0.056, 0.031]</w:t>
             </w:r>
           </w:p>
         </w:tc>

--- a/results/main/Table_2.docx
+++ b/results/main/Table_2.docx
@@ -31,54 +31,6 @@
               <w:jc w:val="center"/>
             </w:pPr>
             <w:r>
-              <w:t>(0.25 x meta-average; 0% genuine heterogeneity)
-Difference [95% CI]</w:t>
-            </w:r>
-          </w:p>
-        </w:tc>
-        <w:tc>
-          <w:p>
-            <w:pPr>
-              <w:pStyle w:val="Normal"/>
-              <w:jc w:val="center"/>
-            </w:pPr>
-            <w:r>
-              <w:t>(0.25 x meta-average; 25% genuine heterogeneity)
-Difference [95% CI]</w:t>
-            </w:r>
-          </w:p>
-        </w:tc>
-        <w:tc>
-          <w:p>
-            <w:pPr>
-              <w:pStyle w:val="Normal"/>
-              <w:jc w:val="center"/>
-            </w:pPr>
-            <w:r>
-              <w:t>(0.25 x meta-average; 50% genuine heterogeneity)
-Difference [95% CI]</w:t>
-            </w:r>
-          </w:p>
-        </w:tc>
-        <w:tc>
-          <w:p>
-            <w:pPr>
-              <w:pStyle w:val="Normal"/>
-              <w:jc w:val="center"/>
-            </w:pPr>
-            <w:r>
-              <w:t>(0.25 x meta-average; 75% genuine heterogeneity)
-Difference [95% CI]</w:t>
-            </w:r>
-          </w:p>
-        </w:tc>
-        <w:tc>
-          <w:p>
-            <w:pPr>
-              <w:pStyle w:val="Normal"/>
-              <w:jc w:val="center"/>
-            </w:pPr>
-            <w:r>
               <w:t>(0.5 x meta-average; 0% genuine heterogeneity)
 Difference [95% CI]</w:t>
             </w:r>
@@ -120,54 +72,6 @@
             </w:r>
           </w:p>
         </w:tc>
-        <w:tc>
-          <w:p>
-            <w:pPr>
-              <w:pStyle w:val="Normal"/>
-              <w:jc w:val="center"/>
-            </w:pPr>
-            <w:r>
-              <w:t>(1 x meta-average; 0% genuine heterogeneity)
-Difference [95% CI]</w:t>
-            </w:r>
-          </w:p>
-        </w:tc>
-        <w:tc>
-          <w:p>
-            <w:pPr>
-              <w:pStyle w:val="Normal"/>
-              <w:jc w:val="center"/>
-            </w:pPr>
-            <w:r>
-              <w:t>(1 x meta-average; 25% genuine heterogeneity)
-Difference [95% CI]</w:t>
-            </w:r>
-          </w:p>
-        </w:tc>
-        <w:tc>
-          <w:p>
-            <w:pPr>
-              <w:pStyle w:val="Normal"/>
-              <w:jc w:val="center"/>
-            </w:pPr>
-            <w:r>
-              <w:t>(1 x meta-average; 50% genuine heterogeneity)
-Difference [95% CI]</w:t>
-            </w:r>
-          </w:p>
-        </w:tc>
-        <w:tc>
-          <w:p>
-            <w:pPr>
-              <w:pStyle w:val="Normal"/>
-              <w:jc w:val="center"/>
-            </w:pPr>
-            <w:r>
-              <w:t>(1 x meta-average; 75% genuine heterogeneity)
-Difference [95% CI]</w:t>
-            </w:r>
-          </w:p>
-        </w:tc>
       </w:tr>
       <w:tr>
         <w:tc>
@@ -188,50 +92,6 @@
               <w:jc w:val="center"/>
             </w:pPr>
             <w:r>
-              <w:t>-0.02 [-0.028, -0.011]</w:t>
-            </w:r>
-          </w:p>
-        </w:tc>
-        <w:tc>
-          <w:p>
-            <w:pPr>
-              <w:pStyle w:val="Normal"/>
-              <w:jc w:val="center"/>
-            </w:pPr>
-            <w:r>
-              <w:t>-0.006 [-0.015, 0.001]</w:t>
-            </w:r>
-          </w:p>
-        </w:tc>
-        <w:tc>
-          <w:p>
-            <w:pPr>
-              <w:pStyle w:val="Normal"/>
-              <w:jc w:val="center"/>
-            </w:pPr>
-            <w:r>
-              <w:t>0.001 [-0.008, 0.007]</w:t>
-            </w:r>
-          </w:p>
-        </w:tc>
-        <w:tc>
-          <w:p>
-            <w:pPr>
-              <w:pStyle w:val="Normal"/>
-              <w:jc w:val="center"/>
-            </w:pPr>
-            <w:r>
-              <w:t>0.005 [-0.004, 0.011]</w:t>
-            </w:r>
-          </w:p>
-        </w:tc>
-        <w:tc>
-          <w:p>
-            <w:pPr>
-              <w:pStyle w:val="Normal"/>
-              <w:jc w:val="center"/>
-            </w:pPr>
-            <w:r>
               <w:t>-0.002 [-0.013, 0.006]</w:t>
             </w:r>
           </w:p>
@@ -266,50 +126,6 @@
             </w:pPr>
             <w:r>
               <w:t>0.008 [0, 0.014]</w:t>
-            </w:r>
-          </w:p>
-        </w:tc>
-        <w:tc>
-          <w:p>
-            <w:pPr>
-              <w:pStyle w:val="Normal"/>
-              <w:jc w:val="center"/>
-            </w:pPr>
-            <w:r>
-              <w:t>0.018 [0.006, 0.025]</w:t>
-            </w:r>
-          </w:p>
-        </w:tc>
-        <w:tc>
-          <w:p>
-            <w:pPr>
-              <w:pStyle w:val="Normal"/>
-              <w:jc w:val="center"/>
-            </w:pPr>
-            <w:r>
-              <w:t>0.015 [0.006, 0.022]</w:t>
-            </w:r>
-          </w:p>
-        </w:tc>
-        <w:tc>
-          <w:p>
-            <w:pPr>
-              <w:pStyle w:val="Normal"/>
-              <w:jc w:val="center"/>
-            </w:pPr>
-            <w:r>
-              <w:t>0.016 [0.007, 0.022]</w:t>
-            </w:r>
-          </w:p>
-        </w:tc>
-        <w:tc>
-          <w:p>
-            <w:pPr>
-              <w:pStyle w:val="Normal"/>
-              <w:jc w:val="center"/>
-            </w:pPr>
-            <w:r>
-              <w:t>0.017 [0.009, 0.023]</w:t>
             </w:r>
           </w:p>
         </w:tc>
@@ -333,50 +149,6 @@
               <w:jc w:val="center"/>
             </w:pPr>
             <w:r>
-              <w:t>-0.032 [-0.04, -0.024]</w:t>
-            </w:r>
-          </w:p>
-        </w:tc>
-        <w:tc>
-          <w:p>
-            <w:pPr>
-              <w:pStyle w:val="Normal"/>
-              <w:jc w:val="center"/>
-            </w:pPr>
-            <w:r>
-              <w:t>-0.018 [-0.027, -0.012]</w:t>
-            </w:r>
-          </w:p>
-        </w:tc>
-        <w:tc>
-          <w:p>
-            <w:pPr>
-              <w:pStyle w:val="Normal"/>
-              <w:jc w:val="center"/>
-            </w:pPr>
-            <w:r>
-              <w:t>-0.012 [-0.021, -0.005]</w:t>
-            </w:r>
-          </w:p>
-        </w:tc>
-        <w:tc>
-          <w:p>
-            <w:pPr>
-              <w:pStyle w:val="Normal"/>
-              <w:jc w:val="center"/>
-            </w:pPr>
-            <w:r>
-              <w:t>-0.008 [-0.017, -0.001]</w:t>
-            </w:r>
-          </w:p>
-        </w:tc>
-        <w:tc>
-          <w:p>
-            <w:pPr>
-              <w:pStyle w:val="Normal"/>
-              <w:jc w:val="center"/>
-            </w:pPr>
-            <w:r>
               <w:t>-0.015 [-0.025, -0.007]</w:t>
             </w:r>
           </w:p>
@@ -411,50 +183,6 @@
             </w:pPr>
             <w:r>
               <w:t>-0.004 [-0.013, 0.002]</w:t>
-            </w:r>
-          </w:p>
-        </w:tc>
-        <w:tc>
-          <w:p>
-            <w:pPr>
-              <w:pStyle w:val="Normal"/>
-              <w:jc w:val="center"/>
-            </w:pPr>
-            <w:r>
-              <w:t>0.005 [-0.007, 0.013]</w:t>
-            </w:r>
-          </w:p>
-        </w:tc>
-        <w:tc>
-          <w:p>
-            <w:pPr>
-              <w:pStyle w:val="Normal"/>
-              <w:jc w:val="center"/>
-            </w:pPr>
-            <w:r>
-              <w:t>0.003 [-0.007, 0.009]</w:t>
-            </w:r>
-          </w:p>
-        </w:tc>
-        <w:tc>
-          <w:p>
-            <w:pPr>
-              <w:pStyle w:val="Normal"/>
-              <w:jc w:val="center"/>
-            </w:pPr>
-            <w:r>
-              <w:t>0.003 [-0.006, 0.01]</w:t>
-            </w:r>
-          </w:p>
-        </w:tc>
-        <w:tc>
-          <w:p>
-            <w:pPr>
-              <w:pStyle w:val="Normal"/>
-              <w:jc w:val="center"/>
-            </w:pPr>
-            <w:r>
-              <w:t>0.004 [-0.004, 0.01]</w:t>
             </w:r>
           </w:p>
         </w:tc>
@@ -478,50 +206,6 @@
               <w:jc w:val="center"/>
             </w:pPr>
             <w:r>
-              <w:t>-0.032 [-0.04, -0.024]</w:t>
-            </w:r>
-          </w:p>
-        </w:tc>
-        <w:tc>
-          <w:p>
-            <w:pPr>
-              <w:pStyle w:val="Normal"/>
-              <w:jc w:val="center"/>
-            </w:pPr>
-            <w:r>
-              <w:t>-0.019 [-0.027, -0.012]</w:t>
-            </w:r>
-          </w:p>
-        </w:tc>
-        <w:tc>
-          <w:p>
-            <w:pPr>
-              <w:pStyle w:val="Normal"/>
-              <w:jc w:val="center"/>
-            </w:pPr>
-            <w:r>
-              <w:t>-0.012 [-0.021, -0.005]</w:t>
-            </w:r>
-          </w:p>
-        </w:tc>
-        <w:tc>
-          <w:p>
-            <w:pPr>
-              <w:pStyle w:val="Normal"/>
-              <w:jc w:val="center"/>
-            </w:pPr>
-            <w:r>
-              <w:t>-0.008 [-0.017, -0.001]</w:t>
-            </w:r>
-          </w:p>
-        </w:tc>
-        <w:tc>
-          <w:p>
-            <w:pPr>
-              <w:pStyle w:val="Normal"/>
-              <w:jc w:val="center"/>
-            </w:pPr>
-            <w:r>
               <w:t>-0.015 [-0.026, -0.007]</w:t>
             </w:r>
           </w:p>
@@ -556,50 +240,6 @@
             </w:pPr>
             <w:r>
               <w:t>-0.004 [-0.013, 0.002]</w:t>
-            </w:r>
-          </w:p>
-        </w:tc>
-        <w:tc>
-          <w:p>
-            <w:pPr>
-              <w:pStyle w:val="Normal"/>
-              <w:jc w:val="center"/>
-            </w:pPr>
-            <w:r>
-              <w:t>0.005 [-0.007, 0.013]</w:t>
-            </w:r>
-          </w:p>
-        </w:tc>
-        <w:tc>
-          <w:p>
-            <w:pPr>
-              <w:pStyle w:val="Normal"/>
-              <w:jc w:val="center"/>
-            </w:pPr>
-            <w:r>
-              <w:t>0.003 [-0.007, 0.009]</w:t>
-            </w:r>
-          </w:p>
-        </w:tc>
-        <w:tc>
-          <w:p>
-            <w:pPr>
-              <w:pStyle w:val="Normal"/>
-              <w:jc w:val="center"/>
-            </w:pPr>
-            <w:r>
-              <w:t>0.003 [-0.006, 0.009]</w:t>
-            </w:r>
-          </w:p>
-        </w:tc>
-        <w:tc>
-          <w:p>
-            <w:pPr>
-              <w:pStyle w:val="Normal"/>
-              <w:jc w:val="center"/>
-            </w:pPr>
-            <w:r>
-              <w:t>0.004 [-0.004, 0.01]</w:t>
             </w:r>
           </w:p>
         </w:tc>
@@ -623,18 +263,7 @@
               <w:jc w:val="center"/>
             </w:pPr>
             <w:r>
-              <w:t>-0.036 [-0.044, -0.028]</w:t>
-            </w:r>
-          </w:p>
-        </w:tc>
-        <w:tc>
-          <w:p>
-            <w:pPr>
-              <w:pStyle w:val="Normal"/>
-              <w:jc w:val="center"/>
-            </w:pPr>
-            <w:r>
-              <w:t>-0.023 [-0.031, -0.016]</w:t>
+              <w:t>-0.02 [-0.03, -0.011]</w:t>
             </w:r>
           </w:p>
         </w:tc>
@@ -667,84 +296,7 @@
               <w:jc w:val="center"/>
             </w:pPr>
             <w:r>
-              <w:t>-0.02 [-0.03, -0.011]</w:t>
-            </w:r>
-          </w:p>
-        </w:tc>
-        <w:tc>
-          <w:p>
-            <w:pPr>
-              <w:pStyle w:val="Normal"/>
-              <w:jc w:val="center"/>
-            </w:pPr>
-            <w:r>
-              <w:t>-0.016 [-0.025, -0.009]</w:t>
-            </w:r>
-          </w:p>
-        </w:tc>
-        <w:tc>
-          <w:p>
-            <w:pPr>
-              <w:pStyle w:val="Normal"/>
-              <w:jc w:val="center"/>
-            </w:pPr>
-            <w:r>
-              <w:t>-0.012 [-0.021, -0.005]</w:t>
-            </w:r>
-          </w:p>
-        </w:tc>
-        <w:tc>
-          <w:p>
-            <w:pPr>
-              <w:pStyle w:val="Normal"/>
-              <w:jc w:val="center"/>
-            </w:pPr>
-            <w:r>
               <w:t>-0.008 [-0.017, -0.002]</w:t>
-            </w:r>
-          </w:p>
-        </w:tc>
-        <w:tc>
-          <w:p>
-            <w:pPr>
-              <w:pStyle w:val="Normal"/>
-              <w:jc w:val="center"/>
-            </w:pPr>
-            <w:r>
-              <w:t>0.001 [-0.011, 0.008]</w:t>
-            </w:r>
-          </w:p>
-        </w:tc>
-        <w:tc>
-          <w:p>
-            <w:pPr>
-              <w:pStyle w:val="Normal"/>
-              <w:jc w:val="center"/>
-            </w:pPr>
-            <w:r>
-              <w:t>-0.002 [-0.012, 0.005]</w:t>
-            </w:r>
-          </w:p>
-        </w:tc>
-        <w:tc>
-          <w:p>
-            <w:pPr>
-              <w:pStyle w:val="Normal"/>
-              <w:jc w:val="center"/>
-            </w:pPr>
-            <w:r>
-              <w:t>-0.001 [-0.01, 0.005]</w:t>
-            </w:r>
-          </w:p>
-        </w:tc>
-        <w:tc>
-          <w:p>
-            <w:pPr>
-              <w:pStyle w:val="Normal"/>
-              <w:jc w:val="center"/>
-            </w:pPr>
-            <w:r>
-              <w:t>0 [-0.009, 0.006]</w:t>
             </w:r>
           </w:p>
         </w:tc>
@@ -768,50 +320,6 @@
               <w:jc w:val="center"/>
             </w:pPr>
             <w:r>
-              <w:t>-0.031 [-0.039, -0.023]</w:t>
-            </w:r>
-          </w:p>
-        </w:tc>
-        <w:tc>
-          <w:p>
-            <w:pPr>
-              <w:pStyle w:val="Normal"/>
-              <w:jc w:val="center"/>
-            </w:pPr>
-            <w:r>
-              <w:t>-0.018 [-0.027, -0.011]</w:t>
-            </w:r>
-          </w:p>
-        </w:tc>
-        <w:tc>
-          <w:p>
-            <w:pPr>
-              <w:pStyle w:val="Normal"/>
-              <w:jc w:val="center"/>
-            </w:pPr>
-            <w:r>
-              <w:t>-0.012 [-0.021, -0.005]</w:t>
-            </w:r>
-          </w:p>
-        </w:tc>
-        <w:tc>
-          <w:p>
-            <w:pPr>
-              <w:pStyle w:val="Normal"/>
-              <w:jc w:val="center"/>
-            </w:pPr>
-            <w:r>
-              <w:t>-0.007 [-0.017, -0.001]</w:t>
-            </w:r>
-          </w:p>
-        </w:tc>
-        <w:tc>
-          <w:p>
-            <w:pPr>
-              <w:pStyle w:val="Normal"/>
-              <w:jc w:val="center"/>
-            </w:pPr>
-            <w:r>
               <w:t>-0.015 [-0.025, -0.007]</w:t>
             </w:r>
           </w:p>
@@ -846,50 +354,6 @@
             </w:pPr>
             <w:r>
               <w:t>-0.004 [-0.013, 0.003]</w:t>
-            </w:r>
-          </w:p>
-        </w:tc>
-        <w:tc>
-          <w:p>
-            <w:pPr>
-              <w:pStyle w:val="Normal"/>
-              <w:jc w:val="center"/>
-            </w:pPr>
-            <w:r>
-              <w:t>0.005 [-0.007, 0.013]</w:t>
-            </w:r>
-          </w:p>
-        </w:tc>
-        <w:tc>
-          <w:p>
-            <w:pPr>
-              <w:pStyle w:val="Normal"/>
-              <w:jc w:val="center"/>
-            </w:pPr>
-            <w:r>
-              <w:t>0.003 [-0.007, 0.01]</w:t>
-            </w:r>
-          </w:p>
-        </w:tc>
-        <w:tc>
-          <w:p>
-            <w:pPr>
-              <w:pStyle w:val="Normal"/>
-              <w:jc w:val="center"/>
-            </w:pPr>
-            <w:r>
-              <w:t>0.004 [-0.006, 0.01]</w:t>
-            </w:r>
-          </w:p>
-        </w:tc>
-        <w:tc>
-          <w:p>
-            <w:pPr>
-              <w:pStyle w:val="Normal"/>
-              <w:jc w:val="center"/>
-            </w:pPr>
-            <w:r>
-              <w:t>0.005 [-0.004, 0.011]</w:t>
             </w:r>
           </w:p>
         </w:tc>
@@ -913,50 +377,6 @@
               <w:jc w:val="center"/>
             </w:pPr>
             <w:r>
-              <w:t>-0.036 [-0.043, -0.027]</w:t>
-            </w:r>
-          </w:p>
-        </w:tc>
-        <w:tc>
-          <w:p>
-            <w:pPr>
-              <w:pStyle w:val="Normal"/>
-              <w:jc w:val="center"/>
-            </w:pPr>
-            <w:r>
-              <w:t>-0.023 [-0.031, -0.016]</w:t>
-            </w:r>
-          </w:p>
-        </w:tc>
-        <w:tc>
-          <w:p>
-            <w:pPr>
-              <w:pStyle w:val="Normal"/>
-              <w:jc w:val="center"/>
-            </w:pPr>
-            <w:r>
-              <w:t>-0.017 [-0.026, -0.01]</w:t>
-            </w:r>
-          </w:p>
-        </w:tc>
-        <w:tc>
-          <w:p>
-            <w:pPr>
-              <w:pStyle w:val="Normal"/>
-              <w:jc w:val="center"/>
-            </w:pPr>
-            <w:r>
-              <w:t>-0.013 [-0.022, -0.006]</w:t>
-            </w:r>
-          </w:p>
-        </w:tc>
-        <w:tc>
-          <w:p>
-            <w:pPr>
-              <w:pStyle w:val="Normal"/>
-              <w:jc w:val="center"/>
-            </w:pPr>
-            <w:r>
               <w:t>-0.021 [-0.03, -0.013]</w:t>
             </w:r>
           </w:p>
@@ -991,50 +411,6 @@
             </w:pPr>
             <w:r>
               <w:t>-0.009 [-0.018, -0.002]</w:t>
-            </w:r>
-          </w:p>
-        </w:tc>
-        <w:tc>
-          <w:p>
-            <w:pPr>
-              <w:pStyle w:val="Normal"/>
-              <w:jc w:val="center"/>
-            </w:pPr>
-            <w:r>
-              <w:t>-0.001 [-0.013, 0.007]</w:t>
-            </w:r>
-          </w:p>
-        </w:tc>
-        <w:tc>
-          <w:p>
-            <w:pPr>
-              <w:pStyle w:val="Normal"/>
-              <w:jc w:val="center"/>
-            </w:pPr>
-            <w:r>
-              <w:t>-0.002 [-0.013, 0.005]</w:t>
-            </w:r>
-          </w:p>
-        </w:tc>
-        <w:tc>
-          <w:p>
-            <w:pPr>
-              <w:pStyle w:val="Normal"/>
-              <w:jc w:val="center"/>
-            </w:pPr>
-            <w:r>
-              <w:t>-0.002 [-0.011, 0.005]</w:t>
-            </w:r>
-          </w:p>
-        </w:tc>
-        <w:tc>
-          <w:p>
-            <w:pPr>
-              <w:pStyle w:val="Normal"/>
-              <w:jc w:val="center"/>
-            </w:pPr>
-            <w:r>
-              <w:t>0 [-0.009, 0.006]</w:t>
             </w:r>
           </w:p>
         </w:tc>
@@ -1058,50 +434,6 @@
               <w:jc w:val="center"/>
             </w:pPr>
             <w:r>
-              <w:t>-0.039 [-0.045, -0.03]</w:t>
-            </w:r>
-          </w:p>
-        </w:tc>
-        <w:tc>
-          <w:p>
-            <w:pPr>
-              <w:pStyle w:val="Normal"/>
-              <w:jc w:val="center"/>
-            </w:pPr>
-            <w:r>
-              <w:t>-0.027 [-0.035, -0.019]</w:t>
-            </w:r>
-          </w:p>
-        </w:tc>
-        <w:tc>
-          <w:p>
-            <w:pPr>
-              <w:pStyle w:val="Normal"/>
-              <w:jc w:val="center"/>
-            </w:pPr>
-            <w:r>
-              <w:t>-0.02 [-0.03, -0.013]</w:t>
-            </w:r>
-          </w:p>
-        </w:tc>
-        <w:tc>
-          <w:p>
-            <w:pPr>
-              <w:pStyle w:val="Normal"/>
-              <w:jc w:val="center"/>
-            </w:pPr>
-            <w:r>
-              <w:t>-0.016 [-0.026, -0.009]</w:t>
-            </w:r>
-          </w:p>
-        </w:tc>
-        <w:tc>
-          <w:p>
-            <w:pPr>
-              <w:pStyle w:val="Normal"/>
-              <w:jc w:val="center"/>
-            </w:pPr>
-            <w:r>
               <w:t>-0.025 [-0.035, -0.017]</w:t>
             </w:r>
           </w:p>
@@ -1136,50 +468,6 @@
             </w:pPr>
             <w:r>
               <w:t>-0.013 [-0.022, -0.006]</w:t>
-            </w:r>
-          </w:p>
-        </w:tc>
-        <w:tc>
-          <w:p>
-            <w:pPr>
-              <w:pStyle w:val="Normal"/>
-              <w:jc w:val="center"/>
-            </w:pPr>
-            <w:r>
-              <w:t>-0.005 [-0.018, 0.003]</w:t>
-            </w:r>
-          </w:p>
-        </w:tc>
-        <w:tc>
-          <w:p>
-            <w:pPr>
-              <w:pStyle w:val="Normal"/>
-              <w:jc w:val="center"/>
-            </w:pPr>
-            <w:r>
-              <w:t>-0.007 [-0.017, 0.001]</w:t>
-            </w:r>
-          </w:p>
-        </w:tc>
-        <w:tc>
-          <w:p>
-            <w:pPr>
-              <w:pStyle w:val="Normal"/>
-              <w:jc w:val="center"/>
-            </w:pPr>
-            <w:r>
-              <w:t>-0.005 [-0.015, 0.002]</w:t>
-            </w:r>
-          </w:p>
-        </w:tc>
-        <w:tc>
-          <w:p>
-            <w:pPr>
-              <w:pStyle w:val="Normal"/>
-              <w:jc w:val="center"/>
-            </w:pPr>
-            <w:r>
-              <w:t>-0.004 [-0.014, 0.003]</w:t>
             </w:r>
           </w:p>
         </w:tc>
@@ -1203,50 +491,6 @@
               <w:jc w:val="center"/>
             </w:pPr>
             <w:r>
-              <w:t>-0.04 [-0.046, -0.031]</w:t>
-            </w:r>
-          </w:p>
-        </w:tc>
-        <w:tc>
-          <w:p>
-            <w:pPr>
-              <w:pStyle w:val="Normal"/>
-              <w:jc w:val="center"/>
-            </w:pPr>
-            <w:r>
-              <w:t>-0.029 [-0.037, -0.021]</w:t>
-            </w:r>
-          </w:p>
-        </w:tc>
-        <w:tc>
-          <w:p>
-            <w:pPr>
-              <w:pStyle w:val="Normal"/>
-              <w:jc w:val="center"/>
-            </w:pPr>
-            <w:r>
-              <w:t>-0.023 [-0.032, -0.015]</w:t>
-            </w:r>
-          </w:p>
-        </w:tc>
-        <w:tc>
-          <w:p>
-            <w:pPr>
-              <w:pStyle w:val="Normal"/>
-              <w:jc w:val="center"/>
-            </w:pPr>
-            <w:r>
-              <w:t>-0.019 [-0.029, -0.011]</w:t>
-            </w:r>
-          </w:p>
-        </w:tc>
-        <w:tc>
-          <w:p>
-            <w:pPr>
-              <w:pStyle w:val="Normal"/>
-              <w:jc w:val="center"/>
-            </w:pPr>
-            <w:r>
               <w:t>-0.029 [-0.037, -0.02]</w:t>
             </w:r>
           </w:p>
@@ -1281,50 +525,6 @@
             </w:pPr>
             <w:r>
               <w:t>-0.016 [-0.025, -0.008]</w:t>
-            </w:r>
-          </w:p>
-        </w:tc>
-        <w:tc>
-          <w:p>
-            <w:pPr>
-              <w:pStyle w:val="Normal"/>
-              <w:jc w:val="center"/>
-            </w:pPr>
-            <w:r>
-              <w:t>-0.01 [-0.022, 0]</w:t>
-            </w:r>
-          </w:p>
-        </w:tc>
-        <w:tc>
-          <w:p>
-            <w:pPr>
-              <w:pStyle w:val="Normal"/>
-              <w:jc w:val="center"/>
-            </w:pPr>
-            <w:r>
-              <w:t>-0.01 [-0.021, -0.002]</w:t>
-            </w:r>
-          </w:p>
-        </w:tc>
-        <w:tc>
-          <w:p>
-            <w:pPr>
-              <w:pStyle w:val="Normal"/>
-              <w:jc w:val="center"/>
-            </w:pPr>
-            <w:r>
-              <w:t>-0.008 [-0.019, -0.001]</w:t>
-            </w:r>
-          </w:p>
-        </w:tc>
-        <w:tc>
-          <w:p>
-            <w:pPr>
-              <w:pStyle w:val="Normal"/>
-              <w:jc w:val="center"/>
-            </w:pPr>
-            <w:r>
-              <w:t>-0.007 [-0.017, 0.001]</w:t>
             </w:r>
           </w:p>
         </w:tc>
@@ -1348,50 +548,6 @@
               <w:jc w:val="center"/>
             </w:pPr>
             <w:r>
-              <w:t>-0.034 [-0.04, -0.024]</w:t>
-            </w:r>
-          </w:p>
-        </w:tc>
-        <w:tc>
-          <w:p>
-            <w:pPr>
-              <w:pStyle w:val="Normal"/>
-              <w:jc w:val="center"/>
-            </w:pPr>
-            <w:r>
-              <w:t>-0.027 [-0.034, -0.017]</w:t>
-            </w:r>
-          </w:p>
-        </w:tc>
-        <w:tc>
-          <w:p>
-            <w:pPr>
-              <w:pStyle w:val="Normal"/>
-              <w:jc w:val="center"/>
-            </w:pPr>
-            <w:r>
-              <w:t>-0.022 [-0.03, -0.012]</w:t>
-            </w:r>
-          </w:p>
-        </w:tc>
-        <w:tc>
-          <w:p>
-            <w:pPr>
-              <w:pStyle w:val="Normal"/>
-              <w:jc w:val="center"/>
-            </w:pPr>
-            <w:r>
-              <w:t>-0.018 [-0.027, -0.009]</w:t>
-            </w:r>
-          </w:p>
-        </w:tc>
-        <w:tc>
-          <w:p>
-            <w:pPr>
-              <w:pStyle w:val="Normal"/>
-              <w:jc w:val="center"/>
-            </w:pPr>
-            <w:r>
               <w:t>-0.03 [-0.038, -0.019]</w:t>
             </w:r>
           </w:p>
@@ -1426,50 +582,6 @@
             </w:pPr>
             <w:r>
               <w:t>-0.015 [-0.025, -0.006]</w:t>
-            </w:r>
-          </w:p>
-        </w:tc>
-        <w:tc>
-          <w:p>
-            <w:pPr>
-              <w:pStyle w:val="Normal"/>
-              <w:jc w:val="center"/>
-            </w:pPr>
-            <w:r>
-              <w:t>-0.013 [-0.025, -0.001]</w:t>
-            </w:r>
-          </w:p>
-        </w:tc>
-        <w:tc>
-          <w:p>
-            <w:pPr>
-              <w:pStyle w:val="Normal"/>
-              <w:jc w:val="center"/>
-            </w:pPr>
-            <w:r>
-              <w:t>-0.011 [-0.022, -0.001]</w:t>
-            </w:r>
-          </w:p>
-        </w:tc>
-        <w:tc>
-          <w:p>
-            <w:pPr>
-              <w:pStyle w:val="Normal"/>
-              <w:jc w:val="center"/>
-            </w:pPr>
-            <w:r>
-              <w:t>-0.009 [-0.02, 0.001]</w:t>
-            </w:r>
-          </w:p>
-        </w:tc>
-        <w:tc>
-          <w:p>
-            <w:pPr>
-              <w:pStyle w:val="Normal"/>
-              <w:jc w:val="center"/>
-            </w:pPr>
-            <w:r>
-              <w:t>-0.007 [-0.018, 0.002]</w:t>
             </w:r>
           </w:p>
         </w:tc>
@@ -1493,7 +605,7 @@
               <w:jc w:val="center"/>
             </w:pPr>
             <w:r>
-              <w:t>-0.01 [-0.014, -0.003]</w:t>
+              <w:t>-0.015 [-0.021, -0.006]</w:t>
             </w:r>
           </w:p>
         </w:tc>
@@ -1515,50 +627,6 @@
               <w:jc w:val="center"/>
             </w:pPr>
             <w:r>
-              <w:t>-0.009 [-0.014, -0.003]</w:t>
-            </w:r>
-          </w:p>
-        </w:tc>
-        <w:tc>
-          <w:p>
-            <w:pPr>
-              <w:pStyle w:val="Normal"/>
-              <w:jc w:val="center"/>
-            </w:pPr>
-            <w:r>
-              <w:t>-0.008 [-0.013, -0.001]</w:t>
-            </w:r>
-          </w:p>
-        </w:tc>
-        <w:tc>
-          <w:p>
-            <w:pPr>
-              <w:pStyle w:val="Normal"/>
-              <w:jc w:val="center"/>
-            </w:pPr>
-            <w:r>
-              <w:t>-0.015 [-0.021, -0.006]</w:t>
-            </w:r>
-          </w:p>
-        </w:tc>
-        <w:tc>
-          <w:p>
-            <w:pPr>
-              <w:pStyle w:val="Normal"/>
-              <w:jc w:val="center"/>
-            </w:pPr>
-            <w:r>
-              <w:t>-0.01 [-0.015, -0.004]</w:t>
-            </w:r>
-          </w:p>
-        </w:tc>
-        <w:tc>
-          <w:p>
-            <w:pPr>
-              <w:pStyle w:val="Normal"/>
-              <w:jc w:val="center"/>
-            </w:pPr>
-            <w:r>
               <w:t>-0.009 [-0.014, -0.002]</w:t>
             </w:r>
           </w:p>
@@ -1571,50 +639,6 @@
             </w:pPr>
             <w:r>
               <w:t>-0.007 [-0.012, -0.001]</w:t>
-            </w:r>
-          </w:p>
-        </w:tc>
-        <w:tc>
-          <w:p>
-            <w:pPr>
-              <w:pStyle w:val="Normal"/>
-              <w:jc w:val="center"/>
-            </w:pPr>
-            <w:r>
-              <w:t>-0.01 [-0.017, -0.001]</w:t>
-            </w:r>
-          </w:p>
-        </w:tc>
-        <w:tc>
-          <w:p>
-            <w:pPr>
-              <w:pStyle w:val="Normal"/>
-              <w:jc w:val="center"/>
-            </w:pPr>
-            <w:r>
-              <w:t>-0.006 [-0.013, 0.001]</w:t>
-            </w:r>
-          </w:p>
-        </w:tc>
-        <w:tc>
-          <w:p>
-            <w:pPr>
-              <w:pStyle w:val="Normal"/>
-              <w:jc w:val="center"/>
-            </w:pPr>
-            <w:r>
-              <w:t>-0.005 [-0.011, 0.002]</w:t>
-            </w:r>
-          </w:p>
-        </w:tc>
-        <w:tc>
-          <w:p>
-            <w:pPr>
-              <w:pStyle w:val="Normal"/>
-              <w:jc w:val="center"/>
-            </w:pPr>
-            <w:r>
-              <w:t>-0.003 [-0.01, 0.003]</w:t>
             </w:r>
           </w:p>
         </w:tc>
@@ -1638,50 +662,6 @@
               <w:jc w:val="center"/>
             </w:pPr>
             <w:r>
-              <w:t>0.017 [0.008, 0.028]</w:t>
-            </w:r>
-          </w:p>
-        </w:tc>
-        <w:tc>
-          <w:p>
-            <w:pPr>
-              <w:pStyle w:val="Normal"/>
-              <w:jc w:val="center"/>
-            </w:pPr>
-            <w:r>
-              <w:t>0.006 [-0.003, 0.017]</w:t>
-            </w:r>
-          </w:p>
-        </w:tc>
-        <w:tc>
-          <w:p>
-            <w:pPr>
-              <w:pStyle w:val="Normal"/>
-              <w:jc w:val="center"/>
-            </w:pPr>
-            <w:r>
-              <w:t>0.003 [-0.005, 0.014]</w:t>
-            </w:r>
-          </w:p>
-        </w:tc>
-        <w:tc>
-          <w:p>
-            <w:pPr>
-              <w:pStyle w:val="Normal"/>
-              <w:jc w:val="center"/>
-            </w:pPr>
-            <w:r>
-              <w:t>0.003 [-0.005, 0.013]</w:t>
-            </w:r>
-          </w:p>
-        </w:tc>
-        <w:tc>
-          <w:p>
-            <w:pPr>
-              <w:pStyle w:val="Normal"/>
-              <w:jc w:val="center"/>
-            </w:pPr>
-            <w:r>
               <w:t>-0.002 [-0.014, 0.014]</w:t>
             </w:r>
           </w:p>
@@ -1716,50 +696,6 @@
             </w:pPr>
             <w:r>
               <w:t>0.001 [-0.006, 0.011]</w:t>
-            </w:r>
-          </w:p>
-        </w:tc>
-        <w:tc>
-          <w:p>
-            <w:pPr>
-              <w:pStyle w:val="Normal"/>
-              <w:jc w:val="center"/>
-            </w:pPr>
-            <w:r>
-              <w:t>-0.012 [-0.025, 0.005]</w:t>
-            </w:r>
-          </w:p>
-        </w:tc>
-        <w:tc>
-          <w:p>
-            <w:pPr>
-              <w:pStyle w:val="Normal"/>
-              <w:jc w:val="center"/>
-            </w:pPr>
-            <w:r>
-              <w:t>-0.004 [-0.012, 0.008]</w:t>
-            </w:r>
-          </w:p>
-        </w:tc>
-        <w:tc>
-          <w:p>
-            <w:pPr>
-              <w:pStyle w:val="Normal"/>
-              <w:jc w:val="center"/>
-            </w:pPr>
-            <w:r>
-              <w:t>-0.001 [-0.009, 0.009]</w:t>
-            </w:r>
-          </w:p>
-        </w:tc>
-        <w:tc>
-          <w:p>
-            <w:pPr>
-              <w:pStyle w:val="Normal"/>
-              <w:jc w:val="center"/>
-            </w:pPr>
-            <w:r>
-              <w:t>0.001 [-0.007, 0.011]</w:t>
             </w:r>
           </w:p>
         </w:tc>
@@ -1783,50 +719,6 @@
               <w:jc w:val="center"/>
             </w:pPr>
             <w:r>
-              <w:t>0.035 [0.026, 0.045]</w:t>
-            </w:r>
-          </w:p>
-        </w:tc>
-        <w:tc>
-          <w:p>
-            <w:pPr>
-              <w:pStyle w:val="Normal"/>
-              <w:jc w:val="center"/>
-            </w:pPr>
-            <w:r>
-              <w:t>0.019 [0.01, 0.032]</w:t>
-            </w:r>
-          </w:p>
-        </w:tc>
-        <w:tc>
-          <w:p>
-            <w:pPr>
-              <w:pStyle w:val="Normal"/>
-              <w:jc w:val="center"/>
-            </w:pPr>
-            <w:r>
-              <w:t>0.013 [0.003, 0.025]</w:t>
-            </w:r>
-          </w:p>
-        </w:tc>
-        <w:tc>
-          <w:p>
-            <w:pPr>
-              <w:pStyle w:val="Normal"/>
-              <w:jc w:val="center"/>
-            </w:pPr>
-            <w:r>
-              <w:t>0.009 [0, 0.021]</w:t>
-            </w:r>
-          </w:p>
-        </w:tc>
-        <w:tc>
-          <w:p>
-            <w:pPr>
-              <w:pStyle w:val="Normal"/>
-              <w:jc w:val="center"/>
-            </w:pPr>
-            <w:r>
               <w:t>0.014 [0.003, 0.031]</w:t>
             </w:r>
           </w:p>
@@ -1861,50 +753,6 @@
             </w:pPr>
             <w:r>
               <w:t>0.006 [-0.003, 0.017]</w:t>
-            </w:r>
-          </w:p>
-        </w:tc>
-        <w:tc>
-          <w:p>
-            <w:pPr>
-              <w:pStyle w:val="Normal"/>
-              <w:jc w:val="center"/>
-            </w:pPr>
-            <w:r>
-              <w:t>-0.011 [-0.027, 0.008]</w:t>
-            </w:r>
-          </w:p>
-        </w:tc>
-        <w:tc>
-          <w:p>
-            <w:pPr>
-              <w:pStyle w:val="Normal"/>
-              <w:jc w:val="center"/>
-            </w:pPr>
-            <w:r>
-              <w:t>-0.004 [-0.014, 0.009]</w:t>
-            </w:r>
-          </w:p>
-        </w:tc>
-        <w:tc>
-          <w:p>
-            <w:pPr>
-              <w:pStyle w:val="Normal"/>
-              <w:jc w:val="center"/>
-            </w:pPr>
-            <w:r>
-              <w:t>-0.002 [-0.01, 0.009]</w:t>
-            </w:r>
-          </w:p>
-        </w:tc>
-        <w:tc>
-          <w:p>
-            <w:pPr>
-              <w:pStyle w:val="Normal"/>
-              <w:jc w:val="center"/>
-            </w:pPr>
-            <w:r>
-              <w:t>-0.001 [-0.008, 0.009]</w:t>
             </w:r>
           </w:p>
         </w:tc>
@@ -1928,50 +776,6 @@
               <w:jc w:val="center"/>
             </w:pPr>
             <w:r>
-              <w:t>0.256 [0.172, 0.308]</w:t>
-            </w:r>
-          </w:p>
-        </w:tc>
-        <w:tc>
-          <w:p>
-            <w:pPr>
-              <w:pStyle w:val="Normal"/>
-              <w:jc w:val="center"/>
-            </w:pPr>
-            <w:r>
-              <w:t>0.174 [0.096, 0.243]</w:t>
-            </w:r>
-          </w:p>
-        </w:tc>
-        <w:tc>
-          <w:p>
-            <w:pPr>
-              <w:pStyle w:val="Normal"/>
-              <w:jc w:val="center"/>
-            </w:pPr>
-            <w:r>
-              <w:t>0.126 [0.051, 0.202]</w:t>
-            </w:r>
-          </w:p>
-        </w:tc>
-        <w:tc>
-          <w:p>
-            <w:pPr>
-              <w:pStyle w:val="Normal"/>
-              <w:jc w:val="center"/>
-            </w:pPr>
-            <w:r>
-              <w:t>0.092 [0.016, 0.175]</w:t>
-            </w:r>
-          </w:p>
-        </w:tc>
-        <w:tc>
-          <w:p>
-            <w:pPr>
-              <w:pStyle w:val="Normal"/>
-              <w:jc w:val="center"/>
-            </w:pPr>
-            <w:r>
               <w:t>0.175 [0.086, 0.245]</w:t>
             </w:r>
           </w:p>
@@ -2006,50 +810,6 @@
             </w:pPr>
             <w:r>
               <w:t>0.066 [-0.009, 0.149]</w:t>
-            </w:r>
-          </w:p>
-        </w:tc>
-        <w:tc>
-          <w:p>
-            <w:pPr>
-              <w:pStyle w:val="Normal"/>
-              <w:jc w:val="center"/>
-            </w:pPr>
-            <w:r>
-              <w:t>0.028 [-0.063, 0.124]</w:t>
-            </w:r>
-          </w:p>
-        </w:tc>
-        <w:tc>
-          <w:p>
-            <w:pPr>
-              <w:pStyle w:val="Normal"/>
-              <w:jc w:val="center"/>
-            </w:pPr>
-            <w:r>
-              <w:t>0.021 [-0.06, 0.113]</w:t>
-            </w:r>
-          </w:p>
-        </w:tc>
-        <w:tc>
-          <w:p>
-            <w:pPr>
-              <w:pStyle w:val="Normal"/>
-              <w:jc w:val="center"/>
-            </w:pPr>
-            <w:r>
-              <w:t>0.006 [-0.072, 0.095]</w:t>
-            </w:r>
-          </w:p>
-        </w:tc>
-        <w:tc>
-          <w:p>
-            <w:pPr>
-              <w:pStyle w:val="Normal"/>
-              <w:jc w:val="center"/>
-            </w:pPr>
-            <w:r>
-              <w:t>-0.01 [-0.085, 0.08]</w:t>
             </w:r>
           </w:p>
         </w:tc>
@@ -2073,50 +833,6 @@
               <w:jc w:val="center"/>
             </w:pPr>
             <w:r>
-              <w:t>0.309 [0.229, 0.369]</w:t>
-            </w:r>
-          </w:p>
-        </w:tc>
-        <w:tc>
-          <w:p>
-            <w:pPr>
-              <w:pStyle w:val="Normal"/>
-              <w:jc w:val="center"/>
-            </w:pPr>
-            <w:r>
-              <w:t>0.199 [0.13, 0.274]</w:t>
-            </w:r>
-          </w:p>
-        </w:tc>
-        <w:tc>
-          <w:p>
-            <w:pPr>
-              <w:pStyle w:val="Normal"/>
-              <w:jc w:val="center"/>
-            </w:pPr>
-            <w:r>
-              <w:t>0.142 [0.072, 0.227]</w:t>
-            </w:r>
-          </w:p>
-        </w:tc>
-        <w:tc>
-          <w:p>
-            <w:pPr>
-              <w:pStyle w:val="Normal"/>
-              <w:jc w:val="center"/>
-            </w:pPr>
-            <w:r>
-              <w:t>0.104 [0.036, 0.192]</w:t>
-            </w:r>
-          </w:p>
-        </w:tc>
-        <w:tc>
-          <w:p>
-            <w:pPr>
-              <w:pStyle w:val="Normal"/>
-              <w:jc w:val="center"/>
-            </w:pPr>
-            <w:r>
               <w:t>0.187 [0.107, 0.271]</w:t>
             </w:r>
           </w:p>
@@ -2151,50 +867,6 @@
             </w:pPr>
             <w:r>
               <w:t>0.073 [0.006, 0.157]</w:t>
-            </w:r>
-          </w:p>
-        </w:tc>
-        <w:tc>
-          <w:p>
-            <w:pPr>
-              <w:pStyle w:val="Normal"/>
-              <w:jc w:val="center"/>
-            </w:pPr>
-            <w:r>
-              <w:t>0.006 [-0.073, 0.117]</w:t>
-            </w:r>
-          </w:p>
-        </w:tc>
-        <w:tc>
-          <w:p>
-            <w:pPr>
-              <w:pStyle w:val="Normal"/>
-              <w:jc w:val="center"/>
-            </w:pPr>
-            <w:r>
-              <w:t>0.014 [-0.057, 0.111]</w:t>
-            </w:r>
-          </w:p>
-        </w:tc>
-        <w:tc>
-          <w:p>
-            <w:pPr>
-              <w:pStyle w:val="Normal"/>
-              <w:jc w:val="center"/>
-            </w:pPr>
-            <w:r>
-              <w:t>0.003 [-0.063, 0.096]</w:t>
-            </w:r>
-          </w:p>
-        </w:tc>
-        <w:tc>
-          <w:p>
-            <w:pPr>
-              <w:pStyle w:val="Normal"/>
-              <w:jc w:val="center"/>
-            </w:pPr>
-            <w:r>
-              <w:t>-0.009 [-0.073, 0.081]</w:t>
             </w:r>
           </w:p>
         </w:tc>
@@ -2218,50 +890,6 @@
               <w:jc w:val="center"/>
             </w:pPr>
             <w:r>
-              <w:t>0.586 [0.471, 0.672]</w:t>
-            </w:r>
-          </w:p>
-        </w:tc>
-        <w:tc>
-          <w:p>
-            <w:pPr>
-              <w:pStyle w:val="Normal"/>
-              <w:jc w:val="center"/>
-            </w:pPr>
-            <w:r>
-              <w:t>0.378 [0.305, 0.458]</w:t>
-            </w:r>
-          </w:p>
-        </w:tc>
-        <w:tc>
-          <w:p>
-            <w:pPr>
-              <w:pStyle w:val="Normal"/>
-              <w:jc w:val="center"/>
-            </w:pPr>
-            <w:r>
-              <w:t>0.27 [0.211, 0.356]</w:t>
-            </w:r>
-          </w:p>
-        </w:tc>
-        <w:tc>
-          <w:p>
-            <w:pPr>
-              <w:pStyle w:val="Normal"/>
-              <w:jc w:val="center"/>
-            </w:pPr>
-            <w:r>
-              <w:t>0.197 [0.142, 0.284]</w:t>
-            </w:r>
-          </w:p>
-        </w:tc>
-        <w:tc>
-          <w:p>
-            <w:pPr>
-              <w:pStyle w:val="Normal"/>
-              <w:jc w:val="center"/>
-            </w:pPr>
-            <w:r>
               <w:t>0.356 [0.277, 0.444]</w:t>
             </w:r>
           </w:p>
@@ -2296,50 +924,6 @@
             </w:pPr>
             <w:r>
               <w:t>0.138 [0.095, 0.203]</w:t>
-            </w:r>
-          </w:p>
-        </w:tc>
-        <w:tc>
-          <w:p>
-            <w:pPr>
-              <w:pStyle w:val="Normal"/>
-              <w:jc w:val="center"/>
-            </w:pPr>
-            <w:r>
-              <w:t>0.011 [-0.048, 0.114]</w:t>
-            </w:r>
-          </w:p>
-        </w:tc>
-        <w:tc>
-          <w:p>
-            <w:pPr>
-              <w:pStyle w:val="Normal"/>
-              <w:jc w:val="center"/>
-            </w:pPr>
-            <w:r>
-              <w:t>0.027 [-0.019, 0.093]</w:t>
-            </w:r>
-          </w:p>
-        </w:tc>
-        <w:tc>
-          <w:p>
-            <w:pPr>
-              <w:pStyle w:val="Normal"/>
-              <w:jc w:val="center"/>
-            </w:pPr>
-            <w:r>
-              <w:t>0.006 [-0.034, 0.061]</w:t>
-            </w:r>
-          </w:p>
-        </w:tc>
-        <w:tc>
-          <w:p>
-            <w:pPr>
-              <w:pStyle w:val="Normal"/>
-              <w:jc w:val="center"/>
-            </w:pPr>
-            <w:r>
-              <w:t>-0.018 [-0.056, 0.031]</w:t>
             </w:r>
           </w:p>
         </w:tc>
@@ -2400,94 +984,6 @@
             </w:r>
           </w:p>
         </w:tc>
-        <w:tc>
-          <w:p>
-            <w:pPr>
-              <w:pStyle w:val="Normal"/>
-              <w:jc w:val="center"/>
-            </w:pPr>
-            <w:r>
-              <w:t>708</w:t>
-            </w:r>
-          </w:p>
-        </w:tc>
-        <w:tc>
-          <w:p>
-            <w:pPr>
-              <w:pStyle w:val="Normal"/>
-              <w:jc w:val="center"/>
-            </w:pPr>
-            <w:r>
-              <w:t>708</w:t>
-            </w:r>
-          </w:p>
-        </w:tc>
-        <w:tc>
-          <w:p>
-            <w:pPr>
-              <w:pStyle w:val="Normal"/>
-              <w:jc w:val="center"/>
-            </w:pPr>
-            <w:r>
-              <w:t>708</w:t>
-            </w:r>
-          </w:p>
-        </w:tc>
-        <w:tc>
-          <w:p>
-            <w:pPr>
-              <w:pStyle w:val="Normal"/>
-              <w:jc w:val="center"/>
-            </w:pPr>
-            <w:r>
-              <w:t>708</w:t>
-            </w:r>
-          </w:p>
-        </w:tc>
-        <w:tc>
-          <w:p>
-            <w:pPr>
-              <w:pStyle w:val="Normal"/>
-              <w:jc w:val="center"/>
-            </w:pPr>
-            <w:r>
-              <w:t>708</w:t>
-            </w:r>
-          </w:p>
-        </w:tc>
-        <w:tc>
-          <w:p>
-            <w:pPr>
-              <w:pStyle w:val="Normal"/>
-              <w:jc w:val="center"/>
-            </w:pPr>
-            <w:r>
-              <w:t>708</w:t>
-            </w:r>
-          </w:p>
-        </w:tc>
-        <w:tc>
-          <w:p>
-            <w:pPr>
-              <w:pStyle w:val="Normal"/>
-              <w:jc w:val="center"/>
-            </w:pPr>
-            <w:r>
-              <w:t>708</w:t>
-            </w:r>
-          </w:p>
-        </w:tc>
-        <w:tc>
-          <w:p>
-            <w:pPr>
-              <w:pStyle w:val="Normal"/>
-              <w:jc w:val="center"/>
-            </w:pPr>
-            <w:r>
-              <w:t>708</w:t>
-            </w:r>
-          </w:p>
-        </w:tc>
       </w:tr>
       <w:tr>
         <w:tc>
@@ -2498,94 +994,6 @@
             </w:pPr>
             <w:r>
               <w:t>No. of tests</w:t>
-            </w:r>
-          </w:p>
-        </w:tc>
-        <w:tc>
-          <w:p>
-            <w:pPr>
-              <w:pStyle w:val="Normal"/>
-              <w:jc w:val="center"/>
-            </w:pPr>
-            <w:r>
-              <w:t>63823</w:t>
-            </w:r>
-          </w:p>
-        </w:tc>
-        <w:tc>
-          <w:p>
-            <w:pPr>
-              <w:pStyle w:val="Normal"/>
-              <w:jc w:val="center"/>
-            </w:pPr>
-            <w:r>
-              <w:t>63823</w:t>
-            </w:r>
-          </w:p>
-        </w:tc>
-        <w:tc>
-          <w:p>
-            <w:pPr>
-              <w:pStyle w:val="Normal"/>
-              <w:jc w:val="center"/>
-            </w:pPr>
-            <w:r>
-              <w:t>63823</w:t>
-            </w:r>
-          </w:p>
-        </w:tc>
-        <w:tc>
-          <w:p>
-            <w:pPr>
-              <w:pStyle w:val="Normal"/>
-              <w:jc w:val="center"/>
-            </w:pPr>
-            <w:r>
-              <w:t>63823</w:t>
-            </w:r>
-          </w:p>
-        </w:tc>
-        <w:tc>
-          <w:p>
-            <w:pPr>
-              <w:pStyle w:val="Normal"/>
-              <w:jc w:val="center"/>
-            </w:pPr>
-            <w:r>
-              <w:t>63823</w:t>
-            </w:r>
-          </w:p>
-        </w:tc>
-        <w:tc>
-          <w:p>
-            <w:pPr>
-              <w:pStyle w:val="Normal"/>
-              <w:jc w:val="center"/>
-            </w:pPr>
-            <w:r>
-              <w:t>63823</w:t>
-            </w:r>
-          </w:p>
-        </w:tc>
-        <w:tc>
-          <w:p>
-            <w:pPr>
-              <w:pStyle w:val="Normal"/>
-              <w:jc w:val="center"/>
-            </w:pPr>
-            <w:r>
-              <w:t>63823</w:t>
-            </w:r>
-          </w:p>
-        </w:tc>
-        <w:tc>
-          <w:p>
-            <w:pPr>
-              <w:pStyle w:val="Normal"/>
-              <w:jc w:val="center"/>
-            </w:pPr>
-            <w:r>
-              <w:t>63823</w:t>
             </w:r>
           </w:p>
         </w:tc>
